--- a/视频/对照文本/16-文本.docx
+++ b/视频/对照文本/16-文本.docx
@@ -209,7 +209,7 @@
                 <w:color w:val="FBBF24"/>
                 <w:sz w:val="21"/>
               </w:rPr>
-              <w:t>特使</w:t>
+              <w:t>代表</w:t>
             </w:r>
             <w:r>
               <w:rPr>
@@ -247,7 +247,7 @@
                 <w:color w:val="AAC4B6"/>
                 <w:sz w:val="21"/>
               </w:rPr>
-              <w:t>聚到了一台</w:t>
+              <w:t>聚集在一台</w:t>
             </w:r>
             <w:r>
               <w:rPr>
@@ -265,7 +265,7 @@
                 <w:color w:val="38BDF8"/>
                 <w:sz w:val="21"/>
               </w:rPr>
-              <w:t>矮墩墩的</w:t>
+              <w:t>矮胖的</w:t>
             </w:r>
             <w:r>
               <w:rPr>
@@ -283,7 +283,7 @@
                 <w:color w:val="AAC4B6"/>
                 <w:sz w:val="21"/>
               </w:rPr>
-              <w:t>机器旁，</w:t>
+              <w:t>机器周围，</w:t>
             </w:r>
           </w:p>
         </w:tc>
@@ -417,7 +417,9 @@
           <w:color w:val="AAC4B6"/>
           <w:sz w:val="20"/>
         </w:rPr>
-        <w:t>（on a bench…：介词短语作后置定语，修饰 machine；gather round：围拢在……周围）</w:t>
+        <w:t>（on a bench…：介词短语作后置定语，修饰 machine；</w:t>
+        <w:br/>
+        <w:t>gather round：围拢在……周围）</w:t>
       </w:r>
     </w:p>
     <w:p>
@@ -536,7 +538,7 @@
                 <w:color w:val="AAC4B6"/>
                 <w:sz w:val="21"/>
               </w:rPr>
-              <w:t>在它那</w:t>
+              <w:t>在它</w:t>
             </w:r>
             <w:r>
               <w:rPr>
@@ -554,7 +556,7 @@
                 <w:color w:val="BEF264"/>
                 <w:sz w:val="21"/>
               </w:rPr>
-              <w:t>闪闪发亮的</w:t>
+              <w:t>闪闪发亮</w:t>
             </w:r>
             <w:r>
               <w:rPr>
@@ -766,7 +768,7 @@
                 <w:color w:val="5EEAD4"/>
                 <w:sz w:val="21"/>
               </w:rPr>
-              <w:t>巨大的</w:t>
+              <w:t>压碎般的</w:t>
             </w:r>
             <w:r>
               <w:rPr>
@@ -820,7 +822,7 @@
                 <w:color w:val="AAC4B6"/>
                 <w:sz w:val="21"/>
               </w:rPr>
-              <w:t>般的高温下相遇了，</w:t>
+              <w:t>般的高温下相遇，</w:t>
             </w:r>
           </w:p>
         </w:tc>
@@ -837,7 +839,9 @@
           <w:color w:val="AAC4B6"/>
           <w:sz w:val="20"/>
         </w:rPr>
-        <w:t>（at crushing pressure and furnace heat：介词短语作状语，说明相遇的条件；furnace heat：熔炉般的高温）</w:t>
+        <w:t>（at crushing pressure and furnace heat：介词短语作状语，</w:t>
+        <w:br/>
+        <w:t>说明相遇的条件；furnace heat：熔炉般的高温）</w:t>
       </w:r>
     </w:p>
     <w:tbl>
@@ -996,10 +1000,10 @@
               <w:rPr>
                 <w:rFonts w:ascii="Calibri" w:hAnsi="Calibri" w:eastAsia="微软雅黑"/>
                 <w:b/>
-                <w:color w:val="F472B6"/>
+                <w:color w:val="FBBF24"/>
                 <w:sz w:val="21"/>
               </w:rPr>
-              <w:t>合成氨</w:t>
+              <w:t>透明的</w:t>
             </w:r>
             <w:r>
               <w:rPr>
@@ -1013,38 +1017,20 @@
             <w:r>
               <w:rPr>
                 <w:rFonts w:ascii="Calibri" w:hAnsi="Calibri" w:eastAsia="微软雅黑"/>
+                <w:b/>
+                <w:color w:val="F472B6"/>
+                <w:sz w:val="21"/>
+              </w:rPr>
+              <w:t>氨</w:t>
+            </w:r>
+            <w:r>
+              <w:rPr>
+                <w:rFonts w:ascii="Calibri" w:hAnsi="Calibri" w:eastAsia="微软雅黑"/>
                 <w:b w:val="0"/>
                 <w:color w:val="AAC4B6"/>
                 <w:sz w:val="21"/>
               </w:rPr>
-              <w:t>凝成了</w:t>
-            </w:r>
-            <w:r>
-              <w:rPr>
-                <w:rFonts w:ascii="Calibri" w:hAnsi="Calibri" w:eastAsia="微软雅黑"/>
-                <w:b w:val="0"/>
-                <w:color w:val="AAC4B6"/>
-                <w:sz w:val="21"/>
-              </w:rPr>
-              <w:t xml:space="preserve"> </w:t>
-            </w:r>
-            <w:r>
-              <w:rPr>
-                <w:rFonts w:ascii="Calibri" w:hAnsi="Calibri" w:eastAsia="微软雅黑"/>
-                <w:b/>
-                <w:color w:val="FBBF24"/>
-                <w:sz w:val="21"/>
-              </w:rPr>
-              <w:t>透明的</w:t>
-            </w:r>
-            <w:r>
-              <w:rPr>
-                <w:rFonts w:ascii="Calibri" w:hAnsi="Calibri" w:eastAsia="微软雅黑"/>
-                <w:b w:val="0"/>
-                <w:color w:val="AAC4B6"/>
-                <w:sz w:val="21"/>
-              </w:rPr>
-              <w:t xml:space="preserve"> </w:t>
+              <w:t>（凝成的）</w:t>
             </w:r>
             <w:r>
               <w:rPr>
@@ -1053,16 +1039,7 @@
                 <w:color w:val="38BDF8"/>
                 <w:sz w:val="21"/>
               </w:rPr>
-              <w:t>液珠</w:t>
-            </w:r>
-            <w:r>
-              <w:rPr>
-                <w:rFonts w:ascii="Calibri" w:hAnsi="Calibri" w:eastAsia="微软雅黑"/>
-                <w:b w:val="0"/>
-                <w:color w:val="AAC4B6"/>
-                <w:sz w:val="21"/>
-              </w:rPr>
-              <w:t>，</w:t>
+              <w:t>液体小滴</w:t>
             </w:r>
           </w:p>
         </w:tc>
@@ -1445,11 +1422,38 @@
             <w:r>
               <w:rPr>
                 <w:rFonts w:ascii="Calibri" w:hAnsi="Calibri" w:eastAsia="微软雅黑"/>
+                <w:b/>
+                <w:color w:val="FBBF24"/>
+                <w:sz w:val="26"/>
+              </w:rPr>
+              <w:t>scaled</w:t>
+            </w:r>
+            <w:r>
+              <w:rPr>
+                <w:rFonts w:ascii="Calibri" w:hAnsi="Calibri" w:eastAsia="微软雅黑"/>
                 <w:b w:val="0"/>
                 <w:color w:val="F0F7F2"/>
                 <w:sz w:val="26"/>
               </w:rPr>
-              <w:t>scaled the method up,</w:t>
+              <w:t xml:space="preserve"> the method </w:t>
+            </w:r>
+            <w:r>
+              <w:rPr>
+                <w:rFonts w:ascii="Calibri" w:hAnsi="Calibri" w:eastAsia="微软雅黑"/>
+                <w:b/>
+                <w:color w:val="FBBF24"/>
+                <w:sz w:val="26"/>
+              </w:rPr>
+              <w:t>up</w:t>
+            </w:r>
+            <w:r>
+              <w:rPr>
+                <w:rFonts w:ascii="Calibri" w:hAnsi="Calibri" w:eastAsia="微软雅黑"/>
+                <w:b w:val="0"/>
+                <w:color w:val="F0F7F2"/>
+                <w:sz w:val="26"/>
+              </w:rPr>
+              <w:t>,</w:t>
             </w:r>
           </w:p>
         </w:tc>
@@ -1487,11 +1491,56 @@
             <w:r>
               <w:rPr>
                 <w:rFonts w:ascii="Calibri" w:hAnsi="Calibri" w:eastAsia="微软雅黑"/>
+                <w:b/>
+                <w:color w:val="FBBF24"/>
+                <w:sz w:val="21"/>
+              </w:rPr>
+              <w:t>扩大了</w:t>
+            </w:r>
+            <w:r>
+              <w:rPr>
+                <w:rFonts w:ascii="Calibri" w:hAnsi="Calibri" w:eastAsia="微软雅黑"/>
                 <w:b w:val="0"/>
                 <w:color w:val="AAC4B6"/>
                 <w:sz w:val="21"/>
               </w:rPr>
-              <w:t>把这一方法放大了，</w:t>
+              <w:t xml:space="preserve"> </w:t>
+            </w:r>
+            <w:r>
+              <w:rPr>
+                <w:rFonts w:ascii="Calibri" w:hAnsi="Calibri" w:eastAsia="微软雅黑"/>
+                <w:b w:val="0"/>
+                <w:color w:val="AAC4B6"/>
+                <w:sz w:val="21"/>
+              </w:rPr>
+              <w:t>该方法的</w:t>
+            </w:r>
+            <w:r>
+              <w:rPr>
+                <w:rFonts w:ascii="Calibri" w:hAnsi="Calibri" w:eastAsia="微软雅黑"/>
+                <w:b w:val="0"/>
+                <w:color w:val="AAC4B6"/>
+                <w:sz w:val="21"/>
+              </w:rPr>
+              <w:t xml:space="preserve"> </w:t>
+            </w:r>
+            <w:r>
+              <w:rPr>
+                <w:rFonts w:ascii="Calibri" w:hAnsi="Calibri" w:eastAsia="微软雅黑"/>
+                <w:b/>
+                <w:color w:val="FBBF24"/>
+                <w:sz w:val="21"/>
+              </w:rPr>
+              <w:t>规模</w:t>
+            </w:r>
+            <w:r>
+              <w:rPr>
+                <w:rFonts w:ascii="Calibri" w:hAnsi="Calibri" w:eastAsia="微软雅黑"/>
+                <w:b w:val="0"/>
+                <w:color w:val="AAC4B6"/>
+                <w:sz w:val="21"/>
+              </w:rPr>
+              <w:t>，</w:t>
             </w:r>
           </w:p>
         </w:tc>
@@ -1574,7 +1623,7 @@
               <w:rPr>
                 <w:rFonts w:ascii="Calibri" w:hAnsi="Calibri" w:eastAsia="微软雅黑"/>
                 <w:b/>
-                <w:color w:val="FBBF24"/>
+                <w:color w:val="F472B6"/>
                 <w:sz w:val="26"/>
               </w:rPr>
               <w:t>gigantic</w:t>
@@ -1603,7 +1652,7 @@
               <w:rPr>
                 <w:rFonts w:ascii="Calibri" w:hAnsi="Calibri" w:eastAsia="微软雅黑"/>
                 <w:b/>
-                <w:color w:val="38BDF8"/>
+                <w:color w:val="BEF264"/>
                 <w:sz w:val="26"/>
               </w:rPr>
               <w:t>mass-produced</w:t>
@@ -1637,7 +1686,7 @@
                 <w:color w:val="AAC4B6"/>
                 <w:sz w:val="21"/>
               </w:rPr>
-              <w:t>从1913年起，</w:t>
+              <w:t>自1913年起，</w:t>
             </w:r>
           </w:p>
         </w:tc>
@@ -1657,7 +1706,7 @@
                 <w:color w:val="AAC4B6"/>
                 <w:sz w:val="21"/>
               </w:rPr>
-              <w:t>奥保一座</w:t>
+              <w:t>奥保的一座</w:t>
             </w:r>
             <w:r>
               <w:rPr>
@@ -1672,7 +1721,7 @@
               <w:rPr>
                 <w:rFonts w:ascii="Calibri" w:hAnsi="Calibri" w:eastAsia="微软雅黑"/>
                 <w:b/>
-                <w:color w:val="FBBF24"/>
+                <w:color w:val="F472B6"/>
                 <w:sz w:val="21"/>
               </w:rPr>
               <w:t>庞大的</w:t>
@@ -1709,29 +1758,11 @@
             <w:r>
               <w:rPr>
                 <w:rFonts w:ascii="Calibri" w:hAnsi="Calibri" w:eastAsia="微软雅黑"/>
-                <w:b w:val="0"/>
-                <w:color w:val="AAC4B6"/>
+                <w:b/>
+                <w:color w:val="BEF264"/>
                 <w:sz w:val="21"/>
               </w:rPr>
-              <w:t>开始</w:t>
-            </w:r>
-            <w:r>
-              <w:rPr>
-                <w:rFonts w:ascii="Calibri" w:hAnsi="Calibri" w:eastAsia="微软雅黑"/>
-                <w:b w:val="0"/>
-                <w:color w:val="AAC4B6"/>
-                <w:sz w:val="21"/>
-              </w:rPr>
-              <w:t xml:space="preserve"> </w:t>
-            </w:r>
-            <w:r>
-              <w:rPr>
-                <w:rFonts w:ascii="Calibri" w:hAnsi="Calibri" w:eastAsia="微软雅黑"/>
-                <w:b/>
-                <w:color w:val="38BDF8"/>
-                <w:sz w:val="21"/>
-              </w:rPr>
-              <w:t>大规模生产</w:t>
+              <w:t>大批量生产</w:t>
             </w:r>
             <w:r>
               <w:rPr>
@@ -1776,14 +1807,16 @@
         </w:tblBorders>
       </w:tblPr>
       <w:tblGrid>
-        <w:gridCol w:w="3513"/>
-        <w:gridCol w:w="3513"/>
-        <w:gridCol w:w="3513"/>
+        <w:gridCol w:w="2108"/>
+        <w:gridCol w:w="2108"/>
+        <w:gridCol w:w="2108"/>
+        <w:gridCol w:w="2108"/>
+        <w:gridCol w:w="2108"/>
       </w:tblGrid>
       <w:tr>
         <w:tc>
           <w:tcPr>
-            <w:tcW w:type="dxa" w:w="3513"/>
+            <w:tcW w:type="dxa" w:w="2108"/>
           </w:tcPr>
           <w:p>
             <w:pPr>
@@ -1793,17 +1826,26 @@
             <w:r>
               <w:rPr>
                 <w:rFonts w:ascii="Calibri" w:hAnsi="Calibri" w:eastAsia="微软雅黑"/>
+                <w:b/>
+                <w:color w:val="C4B5FD"/>
+                <w:sz w:val="26"/>
+              </w:rPr>
+              <w:t>Hailed for</w:t>
+            </w:r>
+            <w:r>
+              <w:rPr>
+                <w:rFonts w:ascii="Calibri" w:hAnsi="Calibri" w:eastAsia="微软雅黑"/>
                 <w:b w:val="0"/>
                 <w:color w:val="F0F7F2"/>
                 <w:sz w:val="26"/>
               </w:rPr>
-              <w:t>Hailed for making bread from air,</w:t>
+              <w:t xml:space="preserve"> making bread from air,</w:t>
             </w:r>
           </w:p>
         </w:tc>
         <w:tc>
           <w:tcPr>
-            <w:tcW w:type="dxa" w:w="3513"/>
+            <w:tcW w:type="dxa" w:w="2108"/>
           </w:tcPr>
           <w:p>
             <w:pPr>
@@ -1823,7 +1865,7 @@
         </w:tc>
         <w:tc>
           <w:tcPr>
-            <w:tcW w:type="dxa" w:w="3513"/>
+            <w:tcW w:type="dxa" w:w="2108"/>
           </w:tcPr>
           <w:p>
             <w:pPr>
@@ -1837,17 +1879,39 @@
                 <w:color w:val="F0F7F2"/>
                 <w:sz w:val="26"/>
               </w:rPr>
-              <w:t xml:space="preserve">won the </w:t>
-            </w:r>
+              <w:t>won the</w:t>
+            </w:r>
+          </w:p>
+        </w:tc>
+        <w:tc>
+          <w:tcPr>
+            <w:tcW w:type="dxa" w:w="2108"/>
+          </w:tcPr>
+          <w:p>
+            <w:pPr>
+              <w:spacing w:after="0"/>
+              <w:jc w:val="center"/>
+            </w:pPr>
             <w:r>
               <w:rPr>
                 <w:rFonts w:ascii="Calibri" w:hAnsi="Calibri" w:eastAsia="微软雅黑"/>
                 <w:b/>
-                <w:color w:val="F472B6"/>
+                <w:color w:val="FB923C"/>
                 <w:sz w:val="26"/>
               </w:rPr>
               <w:t>coveted</w:t>
             </w:r>
+          </w:p>
+        </w:tc>
+        <w:tc>
+          <w:tcPr>
+            <w:tcW w:type="dxa" w:w="2108"/>
+          </w:tcPr>
+          <w:p>
+            <w:pPr>
+              <w:spacing w:after="0"/>
+              <w:jc w:val="center"/>
+            </w:pPr>
             <w:r>
               <w:rPr>
                 <w:rFonts w:ascii="Calibri" w:hAnsi="Calibri" w:eastAsia="微软雅黑"/>
@@ -1855,7 +1919,7 @@
                 <w:color w:val="F0F7F2"/>
                 <w:sz w:val="26"/>
               </w:rPr>
-              <w:t xml:space="preserve"> 1918 Nobel Prize.</w:t>
+              <w:t>1918 Nobel Prize.</w:t>
             </w:r>
           </w:p>
         </w:tc>
@@ -1863,7 +1927,7 @@
       <w:tr>
         <w:tc>
           <w:tcPr>
-            <w:tcW w:type="dxa" w:w="3513"/>
+            <w:tcW w:type="dxa" w:w="2108"/>
           </w:tcPr>
           <w:p>
             <w:pPr>
@@ -1873,17 +1937,53 @@
             <w:r>
               <w:rPr>
                 <w:rFonts w:ascii="Calibri" w:hAnsi="Calibri" w:eastAsia="微软雅黑"/>
+                <w:b/>
+                <w:color w:val="C4B5FD"/>
+                <w:sz w:val="21"/>
+              </w:rPr>
+              <w:t>因</w:t>
+            </w:r>
+            <w:r>
+              <w:rPr>
+                <w:rFonts w:ascii="Calibri" w:hAnsi="Calibri" w:eastAsia="微软雅黑"/>
                 <w:b w:val="0"/>
                 <w:color w:val="AAC4B6"/>
                 <w:sz w:val="21"/>
               </w:rPr>
-              <w:t>因从空气中造面包而受到了赞誉，</w:t>
+              <w:t>“从空气中造面包”而</w:t>
+            </w:r>
+            <w:r>
+              <w:rPr>
+                <w:rFonts w:ascii="Calibri" w:hAnsi="Calibri" w:eastAsia="微软雅黑"/>
+                <w:b w:val="0"/>
+                <w:color w:val="AAC4B6"/>
+                <w:sz w:val="21"/>
+              </w:rPr>
+              <w:t xml:space="preserve"> </w:t>
+            </w:r>
+            <w:r>
+              <w:rPr>
+                <w:rFonts w:ascii="Calibri" w:hAnsi="Calibri" w:eastAsia="微软雅黑"/>
+                <w:b/>
+                <w:color w:val="C4B5FD"/>
+                <w:sz w:val="21"/>
+              </w:rPr>
+              <w:t>广受赞誉</w:t>
+            </w:r>
+            <w:r>
+              <w:rPr>
+                <w:rFonts w:ascii="Calibri" w:hAnsi="Calibri" w:eastAsia="微软雅黑"/>
+                <w:b w:val="0"/>
+                <w:color w:val="AAC4B6"/>
+                <w:sz w:val="21"/>
+              </w:rPr>
+              <w:t>，</w:t>
             </w:r>
           </w:p>
         </w:tc>
         <w:tc>
           <w:tcPr>
-            <w:tcW w:type="dxa" w:w="3513"/>
+            <w:tcW w:type="dxa" w:w="2108"/>
           </w:tcPr>
           <w:p>
             <w:pPr>
@@ -1903,7 +2003,7 @@
         </w:tc>
         <w:tc>
           <w:tcPr>
-            <w:tcW w:type="dxa" w:w="3513"/>
+            <w:tcW w:type="dxa" w:w="2108"/>
           </w:tcPr>
           <w:p>
             <w:pPr>
@@ -1917,35 +2017,51 @@
                 <w:color w:val="AAC4B6"/>
                 <w:sz w:val="21"/>
               </w:rPr>
-              <w:t>获得了</w:t>
-            </w:r>
-            <w:r>
-              <w:rPr>
-                <w:rFonts w:ascii="Calibri" w:hAnsi="Calibri" w:eastAsia="微软雅黑"/>
-                <w:b w:val="0"/>
-                <w:color w:val="AAC4B6"/>
+              <w:t>赢得了</w:t>
+            </w:r>
+          </w:p>
+        </w:tc>
+        <w:tc>
+          <w:tcPr>
+            <w:tcW w:type="dxa" w:w="2108"/>
+          </w:tcPr>
+          <w:p>
+            <w:pPr>
+              <w:spacing w:after="0"/>
+              <w:jc w:val="center"/>
+            </w:pPr>
+            <w:r>
+              <w:rPr>
+                <w:rFonts w:ascii="Calibri" w:hAnsi="Calibri" w:eastAsia="微软雅黑"/>
+                <w:b/>
+                <w:color w:val="FB923C"/>
                 <w:sz w:val="21"/>
               </w:rPr>
-              <w:t xml:space="preserve"> </w:t>
+              <w:t>人人梦寐以求的</w:t>
+            </w:r>
+            <w:r>
+              <w:br/>
             </w:r>
             <w:r>
               <w:rPr>
                 <w:rFonts w:ascii="Calibri" w:hAnsi="Calibri" w:eastAsia="微软雅黑"/>
                 <w:b/>
-                <w:color w:val="F472B6"/>
+                <w:color w:val="FB923C"/>
                 <w:sz w:val="21"/>
               </w:rPr>
-              <w:t>令人艳羡的</w:t>
-            </w:r>
-            <w:r>
-              <w:rPr>
-                <w:rFonts w:ascii="Calibri" w:hAnsi="Calibri" w:eastAsia="微软雅黑"/>
-                <w:b w:val="0"/>
-                <w:color w:val="AAC4B6"/>
-                <w:sz w:val="21"/>
-              </w:rPr>
-              <w:t xml:space="preserve"> </w:t>
-            </w:r>
+              <w:t>令人垂涎的</w:t>
+            </w:r>
+          </w:p>
+        </w:tc>
+        <w:tc>
+          <w:tcPr>
+            <w:tcW w:type="dxa" w:w="2108"/>
+          </w:tcPr>
+          <w:p>
+            <w:pPr>
+              <w:spacing w:after="0"/>
+              <w:jc w:val="center"/>
+            </w:pPr>
             <w:r>
               <w:rPr>
                 <w:rFonts w:ascii="Calibri" w:hAnsi="Calibri" w:eastAsia="微软雅黑"/>
@@ -1970,7 +2086,9 @@
           <w:color w:val="AAC4B6"/>
           <w:sz w:val="20"/>
         </w:rPr>
-        <w:t>（Hailed for…：过去分词短语作状语，说明原因；hail sb for sth：因某事称赞某人）</w:t>
+        <w:t>（Hailed for…：过去分词短语作状语，说明原因；</w:t>
+        <w:br/>
+        <w:t>hail sb for sth：因某事称赞某人）</w:t>
       </w:r>
     </w:p>
     <w:p>
@@ -2011,7 +2129,7 @@
               <w:rPr>
                 <w:rFonts w:ascii="Calibri" w:hAnsi="Calibri" w:eastAsia="微软雅黑"/>
                 <w:b/>
-                <w:color w:val="BEF264"/>
+                <w:color w:val="5EEAD4"/>
                 <w:sz w:val="26"/>
               </w:rPr>
               <w:t>Ploughed into</w:t>
@@ -2029,7 +2147,7 @@
               <w:rPr>
                 <w:rFonts w:ascii="Calibri" w:hAnsi="Calibri" w:eastAsia="微软雅黑"/>
                 <w:b/>
-                <w:color w:val="C4B5FD"/>
+                <w:color w:val="FCA5A5"/>
                 <w:sz w:val="26"/>
               </w:rPr>
               <w:t>stony</w:t>
@@ -2047,7 +2165,7 @@
               <w:rPr>
                 <w:rFonts w:ascii="Calibri" w:hAnsi="Calibri" w:eastAsia="微软雅黑"/>
                 <w:b/>
-                <w:color w:val="FB923C"/>
+                <w:color w:val="FBBF24"/>
                 <w:sz w:val="26"/>
               </w:rPr>
               <w:t>soils</w:t>
@@ -2076,7 +2194,7 @@
               <w:rPr>
                 <w:rFonts w:ascii="Calibri" w:hAnsi="Calibri" w:eastAsia="微软雅黑"/>
                 <w:b/>
-                <w:color w:val="5EEAD4"/>
+                <w:color w:val="38BDF8"/>
                 <w:sz w:val="26"/>
               </w:rPr>
               <w:t>fertiliser</w:t>
@@ -2125,7 +2243,7 @@
               <w:rPr>
                 <w:rFonts w:ascii="Calibri" w:hAnsi="Calibri" w:eastAsia="微软雅黑"/>
                 <w:b/>
-                <w:color w:val="BEF264"/>
+                <w:color w:val="5EEAD4"/>
                 <w:sz w:val="21"/>
               </w:rPr>
               <w:t>翻耕进</w:t>
@@ -2143,7 +2261,7 @@
               <w:rPr>
                 <w:rFonts w:ascii="Calibri" w:hAnsi="Calibri" w:eastAsia="微软雅黑"/>
                 <w:b/>
-                <w:color w:val="C4B5FD"/>
+                <w:color w:val="FCA5A5"/>
                 <w:sz w:val="21"/>
               </w:rPr>
               <w:t>多石的</w:t>
@@ -2161,7 +2279,7 @@
               <w:rPr>
                 <w:rFonts w:ascii="Calibri" w:hAnsi="Calibri" w:eastAsia="微软雅黑"/>
                 <w:b/>
-                <w:color w:val="FB923C"/>
+                <w:color w:val="FBBF24"/>
                 <w:sz w:val="21"/>
               </w:rPr>
               <w:t>土壤</w:t>
@@ -2208,7 +2326,7 @@
               <w:rPr>
                 <w:rFonts w:ascii="Calibri" w:hAnsi="Calibri" w:eastAsia="微软雅黑"/>
                 <w:b/>
-                <w:color w:val="5EEAD4"/>
+                <w:color w:val="38BDF8"/>
                 <w:sz w:val="21"/>
               </w:rPr>
               <w:t>化肥</w:t>
@@ -2237,7 +2355,9 @@
           <w:color w:val="AAC4B6"/>
           <w:sz w:val="20"/>
         </w:rPr>
-        <w:t>（Ploughed into…：过去分词短语作状语，逻辑主语是 ammonia；plough A into B：把A翻耕进B）</w:t>
+        <w:t>（Ploughed into…：过去分词短语作状语，逻辑主语是 ammonia；</w:t>
+        <w:br/>
+        <w:t>plough A into B：把A翻耕进B）</w:t>
       </w:r>
     </w:p>
     <w:tbl>
@@ -2294,7 +2414,7 @@
               <w:rPr>
                 <w:rFonts w:ascii="Calibri" w:hAnsi="Calibri" w:eastAsia="微软雅黑"/>
                 <w:b/>
-                <w:color w:val="FCA5A5"/>
+                <w:color w:val="F472B6"/>
                 <w:sz w:val="26"/>
               </w:rPr>
               <w:t>wards off</w:t>
@@ -2312,7 +2432,7 @@
               <w:rPr>
                 <w:rFonts w:ascii="Calibri" w:hAnsi="Calibri" w:eastAsia="微软雅黑"/>
                 <w:b/>
-                <w:color w:val="FBBF24"/>
+                <w:color w:val="BEF264"/>
                 <w:sz w:val="26"/>
               </w:rPr>
               <w:t>famine</w:t>
@@ -2341,7 +2461,7 @@
               <w:rPr>
                 <w:rFonts w:ascii="Calibri" w:hAnsi="Calibri" w:eastAsia="微软雅黑"/>
                 <w:b/>
-                <w:color w:val="38BDF8"/>
+                <w:color w:val="C4B5FD"/>
                 <w:sz w:val="26"/>
               </w:rPr>
               <w:t>manure</w:t>
@@ -2359,7 +2479,7 @@
               <w:rPr>
                 <w:rFonts w:ascii="Calibri" w:hAnsi="Calibri" w:eastAsia="微软雅黑"/>
                 <w:b/>
-                <w:color w:val="F472B6"/>
+                <w:color w:val="FB923C"/>
                 <w:sz w:val="26"/>
               </w:rPr>
               <w:t>heap</w:t>
@@ -2410,7 +2530,7 @@
               <w:rPr>
                 <w:rFonts w:ascii="Calibri" w:hAnsi="Calibri" w:eastAsia="微软雅黑"/>
                 <w:b/>
-                <w:color w:val="FCA5A5"/>
+                <w:color w:val="F472B6"/>
                 <w:sz w:val="21"/>
               </w:rPr>
               <w:t>抵御</w:t>
@@ -2446,7 +2566,7 @@
               <w:rPr>
                 <w:rFonts w:ascii="Calibri" w:hAnsi="Calibri" w:eastAsia="微软雅黑"/>
                 <w:b/>
-                <w:color w:val="FBBF24"/>
+                <w:color w:val="BEF264"/>
                 <w:sz w:val="21"/>
               </w:rPr>
               <w:t>饥荒</w:t>
@@ -2493,7 +2613,7 @@
               <w:rPr>
                 <w:rFonts w:ascii="Calibri" w:hAnsi="Calibri" w:eastAsia="微软雅黑"/>
                 <w:b/>
-                <w:color w:val="38BDF8"/>
+                <w:color w:val="C4B5FD"/>
                 <w:sz w:val="21"/>
               </w:rPr>
               <w:t>粪肥</w:t>
@@ -2529,7 +2649,7 @@
               <w:rPr>
                 <w:rFonts w:ascii="Calibri" w:hAnsi="Calibri" w:eastAsia="微软雅黑"/>
                 <w:b/>
-                <w:color w:val="F472B6"/>
+                <w:color w:val="FB923C"/>
                 <w:sz w:val="21"/>
               </w:rPr>
               <w:t>肥堆</w:t>
@@ -2567,7 +2687,9 @@
           <w:color w:val="AAC4B6"/>
           <w:sz w:val="20"/>
         </w:rPr>
-        <w:t>（as no manure heap could：比较结构，没有哪个粪肥堆能像它这样；ward off：抵御，防止）</w:t>
+        <w:t>（as no manure heap could：比较结构，没有哪个粪肥堆能像它这样；</w:t>
+        <w:br/>
+        <w:t>ward off：抵御，防止）</w:t>
       </w:r>
     </w:p>
     <w:tbl>
@@ -2611,7 +2733,7 @@
               <w:rPr>
                 <w:rFonts w:ascii="Calibri" w:hAnsi="Calibri" w:eastAsia="微软雅黑"/>
                 <w:b/>
-                <w:color w:val="BEF264"/>
+                <w:color w:val="5EEAD4"/>
                 <w:sz w:val="26"/>
               </w:rPr>
               <w:t>abundance</w:t>
@@ -2660,7 +2782,7 @@
               <w:rPr>
                 <w:rFonts w:ascii="Calibri" w:hAnsi="Calibri" w:eastAsia="微软雅黑"/>
                 <w:b/>
-                <w:color w:val="BEF264"/>
+                <w:color w:val="5EEAD4"/>
                 <w:sz w:val="21"/>
               </w:rPr>
               <w:t>丰饶</w:t>
@@ -2780,7 +2902,7 @@
               <w:rPr>
                 <w:rFonts w:ascii="Calibri" w:hAnsi="Calibri" w:eastAsia="微软雅黑"/>
                 <w:b/>
-                <w:color w:val="C4B5FD"/>
+                <w:color w:val="FCA5A5"/>
                 <w:sz w:val="26"/>
               </w:rPr>
               <w:t>mankind</w:t>
@@ -2869,7 +2991,7 @@
               <w:rPr>
                 <w:rFonts w:ascii="Calibri" w:hAnsi="Calibri" w:eastAsia="微软雅黑"/>
                 <w:b/>
-                <w:color w:val="C4B5FD"/>
+                <w:color w:val="FCA5A5"/>
                 <w:sz w:val="21"/>
               </w:rPr>
               <w:t>人类</w:t>
@@ -2935,7 +3057,7 @@
               <w:rPr>
                 <w:rFonts w:ascii="Calibri" w:hAnsi="Calibri" w:eastAsia="微软雅黑"/>
                 <w:b/>
-                <w:color w:val="FB923C"/>
+                <w:color w:val="FBBF24"/>
                 <w:sz w:val="26"/>
               </w:rPr>
               <w:t>ambition</w:t>
@@ -2964,7 +3086,7 @@
               <w:rPr>
                 <w:rFonts w:ascii="Calibri" w:hAnsi="Calibri" w:eastAsia="微软雅黑"/>
                 <w:b/>
-                <w:color w:val="5EEAD4"/>
+                <w:color w:val="38BDF8"/>
                 <w:sz w:val="26"/>
               </w:rPr>
               <w:t>sinister</w:t>
@@ -3013,7 +3135,7 @@
               <w:rPr>
                 <w:rFonts w:ascii="Calibri" w:hAnsi="Calibri" w:eastAsia="微软雅黑"/>
                 <w:b/>
-                <w:color w:val="FB923C"/>
+                <w:color w:val="FBBF24"/>
                 <w:sz w:val="21"/>
               </w:rPr>
               <w:t>雄心</w:t>
@@ -3051,10 +3173,10 @@
               <w:rPr>
                 <w:rFonts w:ascii="Calibri" w:hAnsi="Calibri" w:eastAsia="微软雅黑"/>
                 <w:b/>
-                <w:color w:val="5EEAD4"/>
+                <w:color w:val="38BDF8"/>
                 <w:sz w:val="21"/>
               </w:rPr>
-              <w:t>阴暗的</w:t>
+              <w:t>险恶的/邪恶的</w:t>
             </w:r>
             <w:r>
               <w:rPr>
@@ -3078,6 +3200,22 @@
         </w:tc>
       </w:tr>
     </w:tbl>
+    <w:p>
+      <w:pPr>
+        <w:jc w:val="center"/>
+      </w:pPr>
+      <w:r>
+        <w:rPr>
+          <w:rFonts w:ascii="Calibri" w:hAnsi="Calibri" w:eastAsia="微软雅黑"/>
+          <w:b w:val="0"/>
+          <w:color w:val="AAC4B6"/>
+          <w:sz w:val="20"/>
+        </w:rPr>
+        <w:t>（@sinister 邪恶的、凶险的或不祥的，</w:t>
+        <w:br/>
+        <w:t>@sinister|形容人或动机时，常偏向“阴险、心怀恶意”。）</w:t>
+      </w:r>
+    </w:p>
     <w:p>
       <w:pPr>
         <w:spacing w:after="40"/>
@@ -3136,7 +3274,7 @@
               <w:rPr>
                 <w:rFonts w:ascii="Calibri" w:hAnsi="Calibri" w:eastAsia="微软雅黑"/>
                 <w:b/>
-                <w:color w:val="FCA5A5"/>
+                <w:color w:val="F472B6"/>
                 <w:sz w:val="26"/>
               </w:rPr>
               <w:t>stocked</w:t>
@@ -3154,7 +3292,7 @@
               <w:rPr>
                 <w:rFonts w:ascii="Calibri" w:hAnsi="Calibri" w:eastAsia="微软雅黑"/>
                 <w:b/>
-                <w:color w:val="FBBF24"/>
+                <w:color w:val="BEF264"/>
                 <w:sz w:val="26"/>
               </w:rPr>
               <w:t>arsenal</w:t>
@@ -3172,7 +3310,7 @@
               <w:rPr>
                 <w:rFonts w:ascii="Calibri" w:hAnsi="Calibri" w:eastAsia="微软雅黑"/>
                 <w:b/>
-                <w:color w:val="FCA5A5"/>
+                <w:color w:val="F472B6"/>
                 <w:sz w:val="26"/>
               </w:rPr>
               <w:t>with</w:t>
@@ -3190,7 +3328,7 @@
               <w:rPr>
                 <w:rFonts w:ascii="Calibri" w:hAnsi="Calibri" w:eastAsia="微软雅黑"/>
                 <w:b/>
-                <w:color w:val="F472B6"/>
+                <w:color w:val="FB923C"/>
                 <w:sz w:val="26"/>
               </w:rPr>
               <w:t>munitions</w:t>
@@ -3215,7 +3353,7 @@
                 <w:color w:val="AAC4B6"/>
                 <w:sz w:val="21"/>
               </w:rPr>
-              <w:t>合成氨</w:t>
+              <w:t>氨</w:t>
             </w:r>
           </w:p>
         </w:tc>
@@ -3232,7 +3370,7 @@
               <w:rPr>
                 <w:rFonts w:ascii="Calibri" w:hAnsi="Calibri" w:eastAsia="微软雅黑"/>
                 <w:b/>
-                <w:color w:val="FCA5A5"/>
+                <w:color w:val="F472B6"/>
                 <w:sz w:val="21"/>
               </w:rPr>
               <w:t>用</w:t>
@@ -3244,7 +3382,16 @@
                 <w:color w:val="AAC4B6"/>
                 <w:sz w:val="21"/>
               </w:rPr>
-              <w:t xml:space="preserve"> </w:t>
+              <w:t>（制造）</w:t>
+            </w:r>
+            <w:r>
+              <w:rPr>
+                <w:rFonts w:ascii="Calibri" w:hAnsi="Calibri" w:eastAsia="微软雅黑"/>
+                <w:b/>
+                <w:color w:val="FB923C"/>
+                <w:sz w:val="21"/>
+              </w:rPr>
+              <w:t>弹药</w:t>
             </w:r>
             <w:r>
               <w:rPr>
@@ -3253,7 +3400,7 @@
                 <w:color w:val="AAC4B6"/>
                 <w:sz w:val="21"/>
               </w:rPr>
-              <w:t>制造</w:t>
+              <w:t xml:space="preserve"> </w:t>
             </w:r>
             <w:r>
               <w:rPr>
@@ -3262,6 +3409,15 @@
                 <w:color w:val="AAC4B6"/>
                 <w:sz w:val="21"/>
               </w:rPr>
+              <w:t>所需的硝酸盐</w:t>
+            </w:r>
+            <w:r>
+              <w:rPr>
+                <w:rFonts w:ascii="Calibri" w:hAnsi="Calibri" w:eastAsia="微软雅黑"/>
+                <w:b w:val="0"/>
+                <w:color w:val="AAC4B6"/>
+                <w:sz w:val="21"/>
+              </w:rPr>
               <w:t xml:space="preserve"> </w:t>
             </w:r>
             <w:r>
@@ -3271,7 +3427,7 @@
                 <w:color w:val="F472B6"/>
                 <w:sz w:val="21"/>
               </w:rPr>
-              <w:t>弹药</w:t>
+              <w:t>充实了</w:t>
             </w:r>
             <w:r>
               <w:rPr>
@@ -3289,7 +3445,7 @@
                 <w:color w:val="AAC4B6"/>
                 <w:sz w:val="21"/>
               </w:rPr>
-              <w:t>所需的硝酸盐</w:t>
+              <w:t>德国的</w:t>
             </w:r>
             <w:r>
               <w:rPr>
@@ -3304,43 +3460,7 @@
               <w:rPr>
                 <w:rFonts w:ascii="Calibri" w:hAnsi="Calibri" w:eastAsia="微软雅黑"/>
                 <w:b/>
-                <w:color w:val="FCA5A5"/>
-                <w:sz w:val="21"/>
-              </w:rPr>
-              <w:t>充实了</w:t>
-            </w:r>
-            <w:r>
-              <w:rPr>
-                <w:rFonts w:ascii="Calibri" w:hAnsi="Calibri" w:eastAsia="微软雅黑"/>
-                <w:b w:val="0"/>
-                <w:color w:val="AAC4B6"/>
-                <w:sz w:val="21"/>
-              </w:rPr>
-              <w:t xml:space="preserve"> </w:t>
-            </w:r>
-            <w:r>
-              <w:rPr>
-                <w:rFonts w:ascii="Calibri" w:hAnsi="Calibri" w:eastAsia="微软雅黑"/>
-                <w:b w:val="0"/>
-                <w:color w:val="AAC4B6"/>
-                <w:sz w:val="21"/>
-              </w:rPr>
-              <w:t>德国的</w:t>
-            </w:r>
-            <w:r>
-              <w:rPr>
-                <w:rFonts w:ascii="Calibri" w:hAnsi="Calibri" w:eastAsia="微软雅黑"/>
-                <w:b w:val="0"/>
-                <w:color w:val="AAC4B6"/>
-                <w:sz w:val="21"/>
-              </w:rPr>
-              <w:t xml:space="preserve"> </w:t>
-            </w:r>
-            <w:r>
-              <w:rPr>
-                <w:rFonts w:ascii="Calibri" w:hAnsi="Calibri" w:eastAsia="微软雅黑"/>
-                <w:b/>
-                <w:color w:val="FBBF24"/>
+                <w:color w:val="BEF264"/>
                 <w:sz w:val="21"/>
               </w:rPr>
               <w:t>军火库</w:t>
@@ -3413,7 +3533,7 @@
               <w:rPr>
                 <w:rFonts w:ascii="Calibri" w:hAnsi="Calibri" w:eastAsia="微软雅黑"/>
                 <w:b/>
-                <w:color w:val="BEF264"/>
+                <w:color w:val="5EEAD4"/>
                 <w:sz w:val="26"/>
               </w:rPr>
               <w:t>blockade</w:t>
@@ -3447,7 +3567,7 @@
                 <w:color w:val="AAC4B6"/>
                 <w:sz w:val="21"/>
               </w:rPr>
-              <w:t>尽管有英国的</w:t>
+              <w:t>尽管有英国</w:t>
             </w:r>
             <w:r>
               <w:rPr>
@@ -3462,7 +3582,7 @@
               <w:rPr>
                 <w:rFonts w:ascii="Calibri" w:hAnsi="Calibri" w:eastAsia="微软雅黑"/>
                 <w:b/>
-                <w:color w:val="BEF264"/>
+                <w:color w:val="5EEAD4"/>
                 <w:sz w:val="21"/>
               </w:rPr>
               <w:t>封锁</w:t>
@@ -3533,7 +3653,7 @@
               <w:rPr>
                 <w:rFonts w:ascii="Calibri" w:hAnsi="Calibri" w:eastAsia="微软雅黑"/>
                 <w:b/>
-                <w:color w:val="C4B5FD"/>
+                <w:color w:val="FCA5A5"/>
                 <w:sz w:val="26"/>
               </w:rPr>
               <w:t>marshalled</w:t>
@@ -3567,7 +3687,7 @@
                 <w:color w:val="AAC4B6"/>
                 <w:sz w:val="21"/>
               </w:rPr>
-              <w:t>而哈伯上尉</w:t>
+              <w:t>而哈伯上尉则</w:t>
             </w:r>
           </w:p>
         </w:tc>
@@ -3584,10 +3704,10 @@
               <w:rPr>
                 <w:rFonts w:ascii="Calibri" w:hAnsi="Calibri" w:eastAsia="微软雅黑"/>
                 <w:b/>
-                <w:color w:val="C4B5FD"/>
+                <w:color w:val="FCA5A5"/>
                 <w:sz w:val="21"/>
               </w:rPr>
-              <w:t>统筹指挥了</w:t>
+              <w:t>组织调度了</w:t>
             </w:r>
             <w:r>
               <w:rPr>
@@ -3611,6 +3731,20 @@
         </w:tc>
       </w:tr>
     </w:tbl>
+    <w:p>
+      <w:pPr>
+        <w:jc w:val="center"/>
+      </w:pPr>
+      <w:r>
+        <w:rPr>
+          <w:rFonts w:ascii="Calibri" w:hAnsi="Calibri" w:eastAsia="微软雅黑"/>
+          <w:b w:val="0"/>
+          <w:color w:val="AAC4B6"/>
+          <w:sz w:val="20"/>
+        </w:rPr>
+        <w:t>（@marshal 为某个目标组织并调动人、力量、资源或论据）</w:t>
+      </w:r>
+    </w:p>
     <w:p>
       <w:pPr>
         <w:spacing w:after="40"/>
@@ -3732,7 +3866,7 @@
               <w:rPr>
                 <w:rFonts w:ascii="Calibri" w:hAnsi="Calibri" w:eastAsia="微软雅黑"/>
                 <w:b/>
-                <w:color w:val="FB923C"/>
+                <w:color w:val="FBBF24"/>
                 <w:sz w:val="26"/>
               </w:rPr>
               <w:t>vented</w:t>
@@ -3750,7 +3884,7 @@
               <w:rPr>
                 <w:rFonts w:ascii="Calibri" w:hAnsi="Calibri" w:eastAsia="微软雅黑"/>
                 <w:b/>
-                <w:color w:val="5EEAD4"/>
+                <w:color w:val="38BDF8"/>
                 <w:sz w:val="26"/>
               </w:rPr>
               <w:t>greenish</w:t>
@@ -3768,7 +3902,7 @@
               <w:rPr>
                 <w:rFonts w:ascii="Calibri" w:hAnsi="Calibri" w:eastAsia="微软雅黑"/>
                 <w:b/>
-                <w:color w:val="FCA5A5"/>
+                <w:color w:val="F472B6"/>
                 <w:sz w:val="26"/>
               </w:rPr>
               <w:t>poisonous</w:t>
@@ -3786,7 +3920,7 @@
               <w:rPr>
                 <w:rFonts w:ascii="Calibri" w:hAnsi="Calibri" w:eastAsia="微软雅黑"/>
                 <w:b/>
-                <w:color w:val="FBBF24"/>
+                <w:color w:val="BEF264"/>
                 <w:sz w:val="26"/>
               </w:rPr>
               <w:t>trenches</w:t>
@@ -3820,7 +3954,7 @@
                 <w:color w:val="AAC4B6"/>
                 <w:sz w:val="21"/>
               </w:rPr>
-              <w:t>德军</w:t>
+              <w:t>（德国）部队</w:t>
             </w:r>
           </w:p>
         </w:tc>
@@ -3840,7 +3974,7 @@
                 <w:color w:val="AAC4B6"/>
                 <w:sz w:val="21"/>
               </w:rPr>
-              <w:t>朝协约国的</w:t>
+              <w:t>朝协约国</w:t>
             </w:r>
             <w:r>
               <w:rPr>
@@ -3855,7 +3989,7 @@
               <w:rPr>
                 <w:rFonts w:ascii="Calibri" w:hAnsi="Calibri" w:eastAsia="微软雅黑"/>
                 <w:b/>
-                <w:color w:val="FBBF24"/>
+                <w:color w:val="BEF264"/>
                 <w:sz w:val="21"/>
               </w:rPr>
               <w:t>战壕</w:t>
@@ -3891,10 +4025,10 @@
               <w:rPr>
                 <w:rFonts w:ascii="Calibri" w:hAnsi="Calibri" w:eastAsia="微软雅黑"/>
                 <w:b/>
-                <w:color w:val="FB923C"/>
+                <w:color w:val="FBBF24"/>
                 <w:sz w:val="21"/>
               </w:rPr>
-              <w:t>释放了</w:t>
+              <w:t>排放了</w:t>
             </w:r>
             <w:r>
               <w:rPr>
@@ -3927,10 +4061,10 @@
               <w:rPr>
                 <w:rFonts w:ascii="Calibri" w:hAnsi="Calibri" w:eastAsia="微软雅黑"/>
                 <w:b/>
-                <w:color w:val="5EEAD4"/>
+                <w:color w:val="38BDF8"/>
                 <w:sz w:val="21"/>
               </w:rPr>
-              <w:t>黄绿色的</w:t>
+              <w:t>黄绿色</w:t>
             </w:r>
             <w:r>
               <w:rPr>
@@ -3945,7 +4079,7 @@
               <w:rPr>
                 <w:rFonts w:ascii="Calibri" w:hAnsi="Calibri" w:eastAsia="微软雅黑"/>
                 <w:b/>
-                <w:color w:val="FCA5A5"/>
+                <w:color w:val="F472B6"/>
                 <w:sz w:val="21"/>
               </w:rPr>
               <w:t>有毒的</w:t>
@@ -3966,7 +4100,7 @@
                 <w:color w:val="AAC4B6"/>
                 <w:sz w:val="21"/>
               </w:rPr>
-              <w:t>氯气，</w:t>
+              <w:t>氯气——</w:t>
             </w:r>
           </w:p>
         </w:tc>
@@ -4027,7 +4161,7 @@
               <w:rPr>
                 <w:rFonts w:ascii="Calibri" w:hAnsi="Calibri" w:eastAsia="微软雅黑"/>
                 <w:b/>
-                <w:color w:val="38BDF8"/>
+                <w:color w:val="C4B5FD"/>
                 <w:sz w:val="26"/>
               </w:rPr>
               <w:t>onslaught</w:t>
@@ -4061,7 +4195,7 @@
                 <w:color w:val="AAC4B6"/>
                 <w:sz w:val="21"/>
               </w:rPr>
-              <w:t>这是第一次大规模的毒气</w:t>
+              <w:t>首次大规模毒气</w:t>
             </w:r>
             <w:r>
               <w:rPr>
@@ -4076,10 +4210,10 @@
               <w:rPr>
                 <w:rFonts w:ascii="Calibri" w:hAnsi="Calibri" w:eastAsia="微软雅黑"/>
                 <w:b/>
-                <w:color w:val="38BDF8"/>
+                <w:color w:val="C4B5FD"/>
                 <w:sz w:val="21"/>
               </w:rPr>
-              <w:t>攻击</w:t>
+              <w:t>猛攻</w:t>
             </w:r>
             <w:r>
               <w:rPr>
@@ -4105,7 +4239,11 @@
           <w:color w:val="AAC4B6"/>
           <w:sz w:val="20"/>
         </w:rPr>
-        <w:t>（the first…：同位语，概括前面整件事）</w:t>
+        <w:t>（@onslaught 猛烈而持续的攻击，</w:t>
+        <w:br/>
+        <w:t>@onslaught|或大量事物接连不断地袭来。它既可以描述真实的军事进攻，</w:t>
+        <w:br/>
+        <w:t>@onslaught|也可以用于批评、问题、投诉等抽象事物）</w:t>
       </w:r>
     </w:p>
     <w:p>
@@ -4218,7 +4356,7 @@
               <w:rPr>
                 <w:rFonts w:ascii="Calibri" w:hAnsi="Calibri" w:eastAsia="微软雅黑"/>
                 <w:b/>
-                <w:color w:val="F472B6"/>
+                <w:color w:val="FB923C"/>
                 <w:sz w:val="26"/>
               </w:rPr>
               <w:t>doctoral</w:t>
@@ -4267,7 +4405,7 @@
               <w:rPr>
                 <w:rFonts w:ascii="Calibri" w:hAnsi="Calibri" w:eastAsia="微软雅黑"/>
                 <w:b/>
-                <w:color w:val="F472B6"/>
+                <w:color w:val="FB923C"/>
                 <w:sz w:val="21"/>
               </w:rPr>
               <w:t>博士</w:t>
@@ -4305,7 +4443,9 @@
           <w:color w:val="AAC4B6"/>
           <w:sz w:val="20"/>
         </w:rPr>
-        <w:t>（Germany's first woman…：同位语，说明克拉拉的身份）</w:t>
+        <w:t>（Germany's first woman…：同位语，</w:t>
+        <w:br/>
+        <w:t>说明克拉拉的身份）</w:t>
       </w:r>
     </w:p>
     <w:tbl>
@@ -4349,7 +4489,7 @@
               <w:rPr>
                 <w:rFonts w:ascii="Calibri" w:hAnsi="Calibri" w:eastAsia="微软雅黑"/>
                 <w:b/>
-                <w:color w:val="BEF264"/>
+                <w:color w:val="5EEAD4"/>
                 <w:sz w:val="26"/>
               </w:rPr>
               <w:t>objections to</w:t>
@@ -4383,7 +4523,7 @@
                 <w:color w:val="AAC4B6"/>
                 <w:sz w:val="21"/>
               </w:rPr>
-              <w:t>她</w:t>
+              <w:t>她曾</w:t>
             </w:r>
             <w:r>
               <w:rPr>
@@ -4398,7 +4538,7 @@
               <w:rPr>
                 <w:rFonts w:ascii="Calibri" w:hAnsi="Calibri" w:eastAsia="微软雅黑"/>
                 <w:b/>
-                <w:color w:val="BEF264"/>
+                <w:color w:val="5EEAD4"/>
                 <w:sz w:val="21"/>
               </w:rPr>
               <w:t>对</w:t>
@@ -4419,7 +4559,7 @@
                 <w:color w:val="AAC4B6"/>
                 <w:sz w:val="21"/>
               </w:rPr>
-              <w:t>他的工作提出过</w:t>
+              <w:t>他的工作表达了</w:t>
             </w:r>
             <w:r>
               <w:rPr>
@@ -4434,7 +4574,7 @@
               <w:rPr>
                 <w:rFonts w:ascii="Calibri" w:hAnsi="Calibri" w:eastAsia="微软雅黑"/>
                 <w:b/>
-                <w:color w:val="BEF264"/>
+                <w:color w:val="5EEAD4"/>
                 <w:sz w:val="21"/>
               </w:rPr>
               <w:t>反对</w:t>
@@ -4533,7 +4673,7 @@
               <w:rPr>
                 <w:rFonts w:ascii="Calibri" w:hAnsi="Calibri" w:eastAsia="微软雅黑"/>
                 <w:b/>
-                <w:color w:val="C4B5FD"/>
+                <w:color w:val="FCA5A5"/>
                 <w:sz w:val="26"/>
               </w:rPr>
               <w:t>festivities</w:t>
@@ -4587,7 +4727,7 @@
                 <w:color w:val="AAC4B6"/>
                 <w:sz w:val="21"/>
               </w:rPr>
-              <w:t>在为他举行的</w:t>
+              <w:t>在为他致敬的</w:t>
             </w:r>
             <w:r>
               <w:rPr>
@@ -4602,10 +4742,10 @@
               <w:rPr>
                 <w:rFonts w:ascii="Calibri" w:hAnsi="Calibri" w:eastAsia="微软雅黑"/>
                 <w:b/>
-                <w:color w:val="C4B5FD"/>
+                <w:color w:val="FCA5A5"/>
                 <w:sz w:val="21"/>
               </w:rPr>
-              <w:t>庆功活动</w:t>
+              <w:t>庆祝活动</w:t>
             </w:r>
             <w:r>
               <w:rPr>
@@ -4705,7 +4845,7 @@
               <w:rPr>
                 <w:rFonts w:ascii="Calibri" w:hAnsi="Calibri" w:eastAsia="微软雅黑"/>
                 <w:b/>
-                <w:color w:val="FB923C"/>
+                <w:color w:val="FBBF24"/>
                 <w:sz w:val="26"/>
               </w:rPr>
               <w:t>pistol</w:t>
@@ -4774,7 +4914,7 @@
               <w:rPr>
                 <w:rFonts w:ascii="Calibri" w:hAnsi="Calibri" w:eastAsia="微软雅黑"/>
                 <w:b/>
-                <w:color w:val="FB923C"/>
+                <w:color w:val="FBBF24"/>
                 <w:sz w:val="21"/>
               </w:rPr>
               <w:t>手枪</w:t>
@@ -4869,7 +5009,7 @@
               <w:rPr>
                 <w:rFonts w:ascii="Calibri" w:hAnsi="Calibri" w:eastAsia="微软雅黑"/>
                 <w:b/>
-                <w:color w:val="5EEAD4"/>
+                <w:color w:val="38BDF8"/>
                 <w:sz w:val="26"/>
               </w:rPr>
               <w:t>widower</w:t>
@@ -4949,7 +5089,7 @@
               <w:rPr>
                 <w:rFonts w:ascii="Calibri" w:hAnsi="Calibri" w:eastAsia="微软雅黑"/>
                 <w:b/>
-                <w:color w:val="5EEAD4"/>
+                <w:color w:val="38BDF8"/>
                 <w:sz w:val="21"/>
               </w:rPr>
               <w:t>丧妻之人</w:t>
@@ -5031,7 +5171,7 @@
               <w:rPr>
                 <w:rFonts w:ascii="Calibri" w:hAnsi="Calibri" w:eastAsia="微软雅黑"/>
                 <w:b/>
-                <w:color w:val="FCA5A5"/>
+                <w:color w:val="F472B6"/>
                 <w:sz w:val="26"/>
               </w:rPr>
               <w:t>Prestige</w:t>
@@ -5060,7 +5200,7 @@
               <w:rPr>
                 <w:rFonts w:ascii="Calibri" w:hAnsi="Calibri" w:eastAsia="微软雅黑"/>
                 <w:b/>
-                <w:color w:val="FBBF24"/>
+                <w:color w:val="BEF264"/>
                 <w:sz w:val="26"/>
               </w:rPr>
               <w:t>sanctuary</w:t>
@@ -5091,7 +5231,7 @@
               <w:rPr>
                 <w:rFonts w:ascii="Calibri" w:hAnsi="Calibri" w:eastAsia="微软雅黑"/>
                 <w:b/>
-                <w:color w:val="FCA5A5"/>
+                <w:color w:val="F472B6"/>
                 <w:sz w:val="21"/>
               </w:rPr>
               <w:t>声望</w:t>
@@ -5114,22 +5254,13 @@
                 <w:color w:val="AAC4B6"/>
                 <w:sz w:val="21"/>
               </w:rPr>
-              <w:t>没有给他带来</w:t>
-            </w:r>
-            <w:r>
-              <w:rPr>
-                <w:rFonts w:ascii="Calibri" w:hAnsi="Calibri" w:eastAsia="微软雅黑"/>
-                <w:b w:val="0"/>
-                <w:color w:val="AAC4B6"/>
-                <w:sz w:val="21"/>
-              </w:rPr>
-              <w:t xml:space="preserve"> </w:t>
+              <w:t>没有提供（给他）</w:t>
             </w:r>
             <w:r>
               <w:rPr>
                 <w:rFonts w:ascii="Calibri" w:hAnsi="Calibri" w:eastAsia="微软雅黑"/>
                 <w:b/>
-                <w:color w:val="FBBF24"/>
+                <w:color w:val="BEF264"/>
                 <w:sz w:val="21"/>
               </w:rPr>
               <w:t>庇护</w:t>
@@ -5297,55 +5428,10 @@
               <w:rPr>
                 <w:rFonts w:ascii="Calibri" w:hAnsi="Calibri" w:eastAsia="微软雅黑"/>
                 <w:b/>
-                <w:color w:val="38BDF8"/>
+                <w:color w:val="C4B5FD"/>
                 <w:sz w:val="26"/>
               </w:rPr>
               <w:t>outcast</w:t>
-            </w:r>
-            <w:r>
-              <w:rPr>
-                <w:rFonts w:ascii="Calibri" w:hAnsi="Calibri" w:eastAsia="微软雅黑"/>
-                <w:b w:val="0"/>
-                <w:color w:val="F0F7F2"/>
-                <w:sz w:val="26"/>
-              </w:rPr>
-              <w:t xml:space="preserve"> after Hitler's </w:t>
-            </w:r>
-            <w:r>
-              <w:rPr>
-                <w:rFonts w:ascii="Calibri" w:hAnsi="Calibri" w:eastAsia="微软雅黑"/>
-                <w:b/>
-                <w:color w:val="F472B6"/>
-                <w:sz w:val="26"/>
-              </w:rPr>
-              <w:t>regime</w:t>
-            </w:r>
-            <w:r>
-              <w:rPr>
-                <w:rFonts w:ascii="Calibri" w:hAnsi="Calibri" w:eastAsia="微软雅黑"/>
-                <w:b w:val="0"/>
-                <w:color w:val="F0F7F2"/>
-                <w:sz w:val="26"/>
-              </w:rPr>
-              <w:t xml:space="preserve"> </w:t>
-            </w:r>
-            <w:r>
-              <w:rPr>
-                <w:rFonts w:ascii="Calibri" w:hAnsi="Calibri" w:eastAsia="微软雅黑"/>
-                <w:b/>
-                <w:color w:val="BEF264"/>
-                <w:sz w:val="26"/>
-              </w:rPr>
-              <w:t>seized</w:t>
-            </w:r>
-            <w:r>
-              <w:rPr>
-                <w:rFonts w:ascii="Calibri" w:hAnsi="Calibri" w:eastAsia="微软雅黑"/>
-                <w:b w:val="0"/>
-                <w:color w:val="F0F7F2"/>
-                <w:sz w:val="26"/>
-              </w:rPr>
-              <w:t xml:space="preserve"> power,</w:t>
             </w:r>
           </w:p>
         </w:tc>
@@ -5367,7 +5453,7 @@
                 <w:color w:val="AAC4B6"/>
                 <w:sz w:val="21"/>
               </w:rPr>
-              <w:t>在希特勒</w:t>
+              <w:t>作为一个</w:t>
             </w:r>
             <w:r>
               <w:rPr>
@@ -5382,10 +5468,10 @@
               <w:rPr>
                 <w:rFonts w:ascii="Calibri" w:hAnsi="Calibri" w:eastAsia="微软雅黑"/>
                 <w:b/>
-                <w:color w:val="F472B6"/>
+                <w:color w:val="C4B5FD"/>
                 <w:sz w:val="21"/>
               </w:rPr>
-              <w:t>政权</w:t>
+              <w:t>被驱逐的人</w:t>
             </w:r>
             <w:r>
               <w:rPr>
@@ -5399,21 +5485,102 @@
             <w:r>
               <w:rPr>
                 <w:rFonts w:ascii="Calibri" w:hAnsi="Calibri" w:eastAsia="微软雅黑"/>
-                <w:b/>
-                <w:color w:val="BEF264"/>
-                <w:sz w:val="21"/>
-              </w:rPr>
-              <w:t>夺取了</w:t>
-            </w:r>
-            <w:r>
-              <w:rPr>
-                <w:rFonts w:ascii="Calibri" w:hAnsi="Calibri" w:eastAsia="微软雅黑"/>
                 <w:b w:val="0"/>
                 <w:color w:val="AAC4B6"/>
                 <w:sz w:val="21"/>
               </w:rPr>
-              <w:t xml:space="preserve"> </w:t>
-            </w:r>
+              <w:t>离开了德国，</w:t>
+            </w:r>
+          </w:p>
+        </w:tc>
+      </w:tr>
+    </w:tbl>
+    <w:tbl>
+      <w:tblPr>
+        <w:tblW w:type="auto" w:w="0"/>
+        <w:jc w:val="center"/>
+        <w:tblLayout w:type="autofit"/>
+        <w:tblLook w:firstColumn="1" w:firstRow="1" w:lastColumn="0" w:lastRow="0" w:noHBand="0" w:noVBand="1" w:val="04A0"/>
+        <w:tblBorders>
+          <w:top w:val="nil"/>
+          <w:left w:val="nil"/>
+          <w:bottom w:val="nil"/>
+          <w:right w:val="nil"/>
+          <w:insideH w:val="nil"/>
+          <w:insideV w:val="nil"/>
+        </w:tblBorders>
+      </w:tblPr>
+      <w:tblGrid>
+        <w:gridCol w:w="10540"/>
+      </w:tblGrid>
+      <w:tr>
+        <w:tc>
+          <w:tcPr>
+            <w:tcW w:type="dxa" w:w="10540"/>
+          </w:tcPr>
+          <w:p>
+            <w:pPr>
+              <w:spacing w:after="0"/>
+              <w:jc w:val="center"/>
+            </w:pPr>
+            <w:r>
+              <w:rPr>
+                <w:rFonts w:ascii="Calibri" w:hAnsi="Calibri" w:eastAsia="微软雅黑"/>
+                <w:b w:val="0"/>
+                <w:color w:val="F0F7F2"/>
+                <w:sz w:val="26"/>
+              </w:rPr>
+              <w:t xml:space="preserve">after Hitler's </w:t>
+            </w:r>
+            <w:r>
+              <w:rPr>
+                <w:rFonts w:ascii="Calibri" w:hAnsi="Calibri" w:eastAsia="微软雅黑"/>
+                <w:b/>
+                <w:color w:val="FB923C"/>
+                <w:sz w:val="26"/>
+              </w:rPr>
+              <w:t>regime</w:t>
+            </w:r>
+            <w:r>
+              <w:rPr>
+                <w:rFonts w:ascii="Calibri" w:hAnsi="Calibri" w:eastAsia="微软雅黑"/>
+                <w:b w:val="0"/>
+                <w:color w:val="F0F7F2"/>
+                <w:sz w:val="26"/>
+              </w:rPr>
+              <w:t xml:space="preserve"> </w:t>
+            </w:r>
+            <w:r>
+              <w:rPr>
+                <w:rFonts w:ascii="Calibri" w:hAnsi="Calibri" w:eastAsia="微软雅黑"/>
+                <w:b/>
+                <w:color w:val="5EEAD4"/>
+                <w:sz w:val="26"/>
+              </w:rPr>
+              <w:t>seized</w:t>
+            </w:r>
+            <w:r>
+              <w:rPr>
+                <w:rFonts w:ascii="Calibri" w:hAnsi="Calibri" w:eastAsia="微软雅黑"/>
+                <w:b w:val="0"/>
+                <w:color w:val="F0F7F2"/>
+                <w:sz w:val="26"/>
+              </w:rPr>
+              <w:t xml:space="preserve"> power,</w:t>
+            </w:r>
+          </w:p>
+        </w:tc>
+      </w:tr>
+      <w:tr>
+        <w:tc>
+          <w:tcPr>
+            <w:tcW w:type="dxa" w:w="10540"/>
+          </w:tcPr>
+          <w:p>
+            <w:pPr>
+              <w:spacing w:after="0"/>
+              <w:jc w:val="center"/>
+            </w:pPr>
             <w:r>
               <w:rPr>
                 <w:rFonts w:ascii="Calibri" w:hAnsi="Calibri" w:eastAsia="微软雅黑"/>
@@ -5421,7 +5588,7 @@
                 <w:color w:val="AAC4B6"/>
                 <w:sz w:val="21"/>
               </w:rPr>
-              <w:t>权力之后，作为一个</w:t>
+              <w:t>在希特勒</w:t>
             </w:r>
             <w:r>
               <w:rPr>
@@ -5436,10 +5603,10 @@
               <w:rPr>
                 <w:rFonts w:ascii="Calibri" w:hAnsi="Calibri" w:eastAsia="微软雅黑"/>
                 <w:b/>
-                <w:color w:val="38BDF8"/>
+                <w:color w:val="FB923C"/>
                 <w:sz w:val="21"/>
               </w:rPr>
-              <w:t>被放逐者</w:t>
+              <w:t>政权</w:t>
             </w:r>
             <w:r>
               <w:rPr>
@@ -5453,11 +5620,29 @@
             <w:r>
               <w:rPr>
                 <w:rFonts w:ascii="Calibri" w:hAnsi="Calibri" w:eastAsia="微软雅黑"/>
+                <w:b/>
+                <w:color w:val="5EEAD4"/>
+                <w:sz w:val="21"/>
+              </w:rPr>
+              <w:t>夺取了</w:t>
+            </w:r>
+            <w:r>
+              <w:rPr>
+                <w:rFonts w:ascii="Calibri" w:hAnsi="Calibri" w:eastAsia="微软雅黑"/>
                 <w:b w:val="0"/>
                 <w:color w:val="AAC4B6"/>
                 <w:sz w:val="21"/>
               </w:rPr>
-              <w:t>离开了德国，</w:t>
+              <w:t xml:space="preserve"> </w:t>
+            </w:r>
+            <w:r>
+              <w:rPr>
+                <w:rFonts w:ascii="Calibri" w:hAnsi="Calibri" w:eastAsia="微软雅黑"/>
+                <w:b w:val="0"/>
+                <w:color w:val="AAC4B6"/>
+                <w:sz w:val="21"/>
+              </w:rPr>
+              <w:t>权力之后，</w:t>
             </w:r>
           </w:p>
         </w:tc>
@@ -5474,7 +5659,9 @@
           <w:color w:val="AAC4B6"/>
           <w:sz w:val="20"/>
         </w:rPr>
-        <w:t>（an outcast：补充说明他离开时的身份；after…：时间状语从句）</w:t>
+        <w:t>（an outcast：补充说明他离开时的身份；</w:t>
+        <w:br/>
+        <w:t>after…：时间状语从句）</w:t>
       </w:r>
     </w:p>
     <w:tbl>
@@ -5551,7 +5738,9 @@
           <w:color w:val="AAC4B6"/>
           <w:sz w:val="20"/>
         </w:rPr>
-        <w:t>（dying…：现在分词短语作结果状语，补充说明后来的事）</w:t>
+        <w:t>（dying…：现在分词短语作结果状语，</w:t>
+        <w:br/>
+        <w:t>补充说明后来的事）</w:t>
       </w:r>
     </w:p>
     <w:p>
@@ -5601,7 +5790,7 @@
               <w:rPr>
                 <w:rFonts w:ascii="Calibri" w:hAnsi="Calibri" w:eastAsia="微软雅黑"/>
                 <w:b/>
-                <w:color w:val="C4B5FD"/>
+                <w:color w:val="FCA5A5"/>
                 <w:sz w:val="26"/>
               </w:rPr>
               <w:t>pesticide</w:t>
@@ -5670,7 +5859,7 @@
               <w:rPr>
                 <w:rFonts w:ascii="Calibri" w:hAnsi="Calibri" w:eastAsia="微软雅黑"/>
                 <w:b/>
-                <w:color w:val="C4B5FD"/>
+                <w:color w:val="FCA5A5"/>
                 <w:sz w:val="21"/>
               </w:rPr>
               <w:t>杀虫剂</w:t>
@@ -5764,7 +5953,7 @@
               <w:rPr>
                 <w:rFonts w:ascii="Calibri" w:hAnsi="Calibri" w:eastAsia="微软雅黑"/>
                 <w:b/>
-                <w:color w:val="FB923C"/>
+                <w:color w:val="FBBF24"/>
                 <w:sz w:val="26"/>
               </w:rPr>
               <w:t>variant</w:t>
@@ -5833,7 +6022,7 @@
               <w:rPr>
                 <w:rFonts w:ascii="Calibri" w:hAnsi="Calibri" w:eastAsia="微软雅黑"/>
                 <w:b/>
-                <w:color w:val="FB923C"/>
+                <w:color w:val="FBBF24"/>
                 <w:sz w:val="21"/>
               </w:rPr>
               <w:t>变体</w:t>
@@ -5954,7 +6143,9 @@
           <w:color w:val="AAC4B6"/>
           <w:sz w:val="20"/>
         </w:rPr>
-        <w:t>（where：非限制性定语从句，指在这些死亡营里；relatives of his：他的亲属）</w:t>
+        <w:t>（where：非限制性定语从句，指在这些死亡营里；</w:t>
+        <w:br/>
+        <w:t>relatives of his：他的亲属）</w:t>
       </w:r>
     </w:p>
     <w:p>
@@ -5999,7 +6190,43 @@
                 <w:color w:val="F0F7F2"/>
                 <w:sz w:val="26"/>
               </w:rPr>
-              <w:t>About half the nitrogen in our proteins and DNA</w:t>
+              <w:t xml:space="preserve">About half the </w:t>
+            </w:r>
+            <w:r>
+              <w:rPr>
+                <w:rFonts w:ascii="Calibri" w:hAnsi="Calibri" w:eastAsia="微软雅黑"/>
+                <w:b/>
+                <w:color w:val="38BDF8"/>
+                <w:sz w:val="26"/>
+              </w:rPr>
+              <w:t>nitrogen</w:t>
+            </w:r>
+            <w:r>
+              <w:rPr>
+                <w:rFonts w:ascii="Calibri" w:hAnsi="Calibri" w:eastAsia="微软雅黑"/>
+                <w:b w:val="0"/>
+                <w:color w:val="F0F7F2"/>
+                <w:sz w:val="26"/>
+              </w:rPr>
+              <w:t xml:space="preserve"> in our </w:t>
+            </w:r>
+            <w:r>
+              <w:rPr>
+                <w:rFonts w:ascii="Calibri" w:hAnsi="Calibri" w:eastAsia="微软雅黑"/>
+                <w:b/>
+                <w:color w:val="F472B6"/>
+                <w:sz w:val="26"/>
+              </w:rPr>
+              <w:t>proteins</w:t>
+            </w:r>
+            <w:r>
+              <w:rPr>
+                <w:rFonts w:ascii="Calibri" w:hAnsi="Calibri" w:eastAsia="微软雅黑"/>
+                <w:b w:val="0"/>
+                <w:color w:val="F0F7F2"/>
+                <w:sz w:val="26"/>
+              </w:rPr>
+              <w:t xml:space="preserve"> and DNA</w:t>
             </w:r>
           </w:p>
         </w:tc>
@@ -6019,7 +6246,25 @@
                 <w:color w:val="F0F7F2"/>
                 <w:sz w:val="26"/>
               </w:rPr>
-              <w:t>has passed through a Haber-Bosch factory,</w:t>
+              <w:t xml:space="preserve">has </w:t>
+            </w:r>
+            <w:r>
+              <w:rPr>
+                <w:rFonts w:ascii="Calibri" w:hAnsi="Calibri" w:eastAsia="微软雅黑"/>
+                <w:b/>
+                <w:color w:val="BEF264"/>
+                <w:sz w:val="26"/>
+              </w:rPr>
+              <w:t>passed through</w:t>
+            </w:r>
+            <w:r>
+              <w:rPr>
+                <w:rFonts w:ascii="Calibri" w:hAnsi="Calibri" w:eastAsia="微软雅黑"/>
+                <w:b w:val="0"/>
+                <w:color w:val="F0F7F2"/>
+                <w:sz w:val="26"/>
+              </w:rPr>
+              <w:t xml:space="preserve"> a Haber-Bosch factory,</w:t>
             </w:r>
           </w:p>
         </w:tc>
@@ -6041,7 +6286,70 @@
                 <w:color w:val="AAC4B6"/>
                 <w:sz w:val="21"/>
               </w:rPr>
-              <w:t>我们的蛋白质和DNA中约有一半的氮</w:t>
+              <w:t>我们</w:t>
+            </w:r>
+            <w:r>
+              <w:rPr>
+                <w:rFonts w:ascii="Calibri" w:hAnsi="Calibri" w:eastAsia="微软雅黑"/>
+                <w:b w:val="0"/>
+                <w:color w:val="AAC4B6"/>
+                <w:sz w:val="21"/>
+              </w:rPr>
+              <w:t xml:space="preserve"> </w:t>
+            </w:r>
+            <w:r>
+              <w:rPr>
+                <w:rFonts w:ascii="Calibri" w:hAnsi="Calibri" w:eastAsia="微软雅黑"/>
+                <w:b/>
+                <w:color w:val="F472B6"/>
+                <w:sz w:val="21"/>
+              </w:rPr>
+              <w:t>蛋白质</w:t>
+            </w:r>
+            <w:r>
+              <w:rPr>
+                <w:rFonts w:ascii="Calibri" w:hAnsi="Calibri" w:eastAsia="微软雅黑"/>
+                <w:b w:val="0"/>
+                <w:color w:val="AAC4B6"/>
+                <w:sz w:val="21"/>
+              </w:rPr>
+              <w:t xml:space="preserve"> </w:t>
+            </w:r>
+            <w:r>
+              <w:rPr>
+                <w:rFonts w:ascii="Calibri" w:hAnsi="Calibri" w:eastAsia="微软雅黑"/>
+                <w:b w:val="0"/>
+                <w:color w:val="AAC4B6"/>
+                <w:sz w:val="21"/>
+              </w:rPr>
+              <w:t>和DNA中约有一半的</w:t>
+            </w:r>
+            <w:r>
+              <w:rPr>
+                <w:rFonts w:ascii="Calibri" w:hAnsi="Calibri" w:eastAsia="微软雅黑"/>
+                <w:b w:val="0"/>
+                <w:color w:val="AAC4B6"/>
+                <w:sz w:val="21"/>
+              </w:rPr>
+              <w:t xml:space="preserve"> </w:t>
+            </w:r>
+            <w:r>
+              <w:rPr>
+                <w:rFonts w:ascii="Calibri" w:hAnsi="Calibri" w:eastAsia="微软雅黑"/>
+                <w:b/>
+                <w:color w:val="38BDF8"/>
+                <w:sz w:val="21"/>
+              </w:rPr>
+              <w:t>氮</w:t>
+            </w:r>
+            <w:r>
+              <w:rPr>
+                <w:rFonts w:ascii="Calibri" w:hAnsi="Calibri" w:eastAsia="微软雅黑"/>
+                <w:b w:val="0"/>
+                <w:color w:val="AAC4B6"/>
+                <w:sz w:val="21"/>
+              </w:rPr>
+              <w:t>，</w:t>
             </w:r>
           </w:p>
         </w:tc>
@@ -6061,7 +6369,43 @@
                 <w:color w:val="AAC4B6"/>
                 <w:sz w:val="21"/>
               </w:rPr>
-              <w:t>经过了哈伯-博施工厂，</w:t>
+              <w:t>都</w:t>
+            </w:r>
+            <w:r>
+              <w:rPr>
+                <w:rFonts w:ascii="Calibri" w:hAnsi="Calibri" w:eastAsia="微软雅黑"/>
+                <w:b w:val="0"/>
+                <w:color w:val="AAC4B6"/>
+                <w:sz w:val="21"/>
+              </w:rPr>
+              <w:t xml:space="preserve"> </w:t>
+            </w:r>
+            <w:r>
+              <w:rPr>
+                <w:rFonts w:ascii="Calibri" w:hAnsi="Calibri" w:eastAsia="微软雅黑"/>
+                <w:b/>
+                <w:color w:val="BEF264"/>
+                <w:sz w:val="21"/>
+              </w:rPr>
+              <w:t>经过了</w:t>
+            </w:r>
+            <w:r>
+              <w:rPr>
+                <w:rFonts w:ascii="Calibri" w:hAnsi="Calibri" w:eastAsia="微软雅黑"/>
+                <w:b w:val="0"/>
+                <w:color w:val="AAC4B6"/>
+                <w:sz w:val="21"/>
+              </w:rPr>
+              <w:t xml:space="preserve"> </w:t>
+            </w:r>
+            <w:r>
+              <w:rPr>
+                <w:rFonts w:ascii="Calibri" w:hAnsi="Calibri" w:eastAsia="微软雅黑"/>
+                <w:b w:val="0"/>
+                <w:color w:val="AAC4B6"/>
+                <w:sz w:val="21"/>
+              </w:rPr>
+              <w:t>哈伯-博施工厂；</w:t>
             </w:r>
           </w:p>
         </w:tc>
@@ -6180,7 +6524,7 @@
                 <w:color w:val="AAC4B6"/>
                 <w:sz w:val="21"/>
               </w:rPr>
-              <w:t>所以</w:t>
+              <w:t>因此，</w:t>
             </w:r>
           </w:p>
         </w:tc>
@@ -6220,7 +6564,7 @@
                 <w:color w:val="AAC4B6"/>
                 <w:sz w:val="21"/>
               </w:rPr>
-              <w:t>身上都带着一点哈伯的化学。</w:t>
+              <w:t>体内都携带着一点哈伯的化学。</w:t>
             </w:r>
           </w:p>
         </w:tc>

--- a/视频/对照文本/16-文本.docx
+++ b/视频/对照文本/16-文本.docx
@@ -5433,6 +5433,69 @@
               </w:rPr>
               <w:t>outcast</w:t>
             </w:r>
+            <w:r>
+              <w:rPr>
+                <w:rFonts w:ascii="Calibri" w:hAnsi="Calibri" w:eastAsia="微软雅黑"/>
+                <w:b w:val="0"/>
+                <w:color w:val="F0F7F2"/>
+                <w:sz w:val="26"/>
+              </w:rPr>
+              <w:t xml:space="preserve"> </w:t>
+            </w:r>
+            <w:r>
+              <w:rPr>
+                <w:rFonts w:ascii="Calibri" w:hAnsi="Calibri" w:eastAsia="微软雅黑"/>
+                <w:b w:val="0"/>
+                <w:color w:val="F0F7F2"/>
+                <w:sz w:val="26"/>
+              </w:rPr>
+              <w:br/>
+            </w:r>
+            <w:r>
+              <w:rPr>
+                <w:rFonts w:ascii="Calibri" w:hAnsi="Calibri" w:eastAsia="微软雅黑"/>
+                <w:b w:val="0"/>
+                <w:color w:val="F0F7F2"/>
+                <w:sz w:val="26"/>
+              </w:rPr>
+              <w:t xml:space="preserve">after Hitler's </w:t>
+            </w:r>
+            <w:r>
+              <w:rPr>
+                <w:rFonts w:ascii="Calibri" w:hAnsi="Calibri" w:eastAsia="微软雅黑"/>
+                <w:b/>
+                <w:color w:val="FB923C"/>
+                <w:sz w:val="26"/>
+              </w:rPr>
+              <w:t>regime</w:t>
+            </w:r>
+            <w:r>
+              <w:rPr>
+                <w:rFonts w:ascii="Calibri" w:hAnsi="Calibri" w:eastAsia="微软雅黑"/>
+                <w:b w:val="0"/>
+                <w:color w:val="F0F7F2"/>
+                <w:sz w:val="26"/>
+              </w:rPr>
+              <w:t xml:space="preserve"> </w:t>
+            </w:r>
+            <w:r>
+              <w:rPr>
+                <w:rFonts w:ascii="Calibri" w:hAnsi="Calibri" w:eastAsia="微软雅黑"/>
+                <w:b/>
+                <w:color w:val="5EEAD4"/>
+                <w:sz w:val="26"/>
+              </w:rPr>
+              <w:t>seized</w:t>
+            </w:r>
+            <w:r>
+              <w:rPr>
+                <w:rFonts w:ascii="Calibri" w:hAnsi="Calibri" w:eastAsia="微软雅黑"/>
+                <w:b w:val="0"/>
+                <w:color w:val="F0F7F2"/>
+                <w:sz w:val="26"/>
+              </w:rPr>
+              <w:t xml:space="preserve"> power,</w:t>
+            </w:r>
           </w:p>
         </w:tc>
       </w:tr>
@@ -5453,7 +5516,7 @@
                 <w:color w:val="AAC4B6"/>
                 <w:sz w:val="21"/>
               </w:rPr>
-              <w:t>作为一个</w:t>
+              <w:t>在希特勒</w:t>
             </w:r>
             <w:r>
               <w:rPr>
@@ -5468,10 +5531,10 @@
               <w:rPr>
                 <w:rFonts w:ascii="Calibri" w:hAnsi="Calibri" w:eastAsia="微软雅黑"/>
                 <w:b/>
-                <w:color w:val="C4B5FD"/>
+                <w:color w:val="FB923C"/>
                 <w:sz w:val="21"/>
               </w:rPr>
-              <w:t>被驱逐的人</w:t>
+              <w:t>政权</w:t>
             </w:r>
             <w:r>
               <w:rPr>
@@ -5485,102 +5548,21 @@
             <w:r>
               <w:rPr>
                 <w:rFonts w:ascii="Calibri" w:hAnsi="Calibri" w:eastAsia="微软雅黑"/>
+                <w:b/>
+                <w:color w:val="5EEAD4"/>
+                <w:sz w:val="21"/>
+              </w:rPr>
+              <w:t>夺取了</w:t>
+            </w:r>
+            <w:r>
+              <w:rPr>
+                <w:rFonts w:ascii="Calibri" w:hAnsi="Calibri" w:eastAsia="微软雅黑"/>
                 <w:b w:val="0"/>
                 <w:color w:val="AAC4B6"/>
                 <w:sz w:val="21"/>
               </w:rPr>
-              <w:t>离开了德国，</w:t>
-            </w:r>
-          </w:p>
-        </w:tc>
-      </w:tr>
-    </w:tbl>
-    <w:tbl>
-      <w:tblPr>
-        <w:tblW w:type="auto" w:w="0"/>
-        <w:jc w:val="center"/>
-        <w:tblLayout w:type="autofit"/>
-        <w:tblLook w:firstColumn="1" w:firstRow="1" w:lastColumn="0" w:lastRow="0" w:noHBand="0" w:noVBand="1" w:val="04A0"/>
-        <w:tblBorders>
-          <w:top w:val="nil"/>
-          <w:left w:val="nil"/>
-          <w:bottom w:val="nil"/>
-          <w:right w:val="nil"/>
-          <w:insideH w:val="nil"/>
-          <w:insideV w:val="nil"/>
-        </w:tblBorders>
-      </w:tblPr>
-      <w:tblGrid>
-        <w:gridCol w:w="10540"/>
-      </w:tblGrid>
-      <w:tr>
-        <w:tc>
-          <w:tcPr>
-            <w:tcW w:type="dxa" w:w="10540"/>
-          </w:tcPr>
-          <w:p>
-            <w:pPr>
-              <w:spacing w:after="0"/>
-              <w:jc w:val="center"/>
-            </w:pPr>
-            <w:r>
-              <w:rPr>
-                <w:rFonts w:ascii="Calibri" w:hAnsi="Calibri" w:eastAsia="微软雅黑"/>
-                <w:b w:val="0"/>
-                <w:color w:val="F0F7F2"/>
-                <w:sz w:val="26"/>
-              </w:rPr>
-              <w:t xml:space="preserve">after Hitler's </w:t>
-            </w:r>
-            <w:r>
-              <w:rPr>
-                <w:rFonts w:ascii="Calibri" w:hAnsi="Calibri" w:eastAsia="微软雅黑"/>
-                <w:b/>
-                <w:color w:val="FB923C"/>
-                <w:sz w:val="26"/>
-              </w:rPr>
-              <w:t>regime</w:t>
-            </w:r>
-            <w:r>
-              <w:rPr>
-                <w:rFonts w:ascii="Calibri" w:hAnsi="Calibri" w:eastAsia="微软雅黑"/>
-                <w:b w:val="0"/>
-                <w:color w:val="F0F7F2"/>
-                <w:sz w:val="26"/>
-              </w:rPr>
-              <w:t xml:space="preserve"> </w:t>
-            </w:r>
-            <w:r>
-              <w:rPr>
-                <w:rFonts w:ascii="Calibri" w:hAnsi="Calibri" w:eastAsia="微软雅黑"/>
-                <w:b/>
-                <w:color w:val="5EEAD4"/>
-                <w:sz w:val="26"/>
-              </w:rPr>
-              <w:t>seized</w:t>
-            </w:r>
-            <w:r>
-              <w:rPr>
-                <w:rFonts w:ascii="Calibri" w:hAnsi="Calibri" w:eastAsia="微软雅黑"/>
-                <w:b w:val="0"/>
-                <w:color w:val="F0F7F2"/>
-                <w:sz w:val="26"/>
-              </w:rPr>
-              <w:t xml:space="preserve"> power,</w:t>
-            </w:r>
-          </w:p>
-        </w:tc>
-      </w:tr>
-      <w:tr>
-        <w:tc>
-          <w:tcPr>
-            <w:tcW w:type="dxa" w:w="10540"/>
-          </w:tcPr>
-          <w:p>
-            <w:pPr>
-              <w:spacing w:after="0"/>
-              <w:jc w:val="center"/>
-            </w:pPr>
+              <w:t xml:space="preserve"> </w:t>
+            </w:r>
             <w:r>
               <w:rPr>
                 <w:rFonts w:ascii="Calibri" w:hAnsi="Calibri" w:eastAsia="微软雅黑"/>
@@ -5588,7 +5570,10 @@
                 <w:color w:val="AAC4B6"/>
                 <w:sz w:val="21"/>
               </w:rPr>
-              <w:t>在希特勒</w:t>
+              <w:t>权力之后，</w:t>
+            </w:r>
+            <w:r>
+              <w:br/>
             </w:r>
             <w:r>
               <w:rPr>
@@ -5597,16 +5582,7 @@
                 <w:color w:val="AAC4B6"/>
                 <w:sz w:val="21"/>
               </w:rPr>
-              <w:t xml:space="preserve"> </w:t>
-            </w:r>
-            <w:r>
-              <w:rPr>
-                <w:rFonts w:ascii="Calibri" w:hAnsi="Calibri" w:eastAsia="微软雅黑"/>
-                <w:b/>
-                <w:color w:val="FB923C"/>
-                <w:sz w:val="21"/>
-              </w:rPr>
-              <w:t>政权</w:t>
+              <w:t>作为一个</w:t>
             </w:r>
             <w:r>
               <w:rPr>
@@ -5621,10 +5597,10 @@
               <w:rPr>
                 <w:rFonts w:ascii="Calibri" w:hAnsi="Calibri" w:eastAsia="微软雅黑"/>
                 <w:b/>
-                <w:color w:val="5EEAD4"/>
+                <w:color w:val="C4B5FD"/>
                 <w:sz w:val="21"/>
               </w:rPr>
-              <w:t>夺取了</w:t>
+              <w:t>被驱逐的人</w:t>
             </w:r>
             <w:r>
               <w:rPr>
@@ -5642,7 +5618,7 @@
                 <w:color w:val="AAC4B6"/>
                 <w:sz w:val="21"/>
               </w:rPr>
-              <w:t>权力之后，</w:t>
+              <w:t>离开了德国，</w:t>
             </w:r>
           </w:p>
         </w:tc>

--- a/视频/对照文本/16-文本.docx
+++ b/视频/对照文本/16-文本.docx
@@ -3490,6 +3490,8 @@
           <w:sz w:val="20"/>
         </w:rPr>
         <w:t>（stock A with B：用B充实A；nitrates for munitions：制造弹药所需的硝酸盐）</w:t>
+        <w:br/>
+        <w:t>（氨能用来生产硝酸和硝酸盐，使德国的军火工业摆脱了对进口天然硝石的依赖。）</w:t>
       </w:r>
     </w:p>
     <w:tbl>

--- a/视频/对照文本/16-文本.docx
+++ b/视频/对照文本/16-文本.docx
@@ -61,14 +61,15 @@
         </w:tblBorders>
       </w:tblPr>
       <w:tblGrid>
-        <w:gridCol w:w="3513"/>
-        <w:gridCol w:w="3513"/>
-        <w:gridCol w:w="3513"/>
+        <w:gridCol w:w="2635"/>
+        <w:gridCol w:w="2635"/>
+        <w:gridCol w:w="2635"/>
+        <w:gridCol w:w="2635"/>
       </w:tblGrid>
       <w:tr>
         <w:tc>
           <w:tcPr>
-            <w:tcW w:type="dxa" w:w="3513"/>
+            <w:tcW w:type="dxa" w:w="2635"/>
           </w:tcPr>
           <w:p>
             <w:pPr>
@@ -88,7 +89,7 @@
         </w:tc>
         <w:tc>
           <w:tcPr>
-            <w:tcW w:type="dxa" w:w="3513"/>
+            <w:tcW w:type="dxa" w:w="2635"/>
           </w:tcPr>
           <w:p>
             <w:pPr>
@@ -117,7 +118,7 @@
         </w:tc>
         <w:tc>
           <w:tcPr>
-            <w:tcW w:type="dxa" w:w="3513"/>
+            <w:tcW w:type="dxa" w:w="2635"/>
           </w:tcPr>
           <w:p>
             <w:pPr>
@@ -131,7 +132,27 @@
                 <w:color w:val="F0F7F2"/>
                 <w:sz w:val="26"/>
               </w:rPr>
-              <w:t xml:space="preserve">gathered round a </w:t>
+              <w:t>gathered round</w:t>
+            </w:r>
+          </w:p>
+        </w:tc>
+        <w:tc>
+          <w:tcPr>
+            <w:tcW w:type="dxa" w:w="2635"/>
+          </w:tcPr>
+          <w:p>
+            <w:pPr>
+              <w:spacing w:after="0"/>
+              <w:jc w:val="center"/>
+            </w:pPr>
+            <w:r>
+              <w:rPr>
+                <w:rFonts w:ascii="Calibri" w:hAnsi="Calibri" w:eastAsia="微软雅黑"/>
+                <w:b w:val="0"/>
+                <w:color w:val="F0F7F2"/>
+                <w:sz w:val="26"/>
+              </w:rPr>
+              <w:t xml:space="preserve">a </w:t>
             </w:r>
             <w:r>
               <w:rPr>
@@ -157,7 +178,7 @@
       <w:tr>
         <w:tc>
           <w:tcPr>
-            <w:tcW w:type="dxa" w:w="3513"/>
+            <w:tcW w:type="dxa" w:w="2635"/>
           </w:tcPr>
           <w:p>
             <w:pPr>
@@ -177,7 +198,7 @@
         </w:tc>
         <w:tc>
           <w:tcPr>
-            <w:tcW w:type="dxa" w:w="3513"/>
+            <w:tcW w:type="dxa" w:w="2635"/>
           </w:tcPr>
           <w:p>
             <w:pPr>
@@ -233,7 +254,7 @@
         </w:tc>
         <w:tc>
           <w:tcPr>
-            <w:tcW w:type="dxa" w:w="3513"/>
+            <w:tcW w:type="dxa" w:w="2635"/>
           </w:tcPr>
           <w:p>
             <w:pPr>
@@ -247,7 +268,27 @@
                 <w:color w:val="AAC4B6"/>
                 <w:sz w:val="21"/>
               </w:rPr>
-              <w:t>聚集在一台</w:t>
+              <w:t>聚集在</w:t>
+            </w:r>
+          </w:p>
+        </w:tc>
+        <w:tc>
+          <w:tcPr>
+            <w:tcW w:type="dxa" w:w="2635"/>
+          </w:tcPr>
+          <w:p>
+            <w:pPr>
+              <w:spacing w:after="0"/>
+              <w:jc w:val="center"/>
+            </w:pPr>
+            <w:r>
+              <w:rPr>
+                <w:rFonts w:ascii="Calibri" w:hAnsi="Calibri" w:eastAsia="微软雅黑"/>
+                <w:b w:val="0"/>
+                <w:color w:val="AAC4B6"/>
+                <w:sz w:val="21"/>
+              </w:rPr>
+              <w:t>一台</w:t>
             </w:r>
             <w:r>
               <w:rPr>
@@ -443,12 +484,15 @@
         </w:tblBorders>
       </w:tblPr>
       <w:tblGrid>
-        <w:gridCol w:w="10540"/>
+        <w:gridCol w:w="2635"/>
+        <w:gridCol w:w="2635"/>
+        <w:gridCol w:w="2635"/>
+        <w:gridCol w:w="2635"/>
       </w:tblGrid>
       <w:tr>
         <w:tc>
           <w:tcPr>
-            <w:tcW w:type="dxa" w:w="10540"/>
+            <w:tcW w:type="dxa" w:w="2635"/>
           </w:tcPr>
           <w:p>
             <w:pPr>
@@ -462,8 +506,19 @@
                 <w:color w:val="F0F7F2"/>
                 <w:sz w:val="26"/>
               </w:rPr>
-              <w:t xml:space="preserve">Behind its </w:t>
-            </w:r>
+              <w:t>Behind its</w:t>
+            </w:r>
+          </w:p>
+        </w:tc>
+        <w:tc>
+          <w:tcPr>
+            <w:tcW w:type="dxa" w:w="2635"/>
+          </w:tcPr>
+          <w:p>
+            <w:pPr>
+              <w:spacing w:after="0"/>
+              <w:jc w:val="center"/>
+            </w:pPr>
             <w:r>
               <w:rPr>
                 <w:rFonts w:ascii="Calibri" w:hAnsi="Calibri" w:eastAsia="微软雅黑"/>
@@ -480,8 +535,19 @@
                 <w:color w:val="F0F7F2"/>
                 <w:sz w:val="26"/>
               </w:rPr>
-              <w:t xml:space="preserve">, </w:t>
-            </w:r>
+              <w:t>,</w:t>
+            </w:r>
+          </w:p>
+        </w:tc>
+        <w:tc>
+          <w:tcPr>
+            <w:tcW w:type="dxa" w:w="2635"/>
+          </w:tcPr>
+          <w:p>
+            <w:pPr>
+              <w:spacing w:after="0"/>
+              <w:jc w:val="center"/>
+            </w:pPr>
             <w:r>
               <w:rPr>
                 <w:rFonts w:ascii="Calibri" w:hAnsi="Calibri" w:eastAsia="微软雅黑"/>
@@ -491,15 +557,17 @@
               </w:rPr>
               <w:t>bolted</w:t>
             </w:r>
-            <w:r>
-              <w:rPr>
-                <w:rFonts w:ascii="Calibri" w:hAnsi="Calibri" w:eastAsia="微软雅黑"/>
-                <w:b w:val="0"/>
-                <w:color w:val="F0F7F2"/>
-                <w:sz w:val="26"/>
-              </w:rPr>
-              <w:t xml:space="preserve"> </w:t>
-            </w:r>
+          </w:p>
+        </w:tc>
+        <w:tc>
+          <w:tcPr>
+            <w:tcW w:type="dxa" w:w="2635"/>
+          </w:tcPr>
+          <w:p>
+            <w:pPr>
+              <w:spacing w:after="0"/>
+              <w:jc w:val="center"/>
+            </w:pPr>
             <w:r>
               <w:rPr>
                 <w:rFonts w:ascii="Calibri" w:hAnsi="Calibri" w:eastAsia="微软雅黑"/>
@@ -524,7 +592,7 @@
       <w:tr>
         <w:tc>
           <w:tcPr>
-            <w:tcW w:type="dxa" w:w="10540"/>
+            <w:tcW w:type="dxa" w:w="2635"/>
           </w:tcPr>
           <w:p>
             <w:pPr>
@@ -540,6 +608,26 @@
               </w:rPr>
               <w:t>在它</w:t>
             </w:r>
+          </w:p>
+        </w:tc>
+        <w:tc>
+          <w:tcPr>
+            <w:tcW w:type="dxa" w:w="2635"/>
+          </w:tcPr>
+          <w:p>
+            <w:pPr>
+              <w:spacing w:after="0"/>
+              <w:jc w:val="center"/>
+            </w:pPr>
+            <w:r>
+              <w:rPr>
+                <w:rFonts w:ascii="Calibri" w:hAnsi="Calibri" w:eastAsia="微软雅黑"/>
+                <w:b/>
+                <w:color w:val="BEF264"/>
+                <w:sz w:val="21"/>
+              </w:rPr>
+              <w:t>闪闪发亮</w:t>
+            </w:r>
             <w:r>
               <w:rPr>
                 <w:rFonts w:ascii="Calibri" w:hAnsi="Calibri" w:eastAsia="微软雅黑"/>
@@ -547,26 +635,19 @@
                 <w:color w:val="AAC4B6"/>
                 <w:sz w:val="21"/>
               </w:rPr>
-              <w:t xml:space="preserve"> </w:t>
-            </w:r>
-            <w:r>
-              <w:rPr>
-                <w:rFonts w:ascii="Calibri" w:hAnsi="Calibri" w:eastAsia="微软雅黑"/>
-                <w:b/>
-                <w:color w:val="BEF264"/>
-                <w:sz w:val="21"/>
-              </w:rPr>
-              <w:t>闪闪发亮</w:t>
-            </w:r>
-            <w:r>
-              <w:rPr>
-                <w:rFonts w:ascii="Calibri" w:hAnsi="Calibri" w:eastAsia="微软雅黑"/>
-                <w:b w:val="0"/>
-                <w:color w:val="AAC4B6"/>
-                <w:sz w:val="21"/>
-              </w:rPr>
               <w:t>、</w:t>
             </w:r>
+          </w:p>
+        </w:tc>
+        <w:tc>
+          <w:tcPr>
+            <w:tcW w:type="dxa" w:w="2635"/>
+          </w:tcPr>
+          <w:p>
+            <w:pPr>
+              <w:spacing w:after="0"/>
+              <w:jc w:val="center"/>
+            </w:pPr>
             <w:r>
               <w:rPr>
                 <w:rFonts w:ascii="Calibri" w:hAnsi="Calibri" w:eastAsia="微软雅黑"/>
@@ -576,15 +657,17 @@
               </w:rPr>
               <w:t>用螺栓紧固的</w:t>
             </w:r>
-            <w:r>
-              <w:rPr>
-                <w:rFonts w:ascii="Calibri" w:hAnsi="Calibri" w:eastAsia="微软雅黑"/>
-                <w:b w:val="0"/>
-                <w:color w:val="AAC4B6"/>
-                <w:sz w:val="21"/>
-              </w:rPr>
-              <w:t xml:space="preserve"> </w:t>
-            </w:r>
+          </w:p>
+        </w:tc>
+        <w:tc>
+          <w:tcPr>
+            <w:tcW w:type="dxa" w:w="2635"/>
+          </w:tcPr>
+          <w:p>
+            <w:pPr>
+              <w:spacing w:after="0"/>
+              <w:jc w:val="center"/>
+            </w:pPr>
             <w:r>
               <w:rPr>
                 <w:rFonts w:ascii="Calibri" w:hAnsi="Calibri" w:eastAsia="微软雅黑"/>
@@ -632,13 +715,14 @@
         </w:tblBorders>
       </w:tblPr>
       <w:tblGrid>
-        <w:gridCol w:w="5270"/>
-        <w:gridCol w:w="5270"/>
+        <w:gridCol w:w="3513"/>
+        <w:gridCol w:w="3513"/>
+        <w:gridCol w:w="3513"/>
       </w:tblGrid>
       <w:tr>
         <w:tc>
           <w:tcPr>
-            <w:tcW w:type="dxa" w:w="5270"/>
+            <w:tcW w:type="dxa" w:w="3513"/>
           </w:tcPr>
           <w:p>
             <w:pPr>
@@ -658,7 +742,7 @@
         </w:tc>
         <w:tc>
           <w:tcPr>
-            <w:tcW w:type="dxa" w:w="5270"/>
+            <w:tcW w:type="dxa" w:w="3513"/>
           </w:tcPr>
           <w:p>
             <w:pPr>
@@ -690,7 +774,27 @@
                 <w:color w:val="F0F7F2"/>
                 <w:sz w:val="26"/>
               </w:rPr>
-              <w:t xml:space="preserve"> pressure and </w:t>
+              <w:t xml:space="preserve"> pressure</w:t>
+            </w:r>
+          </w:p>
+        </w:tc>
+        <w:tc>
+          <w:tcPr>
+            <w:tcW w:type="dxa" w:w="3513"/>
+          </w:tcPr>
+          <w:p>
+            <w:pPr>
+              <w:spacing w:after="0"/>
+              <w:jc w:val="center"/>
+            </w:pPr>
+            <w:r>
+              <w:rPr>
+                <w:rFonts w:ascii="Calibri" w:hAnsi="Calibri" w:eastAsia="微软雅黑"/>
+                <w:b w:val="0"/>
+                <w:color w:val="F0F7F2"/>
+                <w:sz w:val="26"/>
+              </w:rPr>
+              <w:t xml:space="preserve">and </w:t>
             </w:r>
             <w:r>
               <w:rPr>
@@ -716,7 +820,7 @@
       <w:tr>
         <w:tc>
           <w:tcPr>
-            <w:tcW w:type="dxa" w:w="5270"/>
+            <w:tcW w:type="dxa" w:w="3513"/>
           </w:tcPr>
           <w:p>
             <w:pPr>
@@ -736,7 +840,7 @@
         </w:tc>
         <w:tc>
           <w:tcPr>
-            <w:tcW w:type="dxa" w:w="5270"/>
+            <w:tcW w:type="dxa" w:w="3513"/>
           </w:tcPr>
           <w:p>
             <w:pPr>
@@ -786,7 +890,27 @@
                 <w:color w:val="AAC4B6"/>
                 <w:sz w:val="21"/>
               </w:rPr>
-              <w:t>压力和</w:t>
+              <w:t>压力</w:t>
+            </w:r>
+          </w:p>
+        </w:tc>
+        <w:tc>
+          <w:tcPr>
+            <w:tcW w:type="dxa" w:w="3513"/>
+          </w:tcPr>
+          <w:p>
+            <w:pPr>
+              <w:spacing w:after="0"/>
+              <w:jc w:val="center"/>
+            </w:pPr>
+            <w:r>
+              <w:rPr>
+                <w:rFonts w:ascii="Calibri" w:hAnsi="Calibri" w:eastAsia="微软雅黑"/>
+                <w:b w:val="0"/>
+                <w:color w:val="AAC4B6"/>
+                <w:sz w:val="21"/>
+              </w:rPr>
+              <w:t>和</w:t>
             </w:r>
             <w:r>
               <w:rPr>
@@ -860,13 +984,15 @@
         </w:tblBorders>
       </w:tblPr>
       <w:tblGrid>
-        <w:gridCol w:w="5270"/>
-        <w:gridCol w:w="5270"/>
+        <w:gridCol w:w="2635"/>
+        <w:gridCol w:w="2635"/>
+        <w:gridCol w:w="2635"/>
+        <w:gridCol w:w="2635"/>
       </w:tblGrid>
       <w:tr>
         <w:tc>
           <w:tcPr>
-            <w:tcW w:type="dxa" w:w="5270"/>
+            <w:tcW w:type="dxa" w:w="2635"/>
           </w:tcPr>
           <w:p>
             <w:pPr>
@@ -891,47 +1017,11 @@
               </w:rPr>
               <w:t>transparent</w:t>
             </w:r>
-            <w:r>
-              <w:rPr>
-                <w:rFonts w:ascii="Calibri" w:hAnsi="Calibri" w:eastAsia="微软雅黑"/>
-                <w:b w:val="0"/>
-                <w:color w:val="F0F7F2"/>
-                <w:sz w:val="26"/>
-              </w:rPr>
-              <w:t xml:space="preserve"> </w:t>
-            </w:r>
-            <w:r>
-              <w:rPr>
-                <w:rFonts w:ascii="Calibri" w:hAnsi="Calibri" w:eastAsia="微软雅黑"/>
-                <w:b/>
-                <w:color w:val="38BDF8"/>
-                <w:sz w:val="26"/>
-              </w:rPr>
-              <w:t>beads</w:t>
-            </w:r>
-            <w:r>
-              <w:rPr>
-                <w:rFonts w:ascii="Calibri" w:hAnsi="Calibri" w:eastAsia="微软雅黑"/>
-                <w:b w:val="0"/>
-                <w:color w:val="F0F7F2"/>
-                <w:sz w:val="26"/>
-              </w:rPr>
-              <w:t xml:space="preserve"> of </w:t>
-            </w:r>
-            <w:r>
-              <w:rPr>
-                <w:rFonts w:ascii="Calibri" w:hAnsi="Calibri" w:eastAsia="微软雅黑"/>
-                <w:b/>
-                <w:color w:val="F472B6"/>
-                <w:sz w:val="26"/>
-              </w:rPr>
-              <w:t>ammonia</w:t>
-            </w:r>
           </w:p>
         </w:tc>
         <w:tc>
           <w:tcPr>
-            <w:tcW w:type="dxa" w:w="5270"/>
+            <w:tcW w:type="dxa" w:w="2635"/>
           </w:tcPr>
           <w:p>
             <w:pPr>
@@ -941,12 +1031,61 @@
             <w:r>
               <w:rPr>
                 <w:rFonts w:ascii="Calibri" w:hAnsi="Calibri" w:eastAsia="微软雅黑"/>
+                <w:b/>
+                <w:color w:val="38BDF8"/>
+                <w:sz w:val="26"/>
+              </w:rPr>
+              <w:t>beads</w:t>
+            </w:r>
+            <w:r>
+              <w:rPr>
+                <w:rFonts w:ascii="Calibri" w:hAnsi="Calibri" w:eastAsia="微软雅黑"/>
                 <w:b w:val="0"/>
                 <w:color w:val="F0F7F2"/>
                 <w:sz w:val="26"/>
               </w:rPr>
-              <w:t xml:space="preserve">began to </w:t>
-            </w:r>
+              <w:t xml:space="preserve"> of </w:t>
+            </w:r>
+            <w:r>
+              <w:rPr>
+                <w:rFonts w:ascii="Calibri" w:hAnsi="Calibri" w:eastAsia="微软雅黑"/>
+                <w:b/>
+                <w:color w:val="F472B6"/>
+                <w:sz w:val="26"/>
+              </w:rPr>
+              <w:t>ammonia</w:t>
+            </w:r>
+          </w:p>
+        </w:tc>
+        <w:tc>
+          <w:tcPr>
+            <w:tcW w:type="dxa" w:w="2635"/>
+          </w:tcPr>
+          <w:p>
+            <w:pPr>
+              <w:spacing w:after="0"/>
+              <w:jc w:val="center"/>
+            </w:pPr>
+            <w:r>
+              <w:rPr>
+                <w:rFonts w:ascii="Calibri" w:hAnsi="Calibri" w:eastAsia="微软雅黑"/>
+                <w:b w:val="0"/>
+                <w:color w:val="F0F7F2"/>
+                <w:sz w:val="26"/>
+              </w:rPr>
+              <w:t>began to</w:t>
+            </w:r>
+          </w:p>
+        </w:tc>
+        <w:tc>
+          <w:tcPr>
+            <w:tcW w:type="dxa" w:w="2635"/>
+          </w:tcPr>
+          <w:p>
+            <w:pPr>
+              <w:spacing w:after="0"/>
+              <w:jc w:val="center"/>
+            </w:pPr>
             <w:r>
               <w:rPr>
                 <w:rFonts w:ascii="Calibri" w:hAnsi="Calibri" w:eastAsia="微软雅黑"/>
@@ -989,7 +1128,7 @@
       <w:tr>
         <w:tc>
           <w:tcPr>
-            <w:tcW w:type="dxa" w:w="5270"/>
+            <w:tcW w:type="dxa" w:w="2635"/>
           </w:tcPr>
           <w:p>
             <w:pPr>
@@ -1005,47 +1144,11 @@
               </w:rPr>
               <w:t>透明的</w:t>
             </w:r>
-            <w:r>
-              <w:rPr>
-                <w:rFonts w:ascii="Calibri" w:hAnsi="Calibri" w:eastAsia="微软雅黑"/>
-                <w:b w:val="0"/>
-                <w:color w:val="AAC4B6"/>
-                <w:sz w:val="21"/>
-              </w:rPr>
-              <w:t xml:space="preserve"> </w:t>
-            </w:r>
-            <w:r>
-              <w:rPr>
-                <w:rFonts w:ascii="Calibri" w:hAnsi="Calibri" w:eastAsia="微软雅黑"/>
-                <w:b/>
-                <w:color w:val="F472B6"/>
-                <w:sz w:val="21"/>
-              </w:rPr>
-              <w:t>氨</w:t>
-            </w:r>
-            <w:r>
-              <w:rPr>
-                <w:rFonts w:ascii="Calibri" w:hAnsi="Calibri" w:eastAsia="微软雅黑"/>
-                <w:b w:val="0"/>
-                <w:color w:val="AAC4B6"/>
-                <w:sz w:val="21"/>
-              </w:rPr>
-              <w:t>（凝成的）</w:t>
-            </w:r>
-            <w:r>
-              <w:rPr>
-                <w:rFonts w:ascii="Calibri" w:hAnsi="Calibri" w:eastAsia="微软雅黑"/>
-                <w:b/>
-                <w:color w:val="38BDF8"/>
-                <w:sz w:val="21"/>
-              </w:rPr>
-              <w:t>液体小滴</w:t>
-            </w:r>
           </w:p>
         </w:tc>
         <w:tc>
           <w:tcPr>
-            <w:tcW w:type="dxa" w:w="5270"/>
+            <w:tcW w:type="dxa" w:w="2635"/>
           </w:tcPr>
           <w:p>
             <w:pPr>
@@ -1055,12 +1158,41 @@
             <w:r>
               <w:rPr>
                 <w:rFonts w:ascii="Calibri" w:hAnsi="Calibri" w:eastAsia="微软雅黑"/>
+                <w:b/>
+                <w:color w:val="F472B6"/>
+                <w:sz w:val="21"/>
+              </w:rPr>
+              <w:t>氨</w:t>
+            </w:r>
+            <w:r>
+              <w:rPr>
+                <w:rFonts w:ascii="Calibri" w:hAnsi="Calibri" w:eastAsia="微软雅黑"/>
                 <w:b w:val="0"/>
                 <w:color w:val="AAC4B6"/>
                 <w:sz w:val="21"/>
               </w:rPr>
-              <w:t>开始</w:t>
-            </w:r>
+              <w:t>（凝成的）</w:t>
+            </w:r>
+            <w:r>
+              <w:rPr>
+                <w:rFonts w:ascii="Calibri" w:hAnsi="Calibri" w:eastAsia="微软雅黑"/>
+                <w:b/>
+                <w:color w:val="38BDF8"/>
+                <w:sz w:val="21"/>
+              </w:rPr>
+              <w:t>液体小滴</w:t>
+            </w:r>
+          </w:p>
+        </w:tc>
+        <w:tc>
+          <w:tcPr>
+            <w:tcW w:type="dxa" w:w="2635"/>
+          </w:tcPr>
+          <w:p>
+            <w:pPr>
+              <w:spacing w:after="0"/>
+              <w:jc w:val="center"/>
+            </w:pPr>
             <w:r>
               <w:rPr>
                 <w:rFonts w:ascii="Calibri" w:hAnsi="Calibri" w:eastAsia="微软雅黑"/>
@@ -1068,8 +1200,19 @@
                 <w:color w:val="AAC4B6"/>
                 <w:sz w:val="21"/>
               </w:rPr>
-              <w:t xml:space="preserve"> </w:t>
-            </w:r>
+              <w:t>开始</w:t>
+            </w:r>
+          </w:p>
+        </w:tc>
+        <w:tc>
+          <w:tcPr>
+            <w:tcW w:type="dxa" w:w="2635"/>
+          </w:tcPr>
+          <w:p>
+            <w:pPr>
+              <w:spacing w:after="0"/>
+              <w:jc w:val="center"/>
+            </w:pPr>
             <w:r>
               <w:rPr>
                 <w:rFonts w:ascii="Calibri" w:hAnsi="Calibri" w:eastAsia="微软雅黑"/>
@@ -1386,13 +1529,14 @@
         </w:tblBorders>
       </w:tblPr>
       <w:tblGrid>
-        <w:gridCol w:w="5270"/>
-        <w:gridCol w:w="5270"/>
+        <w:gridCol w:w="3513"/>
+        <w:gridCol w:w="3513"/>
+        <w:gridCol w:w="3513"/>
       </w:tblGrid>
       <w:tr>
         <w:tc>
           <w:tcPr>
-            <w:tcW w:type="dxa" w:w="5270"/>
+            <w:tcW w:type="dxa" w:w="3513"/>
           </w:tcPr>
           <w:p>
             <w:pPr>
@@ -1412,7 +1556,7 @@
         </w:tc>
         <w:tc>
           <w:tcPr>
-            <w:tcW w:type="dxa" w:w="5270"/>
+            <w:tcW w:type="dxa" w:w="3513"/>
           </w:tcPr>
           <w:p>
             <w:pPr>
@@ -1428,6 +1572,17 @@
               </w:rPr>
               <w:t>scaled</w:t>
             </w:r>
+          </w:p>
+        </w:tc>
+        <w:tc>
+          <w:tcPr>
+            <w:tcW w:type="dxa" w:w="3513"/>
+          </w:tcPr>
+          <w:p>
+            <w:pPr>
+              <w:spacing w:after="0"/>
+              <w:jc w:val="center"/>
+            </w:pPr>
             <w:r>
               <w:rPr>
                 <w:rFonts w:ascii="Calibri" w:hAnsi="Calibri" w:eastAsia="微软雅黑"/>
@@ -1435,7 +1590,7 @@
                 <w:color w:val="F0F7F2"/>
                 <w:sz w:val="26"/>
               </w:rPr>
-              <w:t xml:space="preserve"> the method </w:t>
+              <w:t xml:space="preserve">the method </w:t>
             </w:r>
             <w:r>
               <w:rPr>
@@ -1461,7 +1616,7 @@
       <w:tr>
         <w:tc>
           <w:tcPr>
-            <w:tcW w:type="dxa" w:w="5270"/>
+            <w:tcW w:type="dxa" w:w="3513"/>
           </w:tcPr>
           <w:p>
             <w:pPr>
@@ -1481,7 +1636,7 @@
         </w:tc>
         <w:tc>
           <w:tcPr>
-            <w:tcW w:type="dxa" w:w="5270"/>
+            <w:tcW w:type="dxa" w:w="3513"/>
           </w:tcPr>
           <w:p>
             <w:pPr>
@@ -1497,15 +1652,17 @@
               </w:rPr>
               <w:t>扩大了</w:t>
             </w:r>
-            <w:r>
-              <w:rPr>
-                <w:rFonts w:ascii="Calibri" w:hAnsi="Calibri" w:eastAsia="微软雅黑"/>
-                <w:b w:val="0"/>
-                <w:color w:val="AAC4B6"/>
-                <w:sz w:val="21"/>
-              </w:rPr>
-              <w:t xml:space="preserve"> </w:t>
-            </w:r>
+          </w:p>
+        </w:tc>
+        <w:tc>
+          <w:tcPr>
+            <w:tcW w:type="dxa" w:w="3513"/>
+          </w:tcPr>
+          <w:p>
+            <w:pPr>
+              <w:spacing w:after="0"/>
+              <w:jc w:val="center"/>
+            </w:pPr>
             <w:r>
               <w:rPr>
                 <w:rFonts w:ascii="Calibri" w:hAnsi="Calibri" w:eastAsia="微软雅黑"/>
@@ -1576,14 +1733,15 @@
         </w:tblBorders>
       </w:tblPr>
       <w:tblGrid>
-        <w:gridCol w:w="3513"/>
-        <w:gridCol w:w="3513"/>
-        <w:gridCol w:w="3513"/>
+        <w:gridCol w:w="2635"/>
+        <w:gridCol w:w="2635"/>
+        <w:gridCol w:w="2635"/>
+        <w:gridCol w:w="2635"/>
       </w:tblGrid>
       <w:tr>
         <w:tc>
           <w:tcPr>
-            <w:tcW w:type="dxa" w:w="3513"/>
+            <w:tcW w:type="dxa" w:w="2635"/>
           </w:tcPr>
           <w:p>
             <w:pPr>
@@ -1603,7 +1761,7 @@
         </w:tc>
         <w:tc>
           <w:tcPr>
-            <w:tcW w:type="dxa" w:w="3513"/>
+            <w:tcW w:type="dxa" w:w="2635"/>
           </w:tcPr>
           <w:p>
             <w:pPr>
@@ -1641,7 +1799,7 @@
         </w:tc>
         <w:tc>
           <w:tcPr>
-            <w:tcW w:type="dxa" w:w="3513"/>
+            <w:tcW w:type="dxa" w:w="2635"/>
           </w:tcPr>
           <w:p>
             <w:pPr>
@@ -1657,6 +1815,17 @@
               </w:rPr>
               <w:t>mass-produced</w:t>
             </w:r>
+          </w:p>
+        </w:tc>
+        <w:tc>
+          <w:tcPr>
+            <w:tcW w:type="dxa" w:w="2635"/>
+          </w:tcPr>
+          <w:p>
+            <w:pPr>
+              <w:spacing w:after="0"/>
+              <w:jc w:val="center"/>
+            </w:pPr>
             <w:r>
               <w:rPr>
                 <w:rFonts w:ascii="Calibri" w:hAnsi="Calibri" w:eastAsia="微软雅黑"/>
@@ -1664,7 +1833,7 @@
                 <w:color w:val="F0F7F2"/>
                 <w:sz w:val="26"/>
               </w:rPr>
-              <w:t xml:space="preserve"> ammonia.</w:t>
+              <w:t>ammonia.</w:t>
             </w:r>
           </w:p>
         </w:tc>
@@ -1672,7 +1841,7 @@
       <w:tr>
         <w:tc>
           <w:tcPr>
-            <w:tcW w:type="dxa" w:w="3513"/>
+            <w:tcW w:type="dxa" w:w="2635"/>
           </w:tcPr>
           <w:p>
             <w:pPr>
@@ -1692,7 +1861,7 @@
         </w:tc>
         <w:tc>
           <w:tcPr>
-            <w:tcW w:type="dxa" w:w="3513"/>
+            <w:tcW w:type="dxa" w:w="2635"/>
           </w:tcPr>
           <w:p>
             <w:pPr>
@@ -1748,7 +1917,7 @@
         </w:tc>
         <w:tc>
           <w:tcPr>
-            <w:tcW w:type="dxa" w:w="3513"/>
+            <w:tcW w:type="dxa" w:w="2635"/>
           </w:tcPr>
           <w:p>
             <w:pPr>
@@ -1764,15 +1933,17 @@
               </w:rPr>
               <w:t>大批量生产</w:t>
             </w:r>
-            <w:r>
-              <w:rPr>
-                <w:rFonts w:ascii="Calibri" w:hAnsi="Calibri" w:eastAsia="微软雅黑"/>
-                <w:b w:val="0"/>
-                <w:color w:val="AAC4B6"/>
-                <w:sz w:val="21"/>
-              </w:rPr>
-              <w:t xml:space="preserve"> </w:t>
-            </w:r>
+          </w:p>
+        </w:tc>
+        <w:tc>
+          <w:tcPr>
+            <w:tcW w:type="dxa" w:w="2635"/>
+          </w:tcPr>
+          <w:p>
+            <w:pPr>
+              <w:spacing w:after="0"/>
+              <w:jc w:val="center"/>
+            </w:pPr>
             <w:r>
               <w:rPr>
                 <w:rFonts w:ascii="Calibri" w:hAnsi="Calibri" w:eastAsia="微软雅黑"/>
@@ -2112,13 +2283,14 @@
         </w:tblBorders>
       </w:tblPr>
       <w:tblGrid>
-        <w:gridCol w:w="5270"/>
-        <w:gridCol w:w="5270"/>
+        <w:gridCol w:w="3513"/>
+        <w:gridCol w:w="3513"/>
+        <w:gridCol w:w="3513"/>
       </w:tblGrid>
       <w:tr>
         <w:tc>
           <w:tcPr>
-            <w:tcW w:type="dxa" w:w="5270"/>
+            <w:tcW w:type="dxa" w:w="3513"/>
           </w:tcPr>
           <w:p>
             <w:pPr>
@@ -2134,47 +2306,11 @@
               </w:rPr>
               <w:t>Ploughed into</w:t>
             </w:r>
-            <w:r>
-              <w:rPr>
-                <w:rFonts w:ascii="Calibri" w:hAnsi="Calibri" w:eastAsia="微软雅黑"/>
-                <w:b w:val="0"/>
-                <w:color w:val="F0F7F2"/>
-                <w:sz w:val="26"/>
-              </w:rPr>
-              <w:t xml:space="preserve"> </w:t>
-            </w:r>
-            <w:r>
-              <w:rPr>
-                <w:rFonts w:ascii="Calibri" w:hAnsi="Calibri" w:eastAsia="微软雅黑"/>
-                <w:b/>
-                <w:color w:val="FCA5A5"/>
-                <w:sz w:val="26"/>
-              </w:rPr>
-              <w:t>stony</w:t>
-            </w:r>
-            <w:r>
-              <w:rPr>
-                <w:rFonts w:ascii="Calibri" w:hAnsi="Calibri" w:eastAsia="微软雅黑"/>
-                <w:b w:val="0"/>
-                <w:color w:val="F0F7F2"/>
-                <w:sz w:val="26"/>
-              </w:rPr>
-              <w:t xml:space="preserve"> </w:t>
-            </w:r>
-            <w:r>
-              <w:rPr>
-                <w:rFonts w:ascii="Calibri" w:hAnsi="Calibri" w:eastAsia="微软雅黑"/>
-                <w:b/>
-                <w:color w:val="FBBF24"/>
-                <w:sz w:val="26"/>
-              </w:rPr>
-              <w:t>soils</w:t>
-            </w:r>
           </w:p>
         </w:tc>
         <w:tc>
           <w:tcPr>
-            <w:tcW w:type="dxa" w:w="5270"/>
+            <w:tcW w:type="dxa" w:w="3513"/>
           </w:tcPr>
           <w:p>
             <w:pPr>
@@ -2184,6 +2320,44 @@
             <w:r>
               <w:rPr>
                 <w:rFonts w:ascii="Calibri" w:hAnsi="Calibri" w:eastAsia="微软雅黑"/>
+                <w:b/>
+                <w:color w:val="FCA5A5"/>
+                <w:sz w:val="26"/>
+              </w:rPr>
+              <w:t>stony</w:t>
+            </w:r>
+            <w:r>
+              <w:rPr>
+                <w:rFonts w:ascii="Calibri" w:hAnsi="Calibri" w:eastAsia="微软雅黑"/>
+                <w:b w:val="0"/>
+                <w:color w:val="F0F7F2"/>
+                <w:sz w:val="26"/>
+              </w:rPr>
+              <w:t xml:space="preserve"> </w:t>
+            </w:r>
+            <w:r>
+              <w:rPr>
+                <w:rFonts w:ascii="Calibri" w:hAnsi="Calibri" w:eastAsia="微软雅黑"/>
+                <w:b/>
+                <w:color w:val="FBBF24"/>
+                <w:sz w:val="26"/>
+              </w:rPr>
+              <w:t>soils</w:t>
+            </w:r>
+          </w:p>
+        </w:tc>
+        <w:tc>
+          <w:tcPr>
+            <w:tcW w:type="dxa" w:w="3513"/>
+          </w:tcPr>
+          <w:p>
+            <w:pPr>
+              <w:spacing w:after="0"/>
+              <w:jc w:val="center"/>
+            </w:pPr>
+            <w:r>
+              <w:rPr>
+                <w:rFonts w:ascii="Calibri" w:hAnsi="Calibri" w:eastAsia="微软雅黑"/>
                 <w:b w:val="0"/>
                 <w:color w:val="F0F7F2"/>
                 <w:sz w:val="26"/>
@@ -2214,7 +2388,7 @@
       <w:tr>
         <w:tc>
           <w:tcPr>
-            <w:tcW w:type="dxa" w:w="5270"/>
+            <w:tcW w:type="dxa" w:w="3513"/>
           </w:tcPr>
           <w:p>
             <w:pPr>
@@ -2248,56 +2422,58 @@
               </w:rPr>
               <w:t>翻耕进</w:t>
             </w:r>
-            <w:r>
-              <w:rPr>
-                <w:rFonts w:ascii="Calibri" w:hAnsi="Calibri" w:eastAsia="微软雅黑"/>
-                <w:b w:val="0"/>
-                <w:color w:val="AAC4B6"/>
-                <w:sz w:val="21"/>
-              </w:rPr>
-              <w:t xml:space="preserve"> </w:t>
-            </w:r>
-            <w:r>
-              <w:rPr>
-                <w:rFonts w:ascii="Calibri" w:hAnsi="Calibri" w:eastAsia="微软雅黑"/>
-                <w:b/>
-                <w:color w:val="FCA5A5"/>
-                <w:sz w:val="21"/>
-              </w:rPr>
-              <w:t>多石的</w:t>
-            </w:r>
-            <w:r>
-              <w:rPr>
-                <w:rFonts w:ascii="Calibri" w:hAnsi="Calibri" w:eastAsia="微软雅黑"/>
-                <w:b w:val="0"/>
-                <w:color w:val="AAC4B6"/>
-                <w:sz w:val="21"/>
-              </w:rPr>
-              <w:t xml:space="preserve"> </w:t>
-            </w:r>
-            <w:r>
-              <w:rPr>
-                <w:rFonts w:ascii="Calibri" w:hAnsi="Calibri" w:eastAsia="微软雅黑"/>
-                <w:b/>
-                <w:color w:val="FBBF24"/>
-                <w:sz w:val="21"/>
-              </w:rPr>
-              <w:t>土壤</w:t>
-            </w:r>
-            <w:r>
-              <w:rPr>
-                <w:rFonts w:ascii="Calibri" w:hAnsi="Calibri" w:eastAsia="微软雅黑"/>
-                <w:b w:val="0"/>
-                <w:color w:val="AAC4B6"/>
-                <w:sz w:val="21"/>
-              </w:rPr>
-              <w:t>，</w:t>
-            </w:r>
           </w:p>
         </w:tc>
         <w:tc>
           <w:tcPr>
-            <w:tcW w:type="dxa" w:w="5270"/>
+            <w:tcW w:type="dxa" w:w="3513"/>
+          </w:tcPr>
+          <w:p>
+            <w:pPr>
+              <w:spacing w:after="0"/>
+              <w:jc w:val="center"/>
+            </w:pPr>
+            <w:r>
+              <w:rPr>
+                <w:rFonts w:ascii="Calibri" w:hAnsi="Calibri" w:eastAsia="微软雅黑"/>
+                <w:b/>
+                <w:color w:val="FCA5A5"/>
+                <w:sz w:val="21"/>
+              </w:rPr>
+              <w:t>多石的</w:t>
+            </w:r>
+            <w:r>
+              <w:rPr>
+                <w:rFonts w:ascii="Calibri" w:hAnsi="Calibri" w:eastAsia="微软雅黑"/>
+                <w:b w:val="0"/>
+                <w:color w:val="AAC4B6"/>
+                <w:sz w:val="21"/>
+              </w:rPr>
+              <w:t xml:space="preserve"> </w:t>
+            </w:r>
+            <w:r>
+              <w:rPr>
+                <w:rFonts w:ascii="Calibri" w:hAnsi="Calibri" w:eastAsia="微软雅黑"/>
+                <w:b/>
+                <w:color w:val="FBBF24"/>
+                <w:sz w:val="21"/>
+              </w:rPr>
+              <w:t>土壤</w:t>
+            </w:r>
+            <w:r>
+              <w:rPr>
+                <w:rFonts w:ascii="Calibri" w:hAnsi="Calibri" w:eastAsia="微软雅黑"/>
+                <w:b w:val="0"/>
+                <w:color w:val="AAC4B6"/>
+                <w:sz w:val="21"/>
+              </w:rPr>
+              <w:t>，</w:t>
+            </w:r>
+          </w:p>
+        </w:tc>
+        <w:tc>
+          <w:tcPr>
+            <w:tcW w:type="dxa" w:w="3513"/>
           </w:tcPr>
           <w:p>
             <w:pPr>
@@ -2355,7 +2531,9 @@
           <w:color w:val="AAC4B6"/>
           <w:sz w:val="20"/>
         </w:rPr>
-        <w:t>（Ploughed into…：过去分词短语作状语，逻辑主语是 ammonia；</w:t>
+        <w:t>（Ploughed into…：过去分词短语作状语，</w:t>
+        <w:br/>
+        <w:t>逻辑主语是 ammonia；</w:t>
         <w:br/>
         <w:t>plough A into B：把A翻耕进B）</w:t>
       </w:r>
@@ -2376,14 +2554,17 @@
         </w:tblBorders>
       </w:tblPr>
       <w:tblGrid>
-        <w:gridCol w:w="3513"/>
-        <w:gridCol w:w="3513"/>
-        <w:gridCol w:w="3513"/>
+        <w:gridCol w:w="1757"/>
+        <w:gridCol w:w="1757"/>
+        <w:gridCol w:w="1757"/>
+        <w:gridCol w:w="1757"/>
+        <w:gridCol w:w="1757"/>
+        <w:gridCol w:w="1757"/>
       </w:tblGrid>
       <w:tr>
         <w:tc>
           <w:tcPr>
-            <w:tcW w:type="dxa" w:w="3513"/>
+            <w:tcW w:type="dxa" w:w="1757"/>
           </w:tcPr>
           <w:p>
             <w:pPr>
@@ -2403,7 +2584,7 @@
         </w:tc>
         <w:tc>
           <w:tcPr>
-            <w:tcW w:type="dxa" w:w="3513"/>
+            <w:tcW w:type="dxa" w:w="1757"/>
           </w:tcPr>
           <w:p>
             <w:pPr>
@@ -2419,29 +2600,11 @@
               </w:rPr>
               <w:t>wards off</w:t>
             </w:r>
-            <w:r>
-              <w:rPr>
-                <w:rFonts w:ascii="Calibri" w:hAnsi="Calibri" w:eastAsia="微软雅黑"/>
-                <w:b w:val="0"/>
-                <w:color w:val="F0F7F2"/>
-                <w:sz w:val="26"/>
-              </w:rPr>
-              <w:t xml:space="preserve"> </w:t>
-            </w:r>
-            <w:r>
-              <w:rPr>
-                <w:rFonts w:ascii="Calibri" w:hAnsi="Calibri" w:eastAsia="微软雅黑"/>
-                <w:b/>
-                <w:color w:val="BEF264"/>
-                <w:sz w:val="26"/>
-              </w:rPr>
-              <w:t>famine</w:t>
-            </w:r>
           </w:p>
         </w:tc>
         <w:tc>
           <w:tcPr>
-            <w:tcW w:type="dxa" w:w="3513"/>
+            <w:tcW w:type="dxa" w:w="1757"/>
           </w:tcPr>
           <w:p>
             <w:pPr>
@@ -2451,12 +2614,43 @@
             <w:r>
               <w:rPr>
                 <w:rFonts w:ascii="Calibri" w:hAnsi="Calibri" w:eastAsia="微软雅黑"/>
+                <w:b/>
+                <w:color w:val="BEF264"/>
+                <w:sz w:val="26"/>
+              </w:rPr>
+              <w:t>famine</w:t>
+            </w:r>
+          </w:p>
+        </w:tc>
+        <w:tc>
+          <w:tcPr>
+            <w:tcW w:type="dxa" w:w="1757"/>
+          </w:tcPr>
+          <w:p>
+            <w:pPr>
+              <w:spacing w:after="0"/>
+              <w:jc w:val="center"/>
+            </w:pPr>
+            <w:r>
+              <w:rPr>
+                <w:rFonts w:ascii="Calibri" w:hAnsi="Calibri" w:eastAsia="微软雅黑"/>
                 <w:b w:val="0"/>
                 <w:color w:val="F0F7F2"/>
                 <w:sz w:val="26"/>
               </w:rPr>
-              <w:t xml:space="preserve">as no </w:t>
-            </w:r>
+              <w:t>as no</w:t>
+            </w:r>
+          </w:p>
+        </w:tc>
+        <w:tc>
+          <w:tcPr>
+            <w:tcW w:type="dxa" w:w="1757"/>
+          </w:tcPr>
+          <w:p>
+            <w:pPr>
+              <w:spacing w:after="0"/>
+              <w:jc w:val="center"/>
+            </w:pPr>
             <w:r>
               <w:rPr>
                 <w:rFonts w:ascii="Calibri" w:hAnsi="Calibri" w:eastAsia="微软雅黑"/>
@@ -2484,6 +2678,17 @@
               </w:rPr>
               <w:t>heap</w:t>
             </w:r>
+          </w:p>
+        </w:tc>
+        <w:tc>
+          <w:tcPr>
+            <w:tcW w:type="dxa" w:w="1757"/>
+          </w:tcPr>
+          <w:p>
+            <w:pPr>
+              <w:spacing w:after="0"/>
+              <w:jc w:val="center"/>
+            </w:pPr>
             <w:r>
               <w:rPr>
                 <w:rFonts w:ascii="Calibri" w:hAnsi="Calibri" w:eastAsia="微软雅黑"/>
@@ -2491,7 +2696,7 @@
                 <w:color w:val="F0F7F2"/>
                 <w:sz w:val="26"/>
               </w:rPr>
-              <w:t xml:space="preserve"> could,</w:t>
+              <w:t>could,</w:t>
             </w:r>
           </w:p>
         </w:tc>
@@ -2499,7 +2704,7 @@
       <w:tr>
         <w:tc>
           <w:tcPr>
-            <w:tcW w:type="dxa" w:w="3513"/>
+            <w:tcW w:type="dxa" w:w="1757"/>
           </w:tcPr>
           <w:p>
             <w:pPr>
@@ -2519,7 +2724,7 @@
         </w:tc>
         <w:tc>
           <w:tcPr>
-            <w:tcW w:type="dxa" w:w="3513"/>
+            <w:tcW w:type="dxa" w:w="1757"/>
           </w:tcPr>
           <w:p>
             <w:pPr>
@@ -2553,38 +2758,11 @@
               </w:rPr>
               <w:t>着</w:t>
             </w:r>
-            <w:r>
-              <w:rPr>
-                <w:rFonts w:ascii="Calibri" w:hAnsi="Calibri" w:eastAsia="微软雅黑"/>
-                <w:b w:val="0"/>
-                <w:color w:val="AAC4B6"/>
-                <w:sz w:val="21"/>
-              </w:rPr>
-              <w:t xml:space="preserve"> </w:t>
-            </w:r>
-            <w:r>
-              <w:rPr>
-                <w:rFonts w:ascii="Calibri" w:hAnsi="Calibri" w:eastAsia="微软雅黑"/>
-                <w:b/>
-                <w:color w:val="BEF264"/>
-                <w:sz w:val="21"/>
-              </w:rPr>
-              <w:t>饥荒</w:t>
-            </w:r>
-            <w:r>
-              <w:rPr>
-                <w:rFonts w:ascii="Calibri" w:hAnsi="Calibri" w:eastAsia="微软雅黑"/>
-                <w:b w:val="0"/>
-                <w:color w:val="AAC4B6"/>
-                <w:sz w:val="21"/>
-              </w:rPr>
-              <w:t>，</w:t>
-            </w:r>
           </w:p>
         </w:tc>
         <w:tc>
           <w:tcPr>
-            <w:tcW w:type="dxa" w:w="3513"/>
+            <w:tcW w:type="dxa" w:w="1757"/>
           </w:tcPr>
           <w:p>
             <w:pPr>
@@ -2594,12 +2772,32 @@
             <w:r>
               <w:rPr>
                 <w:rFonts w:ascii="Calibri" w:hAnsi="Calibri" w:eastAsia="微软雅黑"/>
+                <w:b/>
+                <w:color w:val="BEF264"/>
+                <w:sz w:val="21"/>
+              </w:rPr>
+              <w:t>饥荒</w:t>
+            </w:r>
+            <w:r>
+              <w:rPr>
+                <w:rFonts w:ascii="Calibri" w:hAnsi="Calibri" w:eastAsia="微软雅黑"/>
                 <w:b w:val="0"/>
                 <w:color w:val="AAC4B6"/>
                 <w:sz w:val="21"/>
               </w:rPr>
-              <w:t>这是任何</w:t>
-            </w:r>
+              <w:t>，</w:t>
+            </w:r>
+          </w:p>
+        </w:tc>
+        <w:tc>
+          <w:tcPr>
+            <w:tcW w:type="dxa" w:w="1757"/>
+          </w:tcPr>
+          <w:p>
+            <w:pPr>
+              <w:spacing w:after="0"/>
+              <w:jc w:val="center"/>
+            </w:pPr>
             <w:r>
               <w:rPr>
                 <w:rFonts w:ascii="Calibri" w:hAnsi="Calibri" w:eastAsia="微软雅黑"/>
@@ -2607,8 +2805,19 @@
                 <w:color w:val="AAC4B6"/>
                 <w:sz w:val="21"/>
               </w:rPr>
-              <w:t xml:space="preserve"> </w:t>
-            </w:r>
+              <w:t>这是任何</w:t>
+            </w:r>
+          </w:p>
+        </w:tc>
+        <w:tc>
+          <w:tcPr>
+            <w:tcW w:type="dxa" w:w="1757"/>
+          </w:tcPr>
+          <w:p>
+            <w:pPr>
+              <w:spacing w:after="0"/>
+              <w:jc w:val="center"/>
+            </w:pPr>
             <w:r>
               <w:rPr>
                 <w:rFonts w:ascii="Calibri" w:hAnsi="Calibri" w:eastAsia="微软雅黑"/>
@@ -2654,15 +2863,17 @@
               </w:rPr>
               <w:t>肥堆</w:t>
             </w:r>
-            <w:r>
-              <w:rPr>
-                <w:rFonts w:ascii="Calibri" w:hAnsi="Calibri" w:eastAsia="微软雅黑"/>
-                <w:b w:val="0"/>
-                <w:color w:val="AAC4B6"/>
-                <w:sz w:val="21"/>
-              </w:rPr>
-              <w:t xml:space="preserve"> </w:t>
-            </w:r>
+          </w:p>
+        </w:tc>
+        <w:tc>
+          <w:tcPr>
+            <w:tcW w:type="dxa" w:w="1757"/>
+          </w:tcPr>
+          <w:p>
+            <w:pPr>
+              <w:spacing w:after="0"/>
+              <w:jc w:val="center"/>
+            </w:pPr>
             <w:r>
               <w:rPr>
                 <w:rFonts w:ascii="Calibri" w:hAnsi="Calibri" w:eastAsia="微软雅黑"/>
@@ -2687,7 +2898,9 @@
           <w:color w:val="AAC4B6"/>
           <w:sz w:val="20"/>
         </w:rPr>
-        <w:t>（as no manure heap could：比较结构，没有哪个粪肥堆能像它这样；</w:t>
+        <w:t>（as no manure heap could：比较结构，</w:t>
+        <w:br/>
+        <w:t>没有哪个粪肥堆能像它这样；</w:t>
         <w:br/>
         <w:t>ward off：抵御，防止）</w:t>
       </w:r>
@@ -2708,12 +2921,13 @@
         </w:tblBorders>
       </w:tblPr>
       <w:tblGrid>
-        <w:gridCol w:w="10540"/>
+        <w:gridCol w:w="5270"/>
+        <w:gridCol w:w="5270"/>
       </w:tblGrid>
       <w:tr>
         <w:tc>
           <w:tcPr>
-            <w:tcW w:type="dxa" w:w="10540"/>
+            <w:tcW w:type="dxa" w:w="5270"/>
           </w:tcPr>
           <w:p>
             <w:pPr>
@@ -2727,8 +2941,19 @@
                 <w:color w:val="F0F7F2"/>
                 <w:sz w:val="26"/>
               </w:rPr>
-              <w:t xml:space="preserve">bringing </w:t>
-            </w:r>
+              <w:t>bringing</w:t>
+            </w:r>
+          </w:p>
+        </w:tc>
+        <w:tc>
+          <w:tcPr>
+            <w:tcW w:type="dxa" w:w="5270"/>
+          </w:tcPr>
+          <w:p>
+            <w:pPr>
+              <w:spacing w:after="0"/>
+              <w:jc w:val="center"/>
+            </w:pPr>
             <w:r>
               <w:rPr>
                 <w:rFonts w:ascii="Calibri" w:hAnsi="Calibri" w:eastAsia="微软雅黑"/>
@@ -2753,7 +2978,7 @@
       <w:tr>
         <w:tc>
           <w:tcPr>
-            <w:tcW w:type="dxa" w:w="10540"/>
+            <w:tcW w:type="dxa" w:w="5270"/>
           </w:tcPr>
           <w:p>
             <w:pPr>
@@ -2769,15 +2994,17 @@
               </w:rPr>
               <w:t>并带来</w:t>
             </w:r>
-            <w:r>
-              <w:rPr>
-                <w:rFonts w:ascii="Calibri" w:hAnsi="Calibri" w:eastAsia="微软雅黑"/>
-                <w:b w:val="0"/>
-                <w:color w:val="AAC4B6"/>
-                <w:sz w:val="21"/>
-              </w:rPr>
-              <w:t xml:space="preserve"> </w:t>
-            </w:r>
+          </w:p>
+        </w:tc>
+        <w:tc>
+          <w:tcPr>
+            <w:tcW w:type="dxa" w:w="5270"/>
+          </w:tcPr>
+          <w:p>
+            <w:pPr>
+              <w:spacing w:after="0"/>
+              <w:jc w:val="center"/>
+            </w:pPr>
             <w:r>
               <w:rPr>
                 <w:rFonts w:ascii="Calibri" w:hAnsi="Calibri" w:eastAsia="微软雅黑"/>
@@ -2835,14 +3062,16 @@
         </w:tblBorders>
       </w:tblPr>
       <w:tblGrid>
-        <w:gridCol w:w="3513"/>
-        <w:gridCol w:w="3513"/>
-        <w:gridCol w:w="3513"/>
+        <w:gridCol w:w="2108"/>
+        <w:gridCol w:w="2108"/>
+        <w:gridCol w:w="2108"/>
+        <w:gridCol w:w="2108"/>
+        <w:gridCol w:w="2108"/>
       </w:tblGrid>
       <w:tr>
         <w:tc>
           <w:tcPr>
-            <w:tcW w:type="dxa" w:w="3513"/>
+            <w:tcW w:type="dxa" w:w="2108"/>
           </w:tcPr>
           <w:p>
             <w:pPr>
@@ -2862,7 +3091,7 @@
         </w:tc>
         <w:tc>
           <w:tcPr>
-            <w:tcW w:type="dxa" w:w="3513"/>
+            <w:tcW w:type="dxa" w:w="2108"/>
           </w:tcPr>
           <w:p>
             <w:pPr>
@@ -2882,7 +3111,7 @@
         </w:tc>
         <w:tc>
           <w:tcPr>
-            <w:tcW w:type="dxa" w:w="3513"/>
+            <w:tcW w:type="dxa" w:w="2108"/>
           </w:tcPr>
           <w:p>
             <w:pPr>
@@ -2896,7 +3125,47 @@
                 <w:color w:val="F0F7F2"/>
                 <w:sz w:val="26"/>
               </w:rPr>
-              <w:t xml:space="preserve">was feeding nearly half of </w:t>
+              <w:t>was feeding</w:t>
+            </w:r>
+          </w:p>
+        </w:tc>
+        <w:tc>
+          <w:tcPr>
+            <w:tcW w:type="dxa" w:w="2108"/>
+          </w:tcPr>
+          <w:p>
+            <w:pPr>
+              <w:spacing w:after="0"/>
+              <w:jc w:val="center"/>
+            </w:pPr>
+            <w:r>
+              <w:rPr>
+                <w:rFonts w:ascii="Calibri" w:hAnsi="Calibri" w:eastAsia="微软雅黑"/>
+                <w:b w:val="0"/>
+                <w:color w:val="F0F7F2"/>
+                <w:sz w:val="26"/>
+              </w:rPr>
+              <w:t>nearly half</w:t>
+            </w:r>
+          </w:p>
+        </w:tc>
+        <w:tc>
+          <w:tcPr>
+            <w:tcW w:type="dxa" w:w="2108"/>
+          </w:tcPr>
+          <w:p>
+            <w:pPr>
+              <w:spacing w:after="0"/>
+              <w:jc w:val="center"/>
+            </w:pPr>
+            <w:r>
+              <w:rPr>
+                <w:rFonts w:ascii="Calibri" w:hAnsi="Calibri" w:eastAsia="微软雅黑"/>
+                <w:b w:val="0"/>
+                <w:color w:val="F0F7F2"/>
+                <w:sz w:val="26"/>
+              </w:rPr>
+              <w:t xml:space="preserve">of </w:t>
             </w:r>
             <w:r>
               <w:rPr>
@@ -2922,7 +3191,7 @@
       <w:tr>
         <w:tc>
           <w:tcPr>
-            <w:tcW w:type="dxa" w:w="3513"/>
+            <w:tcW w:type="dxa" w:w="2108"/>
           </w:tcPr>
           <w:p>
             <w:pPr>
@@ -2942,7 +3211,7 @@
         </w:tc>
         <w:tc>
           <w:tcPr>
-            <w:tcW w:type="dxa" w:w="3513"/>
+            <w:tcW w:type="dxa" w:w="2108"/>
           </w:tcPr>
           <w:p>
             <w:pPr>
@@ -2962,7 +3231,7 @@
         </w:tc>
         <w:tc>
           <w:tcPr>
-            <w:tcW w:type="dxa" w:w="3513"/>
+            <w:tcW w:type="dxa" w:w="2108"/>
           </w:tcPr>
           <w:p>
             <w:pPr>
@@ -2976,8 +3245,19 @@
                 <w:color w:val="AAC4B6"/>
                 <w:sz w:val="21"/>
               </w:rPr>
-              <w:t>养活了将近一半的</w:t>
-            </w:r>
+              <w:t>养活了</w:t>
+            </w:r>
+          </w:p>
+        </w:tc>
+        <w:tc>
+          <w:tcPr>
+            <w:tcW w:type="dxa" w:w="2108"/>
+          </w:tcPr>
+          <w:p>
+            <w:pPr>
+              <w:spacing w:after="0"/>
+              <w:jc w:val="center"/>
+            </w:pPr>
             <w:r>
               <w:rPr>
                 <w:rFonts w:ascii="Calibri" w:hAnsi="Calibri" w:eastAsia="微软雅黑"/>
@@ -2985,8 +3265,19 @@
                 <w:color w:val="AAC4B6"/>
                 <w:sz w:val="21"/>
               </w:rPr>
-              <w:t xml:space="preserve"> </w:t>
-            </w:r>
+              <w:t>将近一半的</w:t>
+            </w:r>
+          </w:p>
+        </w:tc>
+        <w:tc>
+          <w:tcPr>
+            <w:tcW w:type="dxa" w:w="2108"/>
+          </w:tcPr>
+          <w:p>
+            <w:pPr>
+              <w:spacing w:after="0"/>
+              <w:jc w:val="center"/>
+            </w:pPr>
             <w:r>
               <w:rPr>
                 <w:rFonts w:ascii="Calibri" w:hAnsi="Calibri" w:eastAsia="微软雅黑"/>
@@ -3031,13 +3322,14 @@
         </w:tblBorders>
       </w:tblPr>
       <w:tblGrid>
-        <w:gridCol w:w="5270"/>
-        <w:gridCol w:w="5270"/>
+        <w:gridCol w:w="3513"/>
+        <w:gridCol w:w="3513"/>
+        <w:gridCol w:w="3513"/>
       </w:tblGrid>
       <w:tr>
         <w:tc>
           <w:tcPr>
-            <w:tcW w:type="dxa" w:w="5270"/>
+            <w:tcW w:type="dxa" w:w="3513"/>
           </w:tcPr>
           <w:p>
             <w:pPr>
@@ -3066,7 +3358,7 @@
         </w:tc>
         <w:tc>
           <w:tcPr>
-            <w:tcW w:type="dxa" w:w="5270"/>
+            <w:tcW w:type="dxa" w:w="3513"/>
           </w:tcPr>
           <w:p>
             <w:pPr>
@@ -3080,7 +3372,27 @@
                 <w:color w:val="F0F7F2"/>
                 <w:sz w:val="26"/>
               </w:rPr>
-              <w:t xml:space="preserve">had a </w:t>
+              <w:t>had</w:t>
+            </w:r>
+          </w:p>
+        </w:tc>
+        <w:tc>
+          <w:tcPr>
+            <w:tcW w:type="dxa" w:w="3513"/>
+          </w:tcPr>
+          <w:p>
+            <w:pPr>
+              <w:spacing w:after="0"/>
+              <w:jc w:val="center"/>
+            </w:pPr>
+            <w:r>
+              <w:rPr>
+                <w:rFonts w:ascii="Calibri" w:hAnsi="Calibri" w:eastAsia="微软雅黑"/>
+                <w:b w:val="0"/>
+                <w:color w:val="F0F7F2"/>
+                <w:sz w:val="26"/>
+              </w:rPr>
+              <w:t xml:space="preserve">a </w:t>
             </w:r>
             <w:r>
               <w:rPr>
@@ -3106,7 +3418,7 @@
       <w:tr>
         <w:tc>
           <w:tcPr>
-            <w:tcW w:type="dxa" w:w="5270"/>
+            <w:tcW w:type="dxa" w:w="3513"/>
           </w:tcPr>
           <w:p>
             <w:pPr>
@@ -3144,7 +3456,7 @@
         </w:tc>
         <w:tc>
           <w:tcPr>
-            <w:tcW w:type="dxa" w:w="5270"/>
+            <w:tcW w:type="dxa" w:w="3513"/>
           </w:tcPr>
           <w:p>
             <w:pPr>
@@ -3160,15 +3472,17 @@
               </w:rPr>
               <w:t>也有</w:t>
             </w:r>
-            <w:r>
-              <w:rPr>
-                <w:rFonts w:ascii="Calibri" w:hAnsi="Calibri" w:eastAsia="微软雅黑"/>
-                <w:b w:val="0"/>
-                <w:color w:val="AAC4B6"/>
-                <w:sz w:val="21"/>
-              </w:rPr>
-              <w:t xml:space="preserve"> </w:t>
-            </w:r>
+          </w:p>
+        </w:tc>
+        <w:tc>
+          <w:tcPr>
+            <w:tcW w:type="dxa" w:w="3513"/>
+          </w:tcPr>
+          <w:p>
+            <w:pPr>
+              <w:spacing w:after="0"/>
+              <w:jc w:val="center"/>
+            </w:pPr>
             <w:r>
               <w:rPr>
                 <w:rFonts w:ascii="Calibri" w:hAnsi="Calibri" w:eastAsia="微软雅黑"/>
@@ -3510,114 +3824,6 @@
         </w:tblBorders>
       </w:tblPr>
       <w:tblGrid>
-        <w:gridCol w:w="10540"/>
-      </w:tblGrid>
-      <w:tr>
-        <w:tc>
-          <w:tcPr>
-            <w:tcW w:type="dxa" w:w="10540"/>
-          </w:tcPr>
-          <w:p>
-            <w:pPr>
-              <w:spacing w:after="0"/>
-              <w:jc w:val="center"/>
-            </w:pPr>
-            <w:r>
-              <w:rPr>
-                <w:rFonts w:ascii="Calibri" w:hAnsi="Calibri" w:eastAsia="微软雅黑"/>
-                <w:b w:val="0"/>
-                <w:color w:val="F0F7F2"/>
-                <w:sz w:val="26"/>
-              </w:rPr>
-              <w:t xml:space="preserve">despite a British </w:t>
-            </w:r>
-            <w:r>
-              <w:rPr>
-                <w:rFonts w:ascii="Calibri" w:hAnsi="Calibri" w:eastAsia="微软雅黑"/>
-                <w:b/>
-                <w:color w:val="5EEAD4"/>
-                <w:sz w:val="26"/>
-              </w:rPr>
-              <w:t>blockade</w:t>
-            </w:r>
-            <w:r>
-              <w:rPr>
-                <w:rFonts w:ascii="Calibri" w:hAnsi="Calibri" w:eastAsia="微软雅黑"/>
-                <w:b w:val="0"/>
-                <w:color w:val="F0F7F2"/>
-                <w:sz w:val="26"/>
-              </w:rPr>
-              <w:t>,</w:t>
-            </w:r>
-          </w:p>
-        </w:tc>
-      </w:tr>
-      <w:tr>
-        <w:tc>
-          <w:tcPr>
-            <w:tcW w:type="dxa" w:w="10540"/>
-          </w:tcPr>
-          <w:p>
-            <w:pPr>
-              <w:spacing w:after="0"/>
-              <w:jc w:val="center"/>
-            </w:pPr>
-            <w:r>
-              <w:rPr>
-                <w:rFonts w:ascii="Calibri" w:hAnsi="Calibri" w:eastAsia="微软雅黑"/>
-                <w:b w:val="0"/>
-                <w:color w:val="AAC4B6"/>
-                <w:sz w:val="21"/>
-              </w:rPr>
-              <w:t>尽管有英国</w:t>
-            </w:r>
-            <w:r>
-              <w:rPr>
-                <w:rFonts w:ascii="Calibri" w:hAnsi="Calibri" w:eastAsia="微软雅黑"/>
-                <w:b w:val="0"/>
-                <w:color w:val="AAC4B6"/>
-                <w:sz w:val="21"/>
-              </w:rPr>
-              <w:t xml:space="preserve"> </w:t>
-            </w:r>
-            <w:r>
-              <w:rPr>
-                <w:rFonts w:ascii="Calibri" w:hAnsi="Calibri" w:eastAsia="微软雅黑"/>
-                <w:b/>
-                <w:color w:val="5EEAD4"/>
-                <w:sz w:val="21"/>
-              </w:rPr>
-              <w:t>封锁</w:t>
-            </w:r>
-            <w:r>
-              <w:rPr>
-                <w:rFonts w:ascii="Calibri" w:hAnsi="Calibri" w:eastAsia="微软雅黑"/>
-                <w:b w:val="0"/>
-                <w:color w:val="AAC4B6"/>
-                <w:sz w:val="21"/>
-              </w:rPr>
-              <w:t>，</w:t>
-            </w:r>
-          </w:p>
-        </w:tc>
-      </w:tr>
-    </w:tbl>
-    <w:tbl>
-      <w:tblPr>
-        <w:tblW w:type="auto" w:w="0"/>
-        <w:jc w:val="center"/>
-        <w:tblLayout w:type="autofit"/>
-        <w:tblLook w:firstColumn="1" w:firstRow="1" w:lastColumn="0" w:lastRow="0" w:noHBand="0" w:noVBand="1" w:val="04A0"/>
-        <w:tblBorders>
-          <w:top w:val="nil"/>
-          <w:left w:val="nil"/>
-          <w:bottom w:val="nil"/>
-          <w:right w:val="nil"/>
-          <w:insideH w:val="nil"/>
-          <w:insideV w:val="nil"/>
-        </w:tblBorders>
-      </w:tblPr>
-      <w:tblGrid>
         <w:gridCol w:w="5270"/>
         <w:gridCol w:w="5270"/>
       </w:tblGrid>
@@ -3638,7 +3844,7 @@
                 <w:color w:val="F0F7F2"/>
                 <w:sz w:val="26"/>
               </w:rPr>
-              <w:t>and Captain Haber</w:t>
+              <w:t>despite</w:t>
             </w:r>
           </w:p>
         </w:tc>
@@ -3654,20 +3860,29 @@
             <w:r>
               <w:rPr>
                 <w:rFonts w:ascii="Calibri" w:hAnsi="Calibri" w:eastAsia="微软雅黑"/>
-                <w:b/>
-                <w:color w:val="FCA5A5"/>
-                <w:sz w:val="26"/>
-              </w:rPr>
-              <w:t>marshalled</w:t>
-            </w:r>
-            <w:r>
-              <w:rPr>
-                <w:rFonts w:ascii="Calibri" w:hAnsi="Calibri" w:eastAsia="微软雅黑"/>
                 <w:b w:val="0"/>
                 <w:color w:val="F0F7F2"/>
                 <w:sz w:val="26"/>
               </w:rPr>
-              <w:t xml:space="preserve"> chemical warfare.</w:t>
+              <w:t xml:space="preserve">a British </w:t>
+            </w:r>
+            <w:r>
+              <w:rPr>
+                <w:rFonts w:ascii="Calibri" w:hAnsi="Calibri" w:eastAsia="微软雅黑"/>
+                <w:b/>
+                <w:color w:val="5EEAD4"/>
+                <w:sz w:val="26"/>
+              </w:rPr>
+              <w:t>blockade</w:t>
+            </w:r>
+            <w:r>
+              <w:rPr>
+                <w:rFonts w:ascii="Calibri" w:hAnsi="Calibri" w:eastAsia="微软雅黑"/>
+                <w:b w:val="0"/>
+                <w:color w:val="F0F7F2"/>
+                <w:sz w:val="26"/>
+              </w:rPr>
+              <w:t>,</w:t>
             </w:r>
           </w:p>
         </w:tc>
@@ -3689,7 +3904,7 @@
                 <w:color w:val="AAC4B6"/>
                 <w:sz w:val="21"/>
               </w:rPr>
-              <w:t>而哈伯上尉则</w:t>
+              <w:t>尽管有</w:t>
             </w:r>
           </w:p>
         </w:tc>
@@ -3705,21 +3920,175 @@
             <w:r>
               <w:rPr>
                 <w:rFonts w:ascii="Calibri" w:hAnsi="Calibri" w:eastAsia="微软雅黑"/>
+                <w:b w:val="0"/>
+                <w:color w:val="AAC4B6"/>
+                <w:sz w:val="21"/>
+              </w:rPr>
+              <w:t>英国</w:t>
+            </w:r>
+            <w:r>
+              <w:rPr>
+                <w:rFonts w:ascii="Calibri" w:hAnsi="Calibri" w:eastAsia="微软雅黑"/>
+                <w:b w:val="0"/>
+                <w:color w:val="AAC4B6"/>
+                <w:sz w:val="21"/>
+              </w:rPr>
+              <w:t xml:space="preserve"> </w:t>
+            </w:r>
+            <w:r>
+              <w:rPr>
+                <w:rFonts w:ascii="Calibri" w:hAnsi="Calibri" w:eastAsia="微软雅黑"/>
+                <w:b/>
+                <w:color w:val="5EEAD4"/>
+                <w:sz w:val="21"/>
+              </w:rPr>
+              <w:t>封锁</w:t>
+            </w:r>
+            <w:r>
+              <w:rPr>
+                <w:rFonts w:ascii="Calibri" w:hAnsi="Calibri" w:eastAsia="微软雅黑"/>
+                <w:b w:val="0"/>
+                <w:color w:val="AAC4B6"/>
+                <w:sz w:val="21"/>
+              </w:rPr>
+              <w:t>，</w:t>
+            </w:r>
+          </w:p>
+        </w:tc>
+      </w:tr>
+    </w:tbl>
+    <w:tbl>
+      <w:tblPr>
+        <w:tblW w:type="auto" w:w="0"/>
+        <w:jc w:val="center"/>
+        <w:tblLayout w:type="autofit"/>
+        <w:tblLook w:firstColumn="1" w:firstRow="1" w:lastColumn="0" w:lastRow="0" w:noHBand="0" w:noVBand="1" w:val="04A0"/>
+        <w:tblBorders>
+          <w:top w:val="nil"/>
+          <w:left w:val="nil"/>
+          <w:bottom w:val="nil"/>
+          <w:right w:val="nil"/>
+          <w:insideH w:val="nil"/>
+          <w:insideV w:val="nil"/>
+        </w:tblBorders>
+      </w:tblPr>
+      <w:tblGrid>
+        <w:gridCol w:w="3513"/>
+        <w:gridCol w:w="3513"/>
+        <w:gridCol w:w="3513"/>
+      </w:tblGrid>
+      <w:tr>
+        <w:tc>
+          <w:tcPr>
+            <w:tcW w:type="dxa" w:w="3513"/>
+          </w:tcPr>
+          <w:p>
+            <w:pPr>
+              <w:spacing w:after="0"/>
+              <w:jc w:val="center"/>
+            </w:pPr>
+            <w:r>
+              <w:rPr>
+                <w:rFonts w:ascii="Calibri" w:hAnsi="Calibri" w:eastAsia="微软雅黑"/>
+                <w:b w:val="0"/>
+                <w:color w:val="F0F7F2"/>
+                <w:sz w:val="26"/>
+              </w:rPr>
+              <w:t>and Captain Haber</w:t>
+            </w:r>
+          </w:p>
+        </w:tc>
+        <w:tc>
+          <w:tcPr>
+            <w:tcW w:type="dxa" w:w="3513"/>
+          </w:tcPr>
+          <w:p>
+            <w:pPr>
+              <w:spacing w:after="0"/>
+              <w:jc w:val="center"/>
+            </w:pPr>
+            <w:r>
+              <w:rPr>
+                <w:rFonts w:ascii="Calibri" w:hAnsi="Calibri" w:eastAsia="微软雅黑"/>
+                <w:b/>
+                <w:color w:val="FCA5A5"/>
+                <w:sz w:val="26"/>
+              </w:rPr>
+              <w:t>marshalled</w:t>
+            </w:r>
+          </w:p>
+        </w:tc>
+        <w:tc>
+          <w:tcPr>
+            <w:tcW w:type="dxa" w:w="3513"/>
+          </w:tcPr>
+          <w:p>
+            <w:pPr>
+              <w:spacing w:after="0"/>
+              <w:jc w:val="center"/>
+            </w:pPr>
+            <w:r>
+              <w:rPr>
+                <w:rFonts w:ascii="Calibri" w:hAnsi="Calibri" w:eastAsia="微软雅黑"/>
+                <w:b w:val="0"/>
+                <w:color w:val="F0F7F2"/>
+                <w:sz w:val="26"/>
+              </w:rPr>
+              <w:t>chemical warfare.</w:t>
+            </w:r>
+          </w:p>
+        </w:tc>
+      </w:tr>
+      <w:tr>
+        <w:tc>
+          <w:tcPr>
+            <w:tcW w:type="dxa" w:w="3513"/>
+          </w:tcPr>
+          <w:p>
+            <w:pPr>
+              <w:spacing w:after="0"/>
+              <w:jc w:val="center"/>
+            </w:pPr>
+            <w:r>
+              <w:rPr>
+                <w:rFonts w:ascii="Calibri" w:hAnsi="Calibri" w:eastAsia="微软雅黑"/>
+                <w:b w:val="0"/>
+                <w:color w:val="AAC4B6"/>
+                <w:sz w:val="21"/>
+              </w:rPr>
+              <w:t>而哈伯上尉则</w:t>
+            </w:r>
+          </w:p>
+        </w:tc>
+        <w:tc>
+          <w:tcPr>
+            <w:tcW w:type="dxa" w:w="3513"/>
+          </w:tcPr>
+          <w:p>
+            <w:pPr>
+              <w:spacing w:after="0"/>
+              <w:jc w:val="center"/>
+            </w:pPr>
+            <w:r>
+              <w:rPr>
+                <w:rFonts w:ascii="Calibri" w:hAnsi="Calibri" w:eastAsia="微软雅黑"/>
                 <w:b/>
                 <w:color w:val="FCA5A5"/>
                 <w:sz w:val="21"/>
               </w:rPr>
               <w:t>组织调度了</w:t>
             </w:r>
-            <w:r>
-              <w:rPr>
-                <w:rFonts w:ascii="Calibri" w:hAnsi="Calibri" w:eastAsia="微软雅黑"/>
-                <w:b w:val="0"/>
-                <w:color w:val="AAC4B6"/>
-                <w:sz w:val="21"/>
-              </w:rPr>
-              <w:t xml:space="preserve"> </w:t>
-            </w:r>
+          </w:p>
+        </w:tc>
+        <w:tc>
+          <w:tcPr>
+            <w:tcW w:type="dxa" w:w="3513"/>
+          </w:tcPr>
+          <w:p>
+            <w:pPr>
+              <w:spacing w:after="0"/>
+              <w:jc w:val="center"/>
+            </w:pPr>
             <w:r>
               <w:rPr>
                 <w:rFonts w:ascii="Calibri" w:hAnsi="Calibri" w:eastAsia="微软雅黑"/>
@@ -3768,12 +4137,13 @@
         </w:tblBorders>
       </w:tblPr>
       <w:tblGrid>
-        <w:gridCol w:w="10540"/>
+        <w:gridCol w:w="5270"/>
+        <w:gridCol w:w="5270"/>
       </w:tblGrid>
       <w:tr>
         <w:tc>
           <w:tcPr>
-            <w:tcW w:type="dxa" w:w="10540"/>
+            <w:tcW w:type="dxa" w:w="5270"/>
           </w:tcPr>
           <w:p>
             <w:pPr>
@@ -3787,7 +4157,27 @@
                 <w:color w:val="F0F7F2"/>
                 <w:sz w:val="26"/>
               </w:rPr>
-              <w:t>On 22 April 1915 at Ypres,</w:t>
+              <w:t>On 22 April 1915</w:t>
+            </w:r>
+          </w:p>
+        </w:tc>
+        <w:tc>
+          <w:tcPr>
+            <w:tcW w:type="dxa" w:w="5270"/>
+          </w:tcPr>
+          <w:p>
+            <w:pPr>
+              <w:spacing w:after="0"/>
+              <w:jc w:val="center"/>
+            </w:pPr>
+            <w:r>
+              <w:rPr>
+                <w:rFonts w:ascii="Calibri" w:hAnsi="Calibri" w:eastAsia="微软雅黑"/>
+                <w:b w:val="0"/>
+                <w:color w:val="F0F7F2"/>
+                <w:sz w:val="26"/>
+              </w:rPr>
+              <w:t>at Ypres,</w:t>
             </w:r>
           </w:p>
         </w:tc>
@@ -3795,7 +4185,7 @@
       <w:tr>
         <w:tc>
           <w:tcPr>
-            <w:tcW w:type="dxa" w:w="10540"/>
+            <w:tcW w:type="dxa" w:w="5270"/>
           </w:tcPr>
           <w:p>
             <w:pPr>
@@ -3809,7 +4199,27 @@
                 <w:color w:val="AAC4B6"/>
                 <w:sz w:val="21"/>
               </w:rPr>
-              <w:t>1915年4月22日，在伊普尔，</w:t>
+              <w:t>1915年4月22日，</w:t>
+            </w:r>
+          </w:p>
+        </w:tc>
+        <w:tc>
+          <w:tcPr>
+            <w:tcW w:type="dxa" w:w="5270"/>
+          </w:tcPr>
+          <w:p>
+            <w:pPr>
+              <w:spacing w:after="0"/>
+              <w:jc w:val="center"/>
+            </w:pPr>
+            <w:r>
+              <w:rPr>
+                <w:rFonts w:ascii="Calibri" w:hAnsi="Calibri" w:eastAsia="微软雅黑"/>
+                <w:b w:val="0"/>
+                <w:color w:val="AAC4B6"/>
+                <w:sz w:val="21"/>
+              </w:rPr>
+              <w:t>在伊普尔，</w:t>
             </w:r>
           </w:p>
         </w:tc>
@@ -4138,12 +4548,14 @@
         </w:tblBorders>
       </w:tblPr>
       <w:tblGrid>
-        <w:gridCol w:w="10540"/>
+        <w:gridCol w:w="3513"/>
+        <w:gridCol w:w="3513"/>
+        <w:gridCol w:w="3513"/>
       </w:tblGrid>
       <w:tr>
         <w:tc>
           <w:tcPr>
-            <w:tcW w:type="dxa" w:w="10540"/>
+            <w:tcW w:type="dxa" w:w="3513"/>
           </w:tcPr>
           <w:p>
             <w:pPr>
@@ -4157,7 +4569,47 @@
                 <w:color w:val="F0F7F2"/>
                 <w:sz w:val="26"/>
               </w:rPr>
-              <w:t xml:space="preserve">the first large-scale gas </w:t>
+              <w:t>the first</w:t>
+            </w:r>
+          </w:p>
+        </w:tc>
+        <w:tc>
+          <w:tcPr>
+            <w:tcW w:type="dxa" w:w="3513"/>
+          </w:tcPr>
+          <w:p>
+            <w:pPr>
+              <w:spacing w:after="0"/>
+              <w:jc w:val="center"/>
+            </w:pPr>
+            <w:r>
+              <w:rPr>
+                <w:rFonts w:ascii="Calibri" w:hAnsi="Calibri" w:eastAsia="微软雅黑"/>
+                <w:b w:val="0"/>
+                <w:color w:val="F0F7F2"/>
+                <w:sz w:val="26"/>
+              </w:rPr>
+              <w:t>large-scale</w:t>
+            </w:r>
+          </w:p>
+        </w:tc>
+        <w:tc>
+          <w:tcPr>
+            <w:tcW w:type="dxa" w:w="3513"/>
+          </w:tcPr>
+          <w:p>
+            <w:pPr>
+              <w:spacing w:after="0"/>
+              <w:jc w:val="center"/>
+            </w:pPr>
+            <w:r>
+              <w:rPr>
+                <w:rFonts w:ascii="Calibri" w:hAnsi="Calibri" w:eastAsia="微软雅黑"/>
+                <w:b w:val="0"/>
+                <w:color w:val="F0F7F2"/>
+                <w:sz w:val="26"/>
+              </w:rPr>
+              <w:t xml:space="preserve">gas </w:t>
             </w:r>
             <w:r>
               <w:rPr>
@@ -4183,7 +4635,7 @@
       <w:tr>
         <w:tc>
           <w:tcPr>
-            <w:tcW w:type="dxa" w:w="10540"/>
+            <w:tcW w:type="dxa" w:w="3513"/>
           </w:tcPr>
           <w:p>
             <w:pPr>
@@ -4197,7 +4649,47 @@
                 <w:color w:val="AAC4B6"/>
                 <w:sz w:val="21"/>
               </w:rPr>
-              <w:t>首次大规模毒气</w:t>
+              <w:t>首次</w:t>
+            </w:r>
+          </w:p>
+        </w:tc>
+        <w:tc>
+          <w:tcPr>
+            <w:tcW w:type="dxa" w:w="3513"/>
+          </w:tcPr>
+          <w:p>
+            <w:pPr>
+              <w:spacing w:after="0"/>
+              <w:jc w:val="center"/>
+            </w:pPr>
+            <w:r>
+              <w:rPr>
+                <w:rFonts w:ascii="Calibri" w:hAnsi="Calibri" w:eastAsia="微软雅黑"/>
+                <w:b w:val="0"/>
+                <w:color w:val="AAC4B6"/>
+                <w:sz w:val="21"/>
+              </w:rPr>
+              <w:t>大规模</w:t>
+            </w:r>
+          </w:p>
+        </w:tc>
+        <w:tc>
+          <w:tcPr>
+            <w:tcW w:type="dxa" w:w="3513"/>
+          </w:tcPr>
+          <w:p>
+            <w:pPr>
+              <w:spacing w:after="0"/>
+              <w:jc w:val="center"/>
+            </w:pPr>
+            <w:r>
+              <w:rPr>
+                <w:rFonts w:ascii="Calibri" w:hAnsi="Calibri" w:eastAsia="微软雅黑"/>
+                <w:b w:val="0"/>
+                <w:color w:val="AAC4B6"/>
+                <w:sz w:val="21"/>
+              </w:rPr>
+              <w:t>毒气</w:t>
             </w:r>
             <w:r>
               <w:rPr>
@@ -4270,12 +4762,13 @@
         </w:tblBorders>
       </w:tblPr>
       <w:tblGrid>
-        <w:gridCol w:w="10540"/>
+        <w:gridCol w:w="5270"/>
+        <w:gridCol w:w="5270"/>
       </w:tblGrid>
       <w:tr>
         <w:tc>
           <w:tcPr>
-            <w:tcW w:type="dxa" w:w="10540"/>
+            <w:tcW w:type="dxa" w:w="5270"/>
           </w:tcPr>
           <w:p>
             <w:pPr>
@@ -4289,7 +4782,27 @@
                 <w:color w:val="F0F7F2"/>
                 <w:sz w:val="26"/>
               </w:rPr>
-              <w:t>Haber's wife, Clara Immerwahr,</w:t>
+              <w:t>Haber's wife,</w:t>
+            </w:r>
+          </w:p>
+        </w:tc>
+        <w:tc>
+          <w:tcPr>
+            <w:tcW w:type="dxa" w:w="5270"/>
+          </w:tcPr>
+          <w:p>
+            <w:pPr>
+              <w:spacing w:after="0"/>
+              <w:jc w:val="center"/>
+            </w:pPr>
+            <w:r>
+              <w:rPr>
+                <w:rFonts w:ascii="Calibri" w:hAnsi="Calibri" w:eastAsia="微软雅黑"/>
+                <w:b w:val="0"/>
+                <w:color w:val="F0F7F2"/>
+                <w:sz w:val="26"/>
+              </w:rPr>
+              <w:t>Clara Immerwahr,</w:t>
             </w:r>
           </w:p>
         </w:tc>
@@ -4297,7 +4810,7 @@
       <w:tr>
         <w:tc>
           <w:tcPr>
-            <w:tcW w:type="dxa" w:w="10540"/>
+            <w:tcW w:type="dxa" w:w="5270"/>
           </w:tcPr>
           <w:p>
             <w:pPr>
@@ -4311,7 +4824,27 @@
                 <w:color w:val="AAC4B6"/>
                 <w:sz w:val="21"/>
               </w:rPr>
-              <w:t>哈伯的妻子克拉拉·伊梅瓦尔，</w:t>
+              <w:t>哈伯的妻子</w:t>
+            </w:r>
+          </w:p>
+        </w:tc>
+        <w:tc>
+          <w:tcPr>
+            <w:tcW w:type="dxa" w:w="5270"/>
+          </w:tcPr>
+          <w:p>
+            <w:pPr>
+              <w:spacing w:after="0"/>
+              <w:jc w:val="center"/>
+            </w:pPr>
+            <w:r>
+              <w:rPr>
+                <w:rFonts w:ascii="Calibri" w:hAnsi="Calibri" w:eastAsia="微软雅黑"/>
+                <w:b w:val="0"/>
+                <w:color w:val="AAC4B6"/>
+                <w:sz w:val="21"/>
+              </w:rPr>
+              <w:t>克拉拉·伊梅瓦尔，</w:t>
             </w:r>
           </w:p>
         </w:tc>
@@ -4333,12 +4866,13 @@
         </w:tblBorders>
       </w:tblPr>
       <w:tblGrid>
-        <w:gridCol w:w="10540"/>
+        <w:gridCol w:w="5270"/>
+        <w:gridCol w:w="5270"/>
       </w:tblGrid>
       <w:tr>
         <w:tc>
           <w:tcPr>
-            <w:tcW w:type="dxa" w:w="10540"/>
+            <w:tcW w:type="dxa" w:w="5270"/>
           </w:tcPr>
           <w:p>
             <w:pPr>
@@ -4352,7 +4886,27 @@
                 <w:color w:val="F0F7F2"/>
                 <w:sz w:val="26"/>
               </w:rPr>
-              <w:t xml:space="preserve">Germany's first woman with a </w:t>
+              <w:t>Germany's first</w:t>
+            </w:r>
+          </w:p>
+        </w:tc>
+        <w:tc>
+          <w:tcPr>
+            <w:tcW w:type="dxa" w:w="5270"/>
+          </w:tcPr>
+          <w:p>
+            <w:pPr>
+              <w:spacing w:after="0"/>
+              <w:jc w:val="center"/>
+            </w:pPr>
+            <w:r>
+              <w:rPr>
+                <w:rFonts w:ascii="Calibri" w:hAnsi="Calibri" w:eastAsia="微软雅黑"/>
+                <w:b w:val="0"/>
+                <w:color w:val="F0F7F2"/>
+                <w:sz w:val="26"/>
+              </w:rPr>
+              <w:t xml:space="preserve">woman with a </w:t>
             </w:r>
             <w:r>
               <w:rPr>
@@ -4378,7 +4932,7 @@
       <w:tr>
         <w:tc>
           <w:tcPr>
-            <w:tcW w:type="dxa" w:w="10540"/>
+            <w:tcW w:type="dxa" w:w="5270"/>
           </w:tcPr>
           <w:p>
             <w:pPr>
@@ -4392,7 +4946,27 @@
                 <w:color w:val="AAC4B6"/>
                 <w:sz w:val="21"/>
               </w:rPr>
-              <w:t>是德国第一位获得化学</w:t>
+              <w:t>是德国第一位</w:t>
+            </w:r>
+          </w:p>
+        </w:tc>
+        <w:tc>
+          <w:tcPr>
+            <w:tcW w:type="dxa" w:w="5270"/>
+          </w:tcPr>
+          <w:p>
+            <w:pPr>
+              <w:spacing w:after="0"/>
+              <w:jc w:val="center"/>
+            </w:pPr>
+            <w:r>
+              <w:rPr>
+                <w:rFonts w:ascii="Calibri" w:hAnsi="Calibri" w:eastAsia="微软雅黑"/>
+                <w:b w:val="0"/>
+                <w:color w:val="AAC4B6"/>
+                <w:sz w:val="21"/>
+              </w:rPr>
+              <w:t>获得化学</w:t>
             </w:r>
             <w:r>
               <w:rPr>
@@ -4629,13 +5203,14 @@
         </w:tblBorders>
       </w:tblPr>
       <w:tblGrid>
-        <w:gridCol w:w="5270"/>
-        <w:gridCol w:w="5270"/>
+        <w:gridCol w:w="3513"/>
+        <w:gridCol w:w="3513"/>
+        <w:gridCol w:w="3513"/>
       </w:tblGrid>
       <w:tr>
         <w:tc>
           <w:tcPr>
-            <w:tcW w:type="dxa" w:w="5270"/>
+            <w:tcW w:type="dxa" w:w="3513"/>
           </w:tcPr>
           <w:p>
             <w:pPr>
@@ -4655,7 +5230,7 @@
         </w:tc>
         <w:tc>
           <w:tcPr>
-            <w:tcW w:type="dxa" w:w="5270"/>
+            <w:tcW w:type="dxa" w:w="3513"/>
           </w:tcPr>
           <w:p>
             <w:pPr>
@@ -4669,8 +5244,19 @@
                 <w:color w:val="F0F7F2"/>
                 <w:sz w:val="26"/>
               </w:rPr>
-              <w:t xml:space="preserve">after </w:t>
-            </w:r>
+              <w:t>after</w:t>
+            </w:r>
+          </w:p>
+        </w:tc>
+        <w:tc>
+          <w:tcPr>
+            <w:tcW w:type="dxa" w:w="3513"/>
+          </w:tcPr>
+          <w:p>
+            <w:pPr>
+              <w:spacing w:after="0"/>
+              <w:jc w:val="center"/>
+            </w:pPr>
             <w:r>
               <w:rPr>
                 <w:rFonts w:ascii="Calibri" w:hAnsi="Calibri" w:eastAsia="微软雅黑"/>
@@ -4695,7 +5281,7 @@
       <w:tr>
         <w:tc>
           <w:tcPr>
-            <w:tcW w:type="dxa" w:w="5270"/>
+            <w:tcW w:type="dxa" w:w="3513"/>
           </w:tcPr>
           <w:p>
             <w:pPr>
@@ -4715,7 +5301,7 @@
         </w:tc>
         <w:tc>
           <w:tcPr>
-            <w:tcW w:type="dxa" w:w="5270"/>
+            <w:tcW w:type="dxa" w:w="3513"/>
           </w:tcPr>
           <w:p>
             <w:pPr>
@@ -4729,7 +5315,27 @@
                 <w:color w:val="AAC4B6"/>
                 <w:sz w:val="21"/>
               </w:rPr>
-              <w:t>在为他致敬的</w:t>
+              <w:t>在</w:t>
+            </w:r>
+          </w:p>
+        </w:tc>
+        <w:tc>
+          <w:tcPr>
+            <w:tcW w:type="dxa" w:w="3513"/>
+          </w:tcPr>
+          <w:p>
+            <w:pPr>
+              <w:spacing w:after="0"/>
+              <w:jc w:val="center"/>
+            </w:pPr>
+            <w:r>
+              <w:rPr>
+                <w:rFonts w:ascii="Calibri" w:hAnsi="Calibri" w:eastAsia="微软雅黑"/>
+                <w:b w:val="0"/>
+                <w:color w:val="AAC4B6"/>
+                <w:sz w:val="21"/>
+              </w:rPr>
+              <w:t>为他致敬的</w:t>
             </w:r>
             <w:r>
               <w:rPr>
@@ -4964,14 +5570,15 @@
         </w:tblBorders>
       </w:tblPr>
       <w:tblGrid>
-        <w:gridCol w:w="3513"/>
-        <w:gridCol w:w="3513"/>
-        <w:gridCol w:w="3513"/>
+        <w:gridCol w:w="2635"/>
+        <w:gridCol w:w="2635"/>
+        <w:gridCol w:w="2635"/>
+        <w:gridCol w:w="2635"/>
       </w:tblGrid>
       <w:tr>
         <w:tc>
           <w:tcPr>
-            <w:tcW w:type="dxa" w:w="3513"/>
+            <w:tcW w:type="dxa" w:w="2635"/>
           </w:tcPr>
           <w:p>
             <w:pPr>
@@ -4991,7 +5598,7 @@
         </w:tc>
         <w:tc>
           <w:tcPr>
-            <w:tcW w:type="dxa" w:w="3513"/>
+            <w:tcW w:type="dxa" w:w="2635"/>
           </w:tcPr>
           <w:p>
             <w:pPr>
@@ -5020,7 +5627,7 @@
         </w:tc>
         <w:tc>
           <w:tcPr>
-            <w:tcW w:type="dxa" w:w="3513"/>
+            <w:tcW w:type="dxa" w:w="2635"/>
           </w:tcPr>
           <w:p>
             <w:pPr>
@@ -5034,7 +5641,27 @@
                 <w:color w:val="F0F7F2"/>
                 <w:sz w:val="26"/>
               </w:rPr>
-              <w:t>left for the Eastern Front.</w:t>
+              <w:t>left for</w:t>
+            </w:r>
+          </w:p>
+        </w:tc>
+        <w:tc>
+          <w:tcPr>
+            <w:tcW w:type="dxa" w:w="2635"/>
+          </w:tcPr>
+          <w:p>
+            <w:pPr>
+              <w:spacing w:after="0"/>
+              <w:jc w:val="center"/>
+            </w:pPr>
+            <w:r>
+              <w:rPr>
+                <w:rFonts w:ascii="Calibri" w:hAnsi="Calibri" w:eastAsia="微软雅黑"/>
+                <w:b w:val="0"/>
+                <w:color w:val="F0F7F2"/>
+                <w:sz w:val="26"/>
+              </w:rPr>
+              <w:t>the Eastern Front.</w:t>
             </w:r>
           </w:p>
         </w:tc>
@@ -5042,7 +5669,7 @@
       <w:tr>
         <w:tc>
           <w:tcPr>
-            <w:tcW w:type="dxa" w:w="3513"/>
+            <w:tcW w:type="dxa" w:w="2635"/>
           </w:tcPr>
           <w:p>
             <w:pPr>
@@ -5062,7 +5689,7 @@
         </w:tc>
         <w:tc>
           <w:tcPr>
-            <w:tcW w:type="dxa" w:w="3513"/>
+            <w:tcW w:type="dxa" w:w="2635"/>
           </w:tcPr>
           <w:p>
             <w:pPr>
@@ -5100,7 +5727,7 @@
         </w:tc>
         <w:tc>
           <w:tcPr>
-            <w:tcW w:type="dxa" w:w="3513"/>
+            <w:tcW w:type="dxa" w:w="2635"/>
           </w:tcPr>
           <w:p>
             <w:pPr>
@@ -5114,7 +5741,27 @@
                 <w:color w:val="AAC4B6"/>
                 <w:sz w:val="21"/>
               </w:rPr>
-              <w:t>动身前往东线。</w:t>
+              <w:t>动身前往</w:t>
+            </w:r>
+          </w:p>
+        </w:tc>
+        <w:tc>
+          <w:tcPr>
+            <w:tcW w:type="dxa" w:w="2635"/>
+          </w:tcPr>
+          <w:p>
+            <w:pPr>
+              <w:spacing w:after="0"/>
+              <w:jc w:val="center"/>
+            </w:pPr>
+            <w:r>
+              <w:rPr>
+                <w:rFonts w:ascii="Calibri" w:hAnsi="Calibri" w:eastAsia="微软雅黑"/>
+                <w:b w:val="0"/>
+                <w:color w:val="AAC4B6"/>
+                <w:sz w:val="21"/>
+              </w:rPr>
+              <w:t>东线。</w:t>
             </w:r>
           </w:p>
         </w:tc>
@@ -5156,13 +5803,14 @@
         </w:tblBorders>
       </w:tblPr>
       <w:tblGrid>
-        <w:gridCol w:w="5270"/>
-        <w:gridCol w:w="5270"/>
+        <w:gridCol w:w="3513"/>
+        <w:gridCol w:w="3513"/>
+        <w:gridCol w:w="3513"/>
       </w:tblGrid>
       <w:tr>
         <w:tc>
           <w:tcPr>
-            <w:tcW w:type="dxa" w:w="5270"/>
+            <w:tcW w:type="dxa" w:w="3513"/>
           </w:tcPr>
           <w:p>
             <w:pPr>
@@ -5182,7 +5830,7 @@
         </w:tc>
         <w:tc>
           <w:tcPr>
-            <w:tcW w:type="dxa" w:w="5270"/>
+            <w:tcW w:type="dxa" w:w="3513"/>
           </w:tcPr>
           <w:p>
             <w:pPr>
@@ -5196,8 +5844,19 @@
                 <w:color w:val="F0F7F2"/>
                 <w:sz w:val="26"/>
               </w:rPr>
-              <w:t xml:space="preserve">offered no </w:t>
-            </w:r>
+              <w:t>offered no</w:t>
+            </w:r>
+          </w:p>
+        </w:tc>
+        <w:tc>
+          <w:tcPr>
+            <w:tcW w:type="dxa" w:w="3513"/>
+          </w:tcPr>
+          <w:p>
+            <w:pPr>
+              <w:spacing w:after="0"/>
+              <w:jc w:val="center"/>
+            </w:pPr>
             <w:r>
               <w:rPr>
                 <w:rFonts w:ascii="Calibri" w:hAnsi="Calibri" w:eastAsia="微软雅黑"/>
@@ -5222,7 +5881,7 @@
       <w:tr>
         <w:tc>
           <w:tcPr>
-            <w:tcW w:type="dxa" w:w="5270"/>
+            <w:tcW w:type="dxa" w:w="3513"/>
           </w:tcPr>
           <w:p>
             <w:pPr>
@@ -5242,7 +5901,7 @@
         </w:tc>
         <w:tc>
           <w:tcPr>
-            <w:tcW w:type="dxa" w:w="5270"/>
+            <w:tcW w:type="dxa" w:w="3513"/>
           </w:tcPr>
           <w:p>
             <w:pPr>
@@ -5258,6 +5917,17 @@
               </w:rPr>
               <w:t>没有提供（给他）</w:t>
             </w:r>
+          </w:p>
+        </w:tc>
+        <w:tc>
+          <w:tcPr>
+            <w:tcW w:type="dxa" w:w="3513"/>
+          </w:tcPr>
+          <w:p>
+            <w:pPr>
+              <w:spacing w:after="0"/>
+              <w:jc w:val="center"/>
+            </w:pPr>
             <w:r>
               <w:rPr>
                 <w:rFonts w:ascii="Calibri" w:hAnsi="Calibri" w:eastAsia="微软雅黑"/>
@@ -5742,13 +6412,15 @@
         </w:tblBorders>
       </w:tblPr>
       <w:tblGrid>
-        <w:gridCol w:w="5270"/>
-        <w:gridCol w:w="5270"/>
+        <w:gridCol w:w="2635"/>
+        <w:gridCol w:w="2635"/>
+        <w:gridCol w:w="2635"/>
+        <w:gridCol w:w="2635"/>
       </w:tblGrid>
       <w:tr>
         <w:tc>
           <w:tcPr>
-            <w:tcW w:type="dxa" w:w="5270"/>
+            <w:tcW w:type="dxa" w:w="2635"/>
           </w:tcPr>
           <w:p>
             <w:pPr>
@@ -5762,31 +6434,13 @@
                 <w:color w:val="F0F7F2"/>
                 <w:sz w:val="26"/>
               </w:rPr>
-              <w:t xml:space="preserve">His institute's </w:t>
-            </w:r>
-            <w:r>
-              <w:rPr>
-                <w:rFonts w:ascii="Calibri" w:hAnsi="Calibri" w:eastAsia="微软雅黑"/>
-                <w:b/>
-                <w:color w:val="FCA5A5"/>
-                <w:sz w:val="26"/>
-              </w:rPr>
-              <w:t>pesticide</w:t>
-            </w:r>
-            <w:r>
-              <w:rPr>
-                <w:rFonts w:ascii="Calibri" w:hAnsi="Calibri" w:eastAsia="微软雅黑"/>
-                <w:b w:val="0"/>
-                <w:color w:val="F0F7F2"/>
-                <w:sz w:val="26"/>
-              </w:rPr>
-              <w:t xml:space="preserve"> research</w:t>
+              <w:t>His institute's</w:t>
             </w:r>
           </w:p>
         </w:tc>
         <w:tc>
           <w:tcPr>
-            <w:tcW w:type="dxa" w:w="5270"/>
+            <w:tcW w:type="dxa" w:w="2635"/>
           </w:tcPr>
           <w:p>
             <w:pPr>
@@ -5796,11 +6450,60 @@
             <w:r>
               <w:rPr>
                 <w:rFonts w:ascii="Calibri" w:hAnsi="Calibri" w:eastAsia="微软雅黑"/>
+                <w:b/>
+                <w:color w:val="FCA5A5"/>
+                <w:sz w:val="26"/>
+              </w:rPr>
+              <w:t>pesticide</w:t>
+            </w:r>
+            <w:r>
+              <w:rPr>
+                <w:rFonts w:ascii="Calibri" w:hAnsi="Calibri" w:eastAsia="微软雅黑"/>
                 <w:b w:val="0"/>
                 <w:color w:val="F0F7F2"/>
                 <w:sz w:val="26"/>
               </w:rPr>
-              <w:t>had produced Zyklon.</w:t>
+              <w:t xml:space="preserve"> research</w:t>
+            </w:r>
+          </w:p>
+        </w:tc>
+        <w:tc>
+          <w:tcPr>
+            <w:tcW w:type="dxa" w:w="2635"/>
+          </w:tcPr>
+          <w:p>
+            <w:pPr>
+              <w:spacing w:after="0"/>
+              <w:jc w:val="center"/>
+            </w:pPr>
+            <w:r>
+              <w:rPr>
+                <w:rFonts w:ascii="Calibri" w:hAnsi="Calibri" w:eastAsia="微软雅黑"/>
+                <w:b w:val="0"/>
+                <w:color w:val="F0F7F2"/>
+                <w:sz w:val="26"/>
+              </w:rPr>
+              <w:t>had produced</w:t>
+            </w:r>
+          </w:p>
+        </w:tc>
+        <w:tc>
+          <w:tcPr>
+            <w:tcW w:type="dxa" w:w="2635"/>
+          </w:tcPr>
+          <w:p>
+            <w:pPr>
+              <w:spacing w:after="0"/>
+              <w:jc w:val="center"/>
+            </w:pPr>
+            <w:r>
+              <w:rPr>
+                <w:rFonts w:ascii="Calibri" w:hAnsi="Calibri" w:eastAsia="微软雅黑"/>
+                <w:b w:val="0"/>
+                <w:color w:val="F0F7F2"/>
+                <w:sz w:val="26"/>
+              </w:rPr>
+              <w:t>Zyklon.</w:t>
             </w:r>
           </w:p>
         </w:tc>
@@ -5808,7 +6511,7 @@
       <w:tr>
         <w:tc>
           <w:tcPr>
-            <w:tcW w:type="dxa" w:w="5270"/>
+            <w:tcW w:type="dxa" w:w="2635"/>
           </w:tcPr>
           <w:p>
             <w:pPr>
@@ -5824,47 +6527,11 @@
               </w:rPr>
               <w:t>他研究所的</w:t>
             </w:r>
-            <w:r>
-              <w:rPr>
-                <w:rFonts w:ascii="Calibri" w:hAnsi="Calibri" w:eastAsia="微软雅黑"/>
-                <w:b w:val="0"/>
-                <w:color w:val="AAC4B6"/>
-                <w:sz w:val="21"/>
-              </w:rPr>
-              <w:t xml:space="preserve"> </w:t>
-            </w:r>
-            <w:r>
-              <w:rPr>
-                <w:rFonts w:ascii="Calibri" w:hAnsi="Calibri" w:eastAsia="微软雅黑"/>
-                <w:b/>
-                <w:color w:val="FCA5A5"/>
-                <w:sz w:val="21"/>
-              </w:rPr>
-              <w:t>杀虫剂</w:t>
-            </w:r>
-            <w:r>
-              <w:rPr>
-                <w:rFonts w:ascii="Calibri" w:hAnsi="Calibri" w:eastAsia="微软雅黑"/>
-                <w:b w:val="0"/>
-                <w:color w:val="AAC4B6"/>
-                <w:sz w:val="21"/>
-              </w:rPr>
-              <w:t xml:space="preserve"> </w:t>
-            </w:r>
-            <w:r>
-              <w:rPr>
-                <w:rFonts w:ascii="Calibri" w:hAnsi="Calibri" w:eastAsia="微软雅黑"/>
-                <w:b w:val="0"/>
-                <w:color w:val="AAC4B6"/>
-                <w:sz w:val="21"/>
-              </w:rPr>
-              <w:t>研究</w:t>
-            </w:r>
           </w:p>
         </w:tc>
         <w:tc>
           <w:tcPr>
-            <w:tcW w:type="dxa" w:w="5270"/>
+            <w:tcW w:type="dxa" w:w="2635"/>
           </w:tcPr>
           <w:p>
             <w:pPr>
@@ -5874,11 +6541,69 @@
             <w:r>
               <w:rPr>
                 <w:rFonts w:ascii="Calibri" w:hAnsi="Calibri" w:eastAsia="微软雅黑"/>
+                <w:b/>
+                <w:color w:val="FCA5A5"/>
+                <w:sz w:val="21"/>
+              </w:rPr>
+              <w:t>杀虫剂</w:t>
+            </w:r>
+            <w:r>
+              <w:rPr>
+                <w:rFonts w:ascii="Calibri" w:hAnsi="Calibri" w:eastAsia="微软雅黑"/>
                 <w:b w:val="0"/>
                 <w:color w:val="AAC4B6"/>
                 <w:sz w:val="21"/>
               </w:rPr>
-              <w:t>曾催生了齐克隆。</w:t>
+              <w:t xml:space="preserve"> </w:t>
+            </w:r>
+            <w:r>
+              <w:rPr>
+                <w:rFonts w:ascii="Calibri" w:hAnsi="Calibri" w:eastAsia="微软雅黑"/>
+                <w:b w:val="0"/>
+                <w:color w:val="AAC4B6"/>
+                <w:sz w:val="21"/>
+              </w:rPr>
+              <w:t>研究</w:t>
+            </w:r>
+          </w:p>
+        </w:tc>
+        <w:tc>
+          <w:tcPr>
+            <w:tcW w:type="dxa" w:w="2635"/>
+          </w:tcPr>
+          <w:p>
+            <w:pPr>
+              <w:spacing w:after="0"/>
+              <w:jc w:val="center"/>
+            </w:pPr>
+            <w:r>
+              <w:rPr>
+                <w:rFonts w:ascii="Calibri" w:hAnsi="Calibri" w:eastAsia="微软雅黑"/>
+                <w:b w:val="0"/>
+                <w:color w:val="AAC4B6"/>
+                <w:sz w:val="21"/>
+              </w:rPr>
+              <w:t>曾催生了</w:t>
+            </w:r>
+          </w:p>
+        </w:tc>
+        <w:tc>
+          <w:tcPr>
+            <w:tcW w:type="dxa" w:w="2635"/>
+          </w:tcPr>
+          <w:p>
+            <w:pPr>
+              <w:spacing w:after="0"/>
+              <w:jc w:val="center"/>
+            </w:pPr>
+            <w:r>
+              <w:rPr>
+                <w:rFonts w:ascii="Calibri" w:hAnsi="Calibri" w:eastAsia="微软雅黑"/>
+                <w:b w:val="0"/>
+                <w:color w:val="AAC4B6"/>
+                <w:sz w:val="21"/>
+              </w:rPr>
+              <w:t>齐克隆。</w:t>
             </w:r>
           </w:p>
         </w:tc>
@@ -5905,13 +6630,15 @@
         </w:tblBorders>
       </w:tblPr>
       <w:tblGrid>
-        <w:gridCol w:w="5270"/>
-        <w:gridCol w:w="5270"/>
+        <w:gridCol w:w="2635"/>
+        <w:gridCol w:w="2635"/>
+        <w:gridCol w:w="2635"/>
+        <w:gridCol w:w="2635"/>
       </w:tblGrid>
       <w:tr>
         <w:tc>
           <w:tcPr>
-            <w:tcW w:type="dxa" w:w="5270"/>
+            <w:tcW w:type="dxa" w:w="2635"/>
           </w:tcPr>
           <w:p>
             <w:pPr>
@@ -5943,13 +6670,13 @@
                 <w:color w:val="F0F7F2"/>
                 <w:sz w:val="26"/>
               </w:rPr>
-              <w:t>, Zyklon B,</w:t>
+              <w:t>,</w:t>
             </w:r>
           </w:p>
         </w:tc>
         <w:tc>
           <w:tcPr>
-            <w:tcW w:type="dxa" w:w="5270"/>
+            <w:tcW w:type="dxa" w:w="2635"/>
           </w:tcPr>
           <w:p>
             <w:pPr>
@@ -5963,7 +6690,47 @@
                 <w:color w:val="F0F7F2"/>
                 <w:sz w:val="26"/>
               </w:rPr>
-              <w:t>was used in Nazi death camps,</w:t>
+              <w:t>Zyklon B,</w:t>
+            </w:r>
+          </w:p>
+        </w:tc>
+        <w:tc>
+          <w:tcPr>
+            <w:tcW w:type="dxa" w:w="2635"/>
+          </w:tcPr>
+          <w:p>
+            <w:pPr>
+              <w:spacing w:after="0"/>
+              <w:jc w:val="center"/>
+            </w:pPr>
+            <w:r>
+              <w:rPr>
+                <w:rFonts w:ascii="Calibri" w:hAnsi="Calibri" w:eastAsia="微软雅黑"/>
+                <w:b w:val="0"/>
+                <w:color w:val="F0F7F2"/>
+                <w:sz w:val="26"/>
+              </w:rPr>
+              <w:t>was used</w:t>
+            </w:r>
+          </w:p>
+        </w:tc>
+        <w:tc>
+          <w:tcPr>
+            <w:tcW w:type="dxa" w:w="2635"/>
+          </w:tcPr>
+          <w:p>
+            <w:pPr>
+              <w:spacing w:after="0"/>
+              <w:jc w:val="center"/>
+            </w:pPr>
+            <w:r>
+              <w:rPr>
+                <w:rFonts w:ascii="Calibri" w:hAnsi="Calibri" w:eastAsia="微软雅黑"/>
+                <w:b w:val="0"/>
+                <w:color w:val="F0F7F2"/>
+                <w:sz w:val="26"/>
+              </w:rPr>
+              <w:t>in Nazi death camps,</w:t>
             </w:r>
           </w:p>
         </w:tc>
@@ -5971,7 +6738,7 @@
       <w:tr>
         <w:tc>
           <w:tcPr>
-            <w:tcW w:type="dxa" w:w="5270"/>
+            <w:tcW w:type="dxa" w:w="2635"/>
           </w:tcPr>
           <w:p>
             <w:pPr>
@@ -6005,29 +6772,11 @@
               </w:rPr>
               <w:t>变体</w:t>
             </w:r>
-            <w:r>
-              <w:rPr>
-                <w:rFonts w:ascii="Calibri" w:hAnsi="Calibri" w:eastAsia="微软雅黑"/>
-                <w:b w:val="0"/>
-                <w:color w:val="AAC4B6"/>
-                <w:sz w:val="21"/>
-              </w:rPr>
-              <w:t xml:space="preserve"> </w:t>
-            </w:r>
-            <w:r>
-              <w:rPr>
-                <w:rFonts w:ascii="Calibri" w:hAnsi="Calibri" w:eastAsia="微软雅黑"/>
-                <w:b w:val="0"/>
-                <w:color w:val="AAC4B6"/>
-                <w:sz w:val="21"/>
-              </w:rPr>
-              <w:t>齐克隆B</w:t>
-            </w:r>
           </w:p>
         </w:tc>
         <w:tc>
           <w:tcPr>
-            <w:tcW w:type="dxa" w:w="5270"/>
+            <w:tcW w:type="dxa" w:w="2635"/>
           </w:tcPr>
           <w:p>
             <w:pPr>
@@ -6041,7 +6790,47 @@
                 <w:color w:val="AAC4B6"/>
                 <w:sz w:val="21"/>
               </w:rPr>
-              <w:t>被用于纳粹死亡营，</w:t>
+              <w:t>齐克隆B</w:t>
+            </w:r>
+          </w:p>
+        </w:tc>
+        <w:tc>
+          <w:tcPr>
+            <w:tcW w:type="dxa" w:w="2635"/>
+          </w:tcPr>
+          <w:p>
+            <w:pPr>
+              <w:spacing w:after="0"/>
+              <w:jc w:val="center"/>
+            </w:pPr>
+            <w:r>
+              <w:rPr>
+                <w:rFonts w:ascii="Calibri" w:hAnsi="Calibri" w:eastAsia="微软雅黑"/>
+                <w:b w:val="0"/>
+                <w:color w:val="AAC4B6"/>
+                <w:sz w:val="21"/>
+              </w:rPr>
+              <w:t>被用于</w:t>
+            </w:r>
+          </w:p>
+        </w:tc>
+        <w:tc>
+          <w:tcPr>
+            <w:tcW w:type="dxa" w:w="2635"/>
+          </w:tcPr>
+          <w:p>
+            <w:pPr>
+              <w:spacing w:after="0"/>
+              <w:jc w:val="center"/>
+            </w:pPr>
+            <w:r>
+              <w:rPr>
+                <w:rFonts w:ascii="Calibri" w:hAnsi="Calibri" w:eastAsia="微软雅黑"/>
+                <w:b w:val="0"/>
+                <w:color w:val="AAC4B6"/>
+                <w:sz w:val="21"/>
+              </w:rPr>
+              <w:t>纳粹死亡营，</w:t>
             </w:r>
           </w:p>
         </w:tc>
@@ -6148,13 +6937,14 @@
         </w:tblBorders>
       </w:tblPr>
       <w:tblGrid>
-        <w:gridCol w:w="5270"/>
-        <w:gridCol w:w="5270"/>
+        <w:gridCol w:w="3513"/>
+        <w:gridCol w:w="3513"/>
+        <w:gridCol w:w="3513"/>
       </w:tblGrid>
       <w:tr>
         <w:tc>
           <w:tcPr>
-            <w:tcW w:type="dxa" w:w="5270"/>
+            <w:tcW w:type="dxa" w:w="3513"/>
           </w:tcPr>
           <w:p>
             <w:pPr>
@@ -6210,7 +7000,7 @@
         </w:tc>
         <w:tc>
           <w:tcPr>
-            <w:tcW w:type="dxa" w:w="5270"/>
+            <w:tcW w:type="dxa" w:w="3513"/>
           </w:tcPr>
           <w:p>
             <w:pPr>
@@ -6235,6 +7025,17 @@
               </w:rPr>
               <w:t>passed through</w:t>
             </w:r>
+          </w:p>
+        </w:tc>
+        <w:tc>
+          <w:tcPr>
+            <w:tcW w:type="dxa" w:w="3513"/>
+          </w:tcPr>
+          <w:p>
+            <w:pPr>
+              <w:spacing w:after="0"/>
+              <w:jc w:val="center"/>
+            </w:pPr>
             <w:r>
               <w:rPr>
                 <w:rFonts w:ascii="Calibri" w:hAnsi="Calibri" w:eastAsia="微软雅黑"/>
@@ -6242,7 +7043,7 @@
                 <w:color w:val="F0F7F2"/>
                 <w:sz w:val="26"/>
               </w:rPr>
-              <w:t xml:space="preserve"> a Haber-Bosch factory,</w:t>
+              <w:t>a Haber-Bosch factory,</w:t>
             </w:r>
           </w:p>
         </w:tc>
@@ -6250,7 +7051,7 @@
       <w:tr>
         <w:tc>
           <w:tcPr>
-            <w:tcW w:type="dxa" w:w="5270"/>
+            <w:tcW w:type="dxa" w:w="3513"/>
           </w:tcPr>
           <w:p>
             <w:pPr>
@@ -6333,7 +7134,7 @@
         </w:tc>
         <w:tc>
           <w:tcPr>
-            <w:tcW w:type="dxa" w:w="5270"/>
+            <w:tcW w:type="dxa" w:w="3513"/>
           </w:tcPr>
           <w:p>
             <w:pPr>
@@ -6367,15 +7168,17 @@
               </w:rPr>
               <w:t>经过了</w:t>
             </w:r>
-            <w:r>
-              <w:rPr>
-                <w:rFonts w:ascii="Calibri" w:hAnsi="Calibri" w:eastAsia="微软雅黑"/>
-                <w:b w:val="0"/>
-                <w:color w:val="AAC4B6"/>
-                <w:sz w:val="21"/>
-              </w:rPr>
-              <w:t xml:space="preserve"> </w:t>
-            </w:r>
+          </w:p>
+        </w:tc>
+        <w:tc>
+          <w:tcPr>
+            <w:tcW w:type="dxa" w:w="3513"/>
+          </w:tcPr>
+          <w:p>
+            <w:pPr>
+              <w:spacing w:after="0"/>
+              <w:jc w:val="center"/>
+            </w:pPr>
             <w:r>
               <w:rPr>
                 <w:rFonts w:ascii="Calibri" w:hAnsi="Calibri" w:eastAsia="微软雅黑"/>
@@ -6419,14 +7222,16 @@
         </w:tblBorders>
       </w:tblPr>
       <w:tblGrid>
-        <w:gridCol w:w="3513"/>
-        <w:gridCol w:w="3513"/>
-        <w:gridCol w:w="3513"/>
+        <w:gridCol w:w="2108"/>
+        <w:gridCol w:w="2108"/>
+        <w:gridCol w:w="2108"/>
+        <w:gridCol w:w="2108"/>
+        <w:gridCol w:w="2108"/>
       </w:tblGrid>
       <w:tr>
         <w:tc>
           <w:tcPr>
-            <w:tcW w:type="dxa" w:w="3513"/>
+            <w:tcW w:type="dxa" w:w="2108"/>
           </w:tcPr>
           <w:p>
             <w:pPr>
@@ -6446,7 +7251,7 @@
         </w:tc>
         <w:tc>
           <w:tcPr>
-            <w:tcW w:type="dxa" w:w="3513"/>
+            <w:tcW w:type="dxa" w:w="2108"/>
           </w:tcPr>
           <w:p>
             <w:pPr>
@@ -6466,7 +7271,7 @@
         </w:tc>
         <w:tc>
           <w:tcPr>
-            <w:tcW w:type="dxa" w:w="3513"/>
+            <w:tcW w:type="dxa" w:w="2108"/>
           </w:tcPr>
           <w:p>
             <w:pPr>
@@ -6480,7 +7285,47 @@
                 <w:color w:val="F0F7F2"/>
                 <w:sz w:val="26"/>
               </w:rPr>
-              <w:t>carries a little of Haber's chemistry.</w:t>
+              <w:t>carries</w:t>
+            </w:r>
+          </w:p>
+        </w:tc>
+        <w:tc>
+          <w:tcPr>
+            <w:tcW w:type="dxa" w:w="2108"/>
+          </w:tcPr>
+          <w:p>
+            <w:pPr>
+              <w:spacing w:after="0"/>
+              <w:jc w:val="center"/>
+            </w:pPr>
+            <w:r>
+              <w:rPr>
+                <w:rFonts w:ascii="Calibri" w:hAnsi="Calibri" w:eastAsia="微软雅黑"/>
+                <w:b w:val="0"/>
+                <w:color w:val="F0F7F2"/>
+                <w:sz w:val="26"/>
+              </w:rPr>
+              <w:t>a little</w:t>
+            </w:r>
+          </w:p>
+        </w:tc>
+        <w:tc>
+          <w:tcPr>
+            <w:tcW w:type="dxa" w:w="2108"/>
+          </w:tcPr>
+          <w:p>
+            <w:pPr>
+              <w:spacing w:after="0"/>
+              <w:jc w:val="center"/>
+            </w:pPr>
+            <w:r>
+              <w:rPr>
+                <w:rFonts w:ascii="Calibri" w:hAnsi="Calibri" w:eastAsia="微软雅黑"/>
+                <w:b w:val="0"/>
+                <w:color w:val="F0F7F2"/>
+                <w:sz w:val="26"/>
+              </w:rPr>
+              <w:t>of Haber's chemistry.</w:t>
             </w:r>
           </w:p>
         </w:tc>
@@ -6488,7 +7333,7 @@
       <w:tr>
         <w:tc>
           <w:tcPr>
-            <w:tcW w:type="dxa" w:w="3513"/>
+            <w:tcW w:type="dxa" w:w="2108"/>
           </w:tcPr>
           <w:p>
             <w:pPr>
@@ -6508,7 +7353,7 @@
         </w:tc>
         <w:tc>
           <w:tcPr>
-            <w:tcW w:type="dxa" w:w="3513"/>
+            <w:tcW w:type="dxa" w:w="2108"/>
           </w:tcPr>
           <w:p>
             <w:pPr>
@@ -6528,7 +7373,7 @@
         </w:tc>
         <w:tc>
           <w:tcPr>
-            <w:tcW w:type="dxa" w:w="3513"/>
+            <w:tcW w:type="dxa" w:w="2108"/>
           </w:tcPr>
           <w:p>
             <w:pPr>
@@ -6542,7 +7387,47 @@
                 <w:color w:val="AAC4B6"/>
                 <w:sz w:val="21"/>
               </w:rPr>
-              <w:t>体内都携带着一点哈伯的化学。</w:t>
+              <w:t>体内都携带着</w:t>
+            </w:r>
+          </w:p>
+        </w:tc>
+        <w:tc>
+          <w:tcPr>
+            <w:tcW w:type="dxa" w:w="2108"/>
+          </w:tcPr>
+          <w:p>
+            <w:pPr>
+              <w:spacing w:after="0"/>
+              <w:jc w:val="center"/>
+            </w:pPr>
+            <w:r>
+              <w:rPr>
+                <w:rFonts w:ascii="Calibri" w:hAnsi="Calibri" w:eastAsia="微软雅黑"/>
+                <w:b w:val="0"/>
+                <w:color w:val="AAC4B6"/>
+                <w:sz w:val="21"/>
+              </w:rPr>
+              <w:t>一点</w:t>
+            </w:r>
+          </w:p>
+        </w:tc>
+        <w:tc>
+          <w:tcPr>
+            <w:tcW w:type="dxa" w:w="2108"/>
+          </w:tcPr>
+          <w:p>
+            <w:pPr>
+              <w:spacing w:after="0"/>
+              <w:jc w:val="center"/>
+            </w:pPr>
+            <w:r>
+              <w:rPr>
+                <w:rFonts w:ascii="Calibri" w:hAnsi="Calibri" w:eastAsia="微软雅黑"/>
+                <w:b w:val="0"/>
+                <w:color w:val="AAC4B6"/>
+                <w:sz w:val="21"/>
+              </w:rPr>
+              <w:t>哈伯的化学。</w:t>
             </w:r>
           </w:p>
         </w:tc>

--- a/视频/对照文本/16-文本.docx
+++ b/视频/对照文本/16-文本.docx
@@ -2283,14 +2283,15 @@
         </w:tblBorders>
       </w:tblPr>
       <w:tblGrid>
-        <w:gridCol w:w="3513"/>
-        <w:gridCol w:w="3513"/>
-        <w:gridCol w:w="3513"/>
+        <w:gridCol w:w="2635"/>
+        <w:gridCol w:w="2635"/>
+        <w:gridCol w:w="2635"/>
+        <w:gridCol w:w="2635"/>
       </w:tblGrid>
       <w:tr>
         <w:tc>
           <w:tcPr>
-            <w:tcW w:type="dxa" w:w="3513"/>
+            <w:tcW w:type="dxa" w:w="2635"/>
           </w:tcPr>
           <w:p>
             <w:pPr>
@@ -2310,7 +2311,7 @@
         </w:tc>
         <w:tc>
           <w:tcPr>
-            <w:tcW w:type="dxa" w:w="3513"/>
+            <w:tcW w:type="dxa" w:w="2635"/>
           </w:tcPr>
           <w:p>
             <w:pPr>
@@ -2326,29 +2327,11 @@
               </w:rPr>
               <w:t>stony</w:t>
             </w:r>
-            <w:r>
-              <w:rPr>
-                <w:rFonts w:ascii="Calibri" w:hAnsi="Calibri" w:eastAsia="微软雅黑"/>
-                <w:b w:val="0"/>
-                <w:color w:val="F0F7F2"/>
-                <w:sz w:val="26"/>
-              </w:rPr>
-              <w:t xml:space="preserve"> </w:t>
-            </w:r>
-            <w:r>
-              <w:rPr>
-                <w:rFonts w:ascii="Calibri" w:hAnsi="Calibri" w:eastAsia="微软雅黑"/>
-                <w:b/>
-                <w:color w:val="FBBF24"/>
-                <w:sz w:val="26"/>
-              </w:rPr>
-              <w:t>soils</w:t>
-            </w:r>
           </w:p>
         </w:tc>
         <w:tc>
           <w:tcPr>
-            <w:tcW w:type="dxa" w:w="3513"/>
+            <w:tcW w:type="dxa" w:w="2635"/>
           </w:tcPr>
           <w:p>
             <w:pPr>
@@ -2358,6 +2341,26 @@
             <w:r>
               <w:rPr>
                 <w:rFonts w:ascii="Calibri" w:hAnsi="Calibri" w:eastAsia="微软雅黑"/>
+                <w:b/>
+                <w:color w:val="FBBF24"/>
+                <w:sz w:val="26"/>
+              </w:rPr>
+              <w:t>soils</w:t>
+            </w:r>
+          </w:p>
+        </w:tc>
+        <w:tc>
+          <w:tcPr>
+            <w:tcW w:type="dxa" w:w="2635"/>
+          </w:tcPr>
+          <w:p>
+            <w:pPr>
+              <w:spacing w:after="0"/>
+              <w:jc w:val="center"/>
+            </w:pPr>
+            <w:r>
+              <w:rPr>
+                <w:rFonts w:ascii="Calibri" w:hAnsi="Calibri" w:eastAsia="微软雅黑"/>
                 <w:b w:val="0"/>
                 <w:color w:val="F0F7F2"/>
                 <w:sz w:val="26"/>
@@ -2388,7 +2391,7 @@
       <w:tr>
         <w:tc>
           <w:tcPr>
-            <w:tcW w:type="dxa" w:w="3513"/>
+            <w:tcW w:type="dxa" w:w="2635"/>
           </w:tcPr>
           <w:p>
             <w:pPr>
@@ -2426,7 +2429,7 @@
         </w:tc>
         <w:tc>
           <w:tcPr>
-            <w:tcW w:type="dxa" w:w="3513"/>
+            <w:tcW w:type="dxa" w:w="2635"/>
           </w:tcPr>
           <w:p>
             <w:pPr>
@@ -2442,38 +2445,40 @@
               </w:rPr>
               <w:t>多石的</w:t>
             </w:r>
-            <w:r>
-              <w:rPr>
-                <w:rFonts w:ascii="Calibri" w:hAnsi="Calibri" w:eastAsia="微软雅黑"/>
-                <w:b w:val="0"/>
-                <w:color w:val="AAC4B6"/>
-                <w:sz w:val="21"/>
-              </w:rPr>
-              <w:t xml:space="preserve"> </w:t>
-            </w:r>
-            <w:r>
-              <w:rPr>
-                <w:rFonts w:ascii="Calibri" w:hAnsi="Calibri" w:eastAsia="微软雅黑"/>
-                <w:b/>
-                <w:color w:val="FBBF24"/>
-                <w:sz w:val="21"/>
-              </w:rPr>
-              <w:t>土壤</w:t>
-            </w:r>
-            <w:r>
-              <w:rPr>
-                <w:rFonts w:ascii="Calibri" w:hAnsi="Calibri" w:eastAsia="微软雅黑"/>
-                <w:b w:val="0"/>
-                <w:color w:val="AAC4B6"/>
-                <w:sz w:val="21"/>
-              </w:rPr>
-              <w:t>，</w:t>
-            </w:r>
           </w:p>
         </w:tc>
         <w:tc>
           <w:tcPr>
-            <w:tcW w:type="dxa" w:w="3513"/>
+            <w:tcW w:type="dxa" w:w="2635"/>
+          </w:tcPr>
+          <w:p>
+            <w:pPr>
+              <w:spacing w:after="0"/>
+              <w:jc w:val="center"/>
+            </w:pPr>
+            <w:r>
+              <w:rPr>
+                <w:rFonts w:ascii="Calibri" w:hAnsi="Calibri" w:eastAsia="微软雅黑"/>
+                <w:b/>
+                <w:color w:val="FBBF24"/>
+                <w:sz w:val="21"/>
+              </w:rPr>
+              <w:t>土壤</w:t>
+            </w:r>
+            <w:r>
+              <w:rPr>
+                <w:rFonts w:ascii="Calibri" w:hAnsi="Calibri" w:eastAsia="微软雅黑"/>
+                <w:b w:val="0"/>
+                <w:color w:val="AAC4B6"/>
+                <w:sz w:val="21"/>
+              </w:rPr>
+              <w:t>，</w:t>
+            </w:r>
+          </w:p>
+        </w:tc>
+        <w:tc>
+          <w:tcPr>
+            <w:tcW w:type="dxa" w:w="2635"/>
           </w:tcPr>
           <w:p>
             <w:pPr>
@@ -2554,17 +2559,18 @@
         </w:tblBorders>
       </w:tblPr>
       <w:tblGrid>
-        <w:gridCol w:w="1757"/>
-        <w:gridCol w:w="1757"/>
-        <w:gridCol w:w="1757"/>
-        <w:gridCol w:w="1757"/>
-        <w:gridCol w:w="1757"/>
-        <w:gridCol w:w="1757"/>
+        <w:gridCol w:w="1506"/>
+        <w:gridCol w:w="1506"/>
+        <w:gridCol w:w="1506"/>
+        <w:gridCol w:w="1506"/>
+        <w:gridCol w:w="1506"/>
+        <w:gridCol w:w="1506"/>
+        <w:gridCol w:w="1506"/>
       </w:tblGrid>
       <w:tr>
         <w:tc>
           <w:tcPr>
-            <w:tcW w:type="dxa" w:w="1757"/>
+            <w:tcW w:type="dxa" w:w="1506"/>
           </w:tcPr>
           <w:p>
             <w:pPr>
@@ -2584,7 +2590,7 @@
         </w:tc>
         <w:tc>
           <w:tcPr>
-            <w:tcW w:type="dxa" w:w="1757"/>
+            <w:tcW w:type="dxa" w:w="1506"/>
           </w:tcPr>
           <w:p>
             <w:pPr>
@@ -2604,7 +2610,7 @@
         </w:tc>
         <w:tc>
           <w:tcPr>
-            <w:tcW w:type="dxa" w:w="1757"/>
+            <w:tcW w:type="dxa" w:w="1506"/>
           </w:tcPr>
           <w:p>
             <w:pPr>
@@ -2624,7 +2630,7 @@
         </w:tc>
         <w:tc>
           <w:tcPr>
-            <w:tcW w:type="dxa" w:w="1757"/>
+            <w:tcW w:type="dxa" w:w="1506"/>
           </w:tcPr>
           <w:p>
             <w:pPr>
@@ -2644,7 +2650,7 @@
         </w:tc>
         <w:tc>
           <w:tcPr>
-            <w:tcW w:type="dxa" w:w="1757"/>
+            <w:tcW w:type="dxa" w:w="1506"/>
           </w:tcPr>
           <w:p>
             <w:pPr>
@@ -2660,29 +2666,11 @@
               </w:rPr>
               <w:t>manure</w:t>
             </w:r>
-            <w:r>
-              <w:rPr>
-                <w:rFonts w:ascii="Calibri" w:hAnsi="Calibri" w:eastAsia="微软雅黑"/>
-                <w:b w:val="0"/>
-                <w:color w:val="F0F7F2"/>
-                <w:sz w:val="26"/>
-              </w:rPr>
-              <w:t xml:space="preserve"> </w:t>
-            </w:r>
-            <w:r>
-              <w:rPr>
-                <w:rFonts w:ascii="Calibri" w:hAnsi="Calibri" w:eastAsia="微软雅黑"/>
-                <w:b/>
-                <w:color w:val="FB923C"/>
-                <w:sz w:val="26"/>
-              </w:rPr>
-              <w:t>heap</w:t>
-            </w:r>
           </w:p>
         </w:tc>
         <w:tc>
           <w:tcPr>
-            <w:tcW w:type="dxa" w:w="1757"/>
+            <w:tcW w:type="dxa" w:w="1506"/>
           </w:tcPr>
           <w:p>
             <w:pPr>
@@ -2692,6 +2680,26 @@
             <w:r>
               <w:rPr>
                 <w:rFonts w:ascii="Calibri" w:hAnsi="Calibri" w:eastAsia="微软雅黑"/>
+                <w:b/>
+                <w:color w:val="FB923C"/>
+                <w:sz w:val="26"/>
+              </w:rPr>
+              <w:t>heap</w:t>
+            </w:r>
+          </w:p>
+        </w:tc>
+        <w:tc>
+          <w:tcPr>
+            <w:tcW w:type="dxa" w:w="1506"/>
+          </w:tcPr>
+          <w:p>
+            <w:pPr>
+              <w:spacing w:after="0"/>
+              <w:jc w:val="center"/>
+            </w:pPr>
+            <w:r>
+              <w:rPr>
+                <w:rFonts w:ascii="Calibri" w:hAnsi="Calibri" w:eastAsia="微软雅黑"/>
                 <w:b w:val="0"/>
                 <w:color w:val="F0F7F2"/>
                 <w:sz w:val="26"/>
@@ -2704,7 +2712,7 @@
       <w:tr>
         <w:tc>
           <w:tcPr>
-            <w:tcW w:type="dxa" w:w="1757"/>
+            <w:tcW w:type="dxa" w:w="1506"/>
           </w:tcPr>
           <w:p>
             <w:pPr>
@@ -2724,7 +2732,7 @@
         </w:tc>
         <w:tc>
           <w:tcPr>
-            <w:tcW w:type="dxa" w:w="1757"/>
+            <w:tcW w:type="dxa" w:w="1506"/>
           </w:tcPr>
           <w:p>
             <w:pPr>
@@ -2762,7 +2770,7 @@
         </w:tc>
         <w:tc>
           <w:tcPr>
-            <w:tcW w:type="dxa" w:w="1757"/>
+            <w:tcW w:type="dxa" w:w="1506"/>
           </w:tcPr>
           <w:p>
             <w:pPr>
@@ -2791,7 +2799,7 @@
         </w:tc>
         <w:tc>
           <w:tcPr>
-            <w:tcW w:type="dxa" w:w="1757"/>
+            <w:tcW w:type="dxa" w:w="1506"/>
           </w:tcPr>
           <w:p>
             <w:pPr>
@@ -2811,7 +2819,7 @@
         </w:tc>
         <w:tc>
           <w:tcPr>
-            <w:tcW w:type="dxa" w:w="1757"/>
+            <w:tcW w:type="dxa" w:w="1506"/>
           </w:tcPr>
           <w:p>
             <w:pPr>
@@ -2845,29 +2853,31 @@
               </w:rPr>
               <w:t>垒成的</w:t>
             </w:r>
-            <w:r>
-              <w:rPr>
-                <w:rFonts w:ascii="Calibri" w:hAnsi="Calibri" w:eastAsia="微软雅黑"/>
-                <w:b w:val="0"/>
-                <w:color w:val="AAC4B6"/>
-                <w:sz w:val="21"/>
-              </w:rPr>
-              <w:t xml:space="preserve"> </w:t>
-            </w:r>
-            <w:r>
-              <w:rPr>
-                <w:rFonts w:ascii="Calibri" w:hAnsi="Calibri" w:eastAsia="微软雅黑"/>
-                <w:b/>
-                <w:color w:val="FB923C"/>
-                <w:sz w:val="21"/>
-              </w:rPr>
-              <w:t>肥堆</w:t>
-            </w:r>
           </w:p>
         </w:tc>
         <w:tc>
           <w:tcPr>
-            <w:tcW w:type="dxa" w:w="1757"/>
+            <w:tcW w:type="dxa" w:w="1506"/>
+          </w:tcPr>
+          <w:p>
+            <w:pPr>
+              <w:spacing w:after="0"/>
+              <w:jc w:val="center"/>
+            </w:pPr>
+            <w:r>
+              <w:rPr>
+                <w:rFonts w:ascii="Calibri" w:hAnsi="Calibri" w:eastAsia="微软雅黑"/>
+                <w:b/>
+                <w:color w:val="FB923C"/>
+                <w:sz w:val="21"/>
+              </w:rPr>
+              <w:t>肥堆</w:t>
+            </w:r>
+          </w:p>
+        </w:tc>
+        <w:tc>
+          <w:tcPr>
+            <w:tcW w:type="dxa" w:w="1506"/>
           </w:tcPr>
           <w:p>
             <w:pPr>
